--- a/generated_docs/Bitsauto_Routing_Features_Plan.docx
+++ b/generated_docs/Bitsauto_Routing_Features_Plan.docx
@@ -4,182 +4,526 @@
   <w:body>
     <w:p>
       <w:pPr>
-        <w:spacing w:after="200" w:before="0"/>
+        <w:spacing w:after="60" w:before="240"/>
       </w:pPr>
       <w:r>
         <w:rPr>
           <w:b/>
           <w:bCs/>
           <w:color w:val="00D4FF"/>
-          <w:sz w:val="56"/>
-          <w:szCs w:val="56"/>
-        </w:rPr>
-        <w:t xml:space="preserve">BITSAUTO MONITORING PLATFORM</w:t>
-      </w:r>
-    </w:p>
-    <w:p>
-      <w:pPr>
-        <w:spacing w:after="120"/>
+          <w:sz w:val="72"/>
+          <w:szCs w:val="72"/>
+        </w:rPr>
+        <w:t xml:space="preserve">BITSAUTO</w:t>
+      </w:r>
+      <w:r>
+        <w:rPr>
+          <w:b/>
+          <w:bCs/>
+          <w:color w:val="FFFFFF"/>
+          <w:sz w:val="72"/>
+          <w:szCs w:val="72"/>
+        </w:rPr>
+        <w:t xml:space="preserve">  MONITORING PLATFORM</w:t>
+      </w:r>
+    </w:p>
+    <w:p>
+      <w:pPr>
+        <w:spacing w:after="80"/>
       </w:pPr>
       <w:r>
         <w:rPr>
           <w:b/>
           <w:bCs/>
           <w:color w:val="FFD700"/>
-          <w:sz w:val="36"/>
-          <w:szCs w:val="36"/>
+          <w:sz w:val="40"/>
+          <w:szCs w:val="40"/>
         </w:rPr>
         <w:t xml:space="preserve">Sippy Routing Features — Implementation Plan</w:t>
       </w:r>
     </w:p>
     <w:p>
       <w:pPr>
-        <w:spacing w:after="80"/>
-      </w:pPr>
-      <w:r>
-        <w:rPr>
-          <w:color w:val="A0AEC0"/>
-          <w:sz w:val="20"/>
-          <w:szCs w:val="20"/>
-        </w:rPr>
-        <w:t xml:space="preserve">Generated: 23 April 2026</w:t>
+        <w:spacing w:after="60"/>
+      </w:pPr>
+      <w:r>
+        <w:rPr>
+          <w:b/>
+          <w:bCs/>
+          <w:color w:val="38BDF8"/>
+          <w:sz w:val="24"/>
+          <w:szCs w:val="24"/>
+        </w:rPr>
+        <w:t xml:space="preserve">9 Features  ·  6 High Value  ·  3 Medium Value</w:t>
+      </w:r>
+    </w:p>
+    <w:p>
+      <w:pPr>
+        <w:spacing w:after="40"/>
+      </w:pPr>
+      <w:r>
+        <w:rPr>
+          <w:color w:val="94A3B8"/>
+          <w:sz w:val="19"/>
+          <w:szCs w:val="19"/>
+        </w:rPr>
+        <w:t xml:space="preserve">Generated: 22 May 2026</w:t>
+      </w:r>
+    </w:p>
+    <w:p>
+      <w:pPr>
+        <w:spacing w:after="40"/>
+      </w:pPr>
+      <w:r>
+        <w:rPr>
+          <w:color w:val="CBD5E1"/>
+          <w:sz w:val="19"/>
+          <w:szCs w:val="19"/>
+        </w:rPr>
+        <w:t xml:space="preserve">Sippy XML-RPC API  ·  Local Routing Cache (15-min sync)  ·  PostgreSQL</w:t>
       </w:r>
     </w:p>
     <w:p>
       <w:pPr>
         <w:pBdr>
-          <w:bottom w:val="single" w:color="00D4FF" w:sz="6" w:space="1"/>
+          <w:bottom w:val="single" w:color="00D4FF" w:sz="12"/>
         </w:pBdr>
-        <w:spacing w:after="160" w:before="160"/>
-      </w:pPr>
-    </w:p>
-    <w:p>
-      <w:pPr>
-        <w:spacing w:after="80" w:before="80"/>
-      </w:pPr>
-    </w:p>
-    <w:p>
-      <w:pPr>
-        <w:spacing w:after="120"/>
-      </w:pPr>
-      <w:r>
-        <w:rPr>
-          <w:color w:val="E2E8F0"/>
-          <w:sz w:val="21"/>
-          <w:szCs w:val="21"/>
-        </w:rPr>
-        <w:t xml:space="preserve">This document covers all 9 routing features recommended for the Bitsauto Monitoring Platform. Features 1–6 are high-value (Sippy API fully supports them). Features 7–9 are medium-value. The platform's local routing cache (synced every 15 minutes from the Sippy XML-RPC API) powers most features without adding load to the live switch.</w:t>
-      </w:r>
-    </w:p>
-    <w:p>
-      <w:pPr>
-        <w:spacing w:after="80" w:before="80"/>
-      </w:pPr>
-    </w:p>
-    <w:p>
-      <w:pPr>
-        <w:pStyle w:val="Heading2"/>
-        <w:spacing w:after="140" w:before="400"/>
-      </w:pPr>
-      <w:r>
-        <w:rPr>
-          <w:b/>
-          <w:bCs/>
-          <w:color w:val="FFFFFF"/>
-          <w:sz w:val="34"/>
-          <w:szCs w:val="34"/>
-        </w:rPr>
-        <w:t xml:space="preserve">Legend</w:t>
-      </w:r>
-    </w:p>
-    <w:p>
-      <w:pPr>
-        <w:pStyle w:val="ListParagraph"/>
-        <w:numPr>
-          <w:ilvl w:val="0"/>
-          <w:numId w:val="1"/>
-        </w:numPr>
-        <w:spacing w:after="70"/>
-      </w:pPr>
-      <w:r>
-        <w:rPr>
-          <w:color w:val="10B981"/>
-          <w:sz w:val="19"/>
-          <w:szCs w:val="19"/>
-        </w:rPr>
-        <w:t xml:space="preserve">✔ IMPLEMENTED — feature is live in the platform</w:t>
-      </w:r>
-    </w:p>
-    <w:p>
-      <w:pPr>
-        <w:pStyle w:val="ListParagraph"/>
-        <w:numPr>
-          <w:ilvl w:val="0"/>
-          <w:numId w:val="1"/>
-        </w:numPr>
-        <w:spacing w:after="70"/>
-      </w:pPr>
-      <w:r>
-        <w:rPr>
-          <w:color w:val="F59E0B"/>
-          <w:sz w:val="19"/>
-          <w:szCs w:val="19"/>
-        </w:rPr>
-        <w:t xml:space="preserve">◑ PARTIAL — scaffolding or cache exists; UI/logic to complete</w:t>
-      </w:r>
-    </w:p>
-    <w:p>
-      <w:pPr>
-        <w:pStyle w:val="ListParagraph"/>
-        <w:numPr>
-          <w:ilvl w:val="0"/>
-          <w:numId w:val="1"/>
-        </w:numPr>
-        <w:spacing w:after="70"/>
-      </w:pPr>
-      <w:r>
-        <w:rPr>
-          <w:color w:val="F43F5E"/>
-          <w:sz w:val="19"/>
-          <w:szCs w:val="19"/>
-        </w:rPr>
-        <w:t xml:space="preserve">○ PLANNED — not yet started; effort estimate provided</w:t>
-      </w:r>
-    </w:p>
-    <w:p>
-      <w:pPr>
-        <w:spacing w:after="80" w:before="80"/>
-      </w:pPr>
-    </w:p>
-    <w:p>
-      <w:pPr>
-        <w:pStyle w:val="Heading2"/>
-        <w:spacing w:after="140" w:before="400"/>
-      </w:pPr>
-      <w:r>
-        <w:rPr>
-          <w:b/>
-          <w:bCs/>
-          <w:color w:val="FFFFFF"/>
-          <w:sz w:val="34"/>
-          <w:szCs w:val="34"/>
-        </w:rPr>
-        <w:t xml:space="preserve">Summary — All 9 Features</w:t>
-      </w:r>
-    </w:p>
-    <w:p>
-      <w:pPr>
-        <w:spacing w:after="80" w:before="40"/>
+        <w:spacing w:after="360" w:before="200"/>
       </w:pPr>
     </w:p>
     <w:tbl>
       <w:tblPr>
         <w:tblW w:type="pct" w:w="100%"/>
         <w:tblBorders>
-          <w:top w:val="single" w:color="4A5568" w:sz="4"/>
-          <w:left w:val="single" w:color="4A5568" w:sz="4"/>
-          <w:bottom w:val="single" w:color="4A5568" w:sz="4"/>
-          <w:right w:val="single" w:color="4A5568" w:sz="4"/>
+          <w:top w:val="none" w:color="FFFFFF" w:sz="0"/>
+          <w:left w:val="none" w:color="FFFFFF" w:sz="0"/>
+          <w:bottom w:val="none" w:color="FFFFFF" w:sz="0"/>
+          <w:right w:val="none" w:color="FFFFFF" w:sz="0"/>
+          <w:insideH w:val="single" w:color="auto" w:sz="4"/>
+          <w:insideV w:val="single" w:color="auto" w:sz="4"/>
+        </w:tblBorders>
+      </w:tblPr>
+      <w:tblGrid>
+        <w:gridCol w:w="100"/>
+        <w:gridCol w:w="100"/>
+        <w:gridCol w:w="100"/>
+        <w:gridCol w:w="100"/>
+        <w:gridCol w:w="100"/>
+        <w:gridCol w:w="100"/>
+      </w:tblGrid>
+      <w:tr>
+        <w:tc>
+          <w:tcPr>
+            <w:tcW w:type="pct" w:w="16%"/>
+            <w:shd w:fill="112240" w:color="112240" w:val="solid"/>
+          </w:tcPr>
+          <w:p>
+            <w:pPr>
+              <w:spacing w:after="20" w:before="120"/>
+              <w:jc w:val="center"/>
+            </w:pPr>
+            <w:r>
+              <w:rPr>
+                <w:b/>
+                <w:bCs/>
+                <w:color w:val="00D4FF"/>
+                <w:sz w:val="44"/>
+                <w:szCs w:val="44"/>
+              </w:rPr>
+              <w:t xml:space="preserve">9</w:t>
+            </w:r>
+          </w:p>
+          <w:p>
+            <w:pPr>
+              <w:spacing w:after="120" w:before="0"/>
+              <w:jc w:val="center"/>
+            </w:pPr>
+            <w:r>
+              <w:rPr>
+                <w:color w:val="94A3B8"/>
+                <w:sz w:val="17"/>
+                <w:szCs w:val="17"/>
+              </w:rPr>
+              <w:t xml:space="preserve">Total Features</w:t>
+            </w:r>
+          </w:p>
+        </w:tc>
+        <w:tc>
+          <w:tcPr>
+            <w:tcW w:type="pct" w:w="16%"/>
+            <w:shd w:fill="112240" w:color="112240" w:val="solid"/>
+          </w:tcPr>
+          <w:p>
+            <w:pPr>
+              <w:spacing w:after="20" w:before="120"/>
+              <w:jc w:val="center"/>
+            </w:pPr>
+            <w:r>
+              <w:rPr>
+                <w:b/>
+                <w:bCs/>
+                <w:color w:val="38BDF8"/>
+                <w:sz w:val="44"/>
+                <w:szCs w:val="44"/>
+              </w:rPr>
+              <w:t xml:space="preserve">6</w:t>
+            </w:r>
+          </w:p>
+          <w:p>
+            <w:pPr>
+              <w:spacing w:after="120" w:before="0"/>
+              <w:jc w:val="center"/>
+            </w:pPr>
+            <w:r>
+              <w:rPr>
+                <w:color w:val="94A3B8"/>
+                <w:sz w:val="17"/>
+                <w:szCs w:val="17"/>
+              </w:rPr>
+              <w:t xml:space="preserve">High Value</w:t>
+            </w:r>
+          </w:p>
+        </w:tc>
+        <w:tc>
+          <w:tcPr>
+            <w:tcW w:type="pct" w:w="16%"/>
+            <w:shd w:fill="112240" w:color="112240" w:val="solid"/>
+          </w:tcPr>
+          <w:p>
+            <w:pPr>
+              <w:spacing w:after="20" w:before="120"/>
+              <w:jc w:val="center"/>
+            </w:pPr>
+            <w:r>
+              <w:rPr>
+                <w:b/>
+                <w:bCs/>
+                <w:color w:val="F59E0B"/>
+                <w:sz w:val="44"/>
+                <w:szCs w:val="44"/>
+              </w:rPr>
+              <w:t xml:space="preserve">3</w:t>
+            </w:r>
+          </w:p>
+          <w:p>
+            <w:pPr>
+              <w:spacing w:after="120" w:before="0"/>
+              <w:jc w:val="center"/>
+            </w:pPr>
+            <w:r>
+              <w:rPr>
+                <w:color w:val="94A3B8"/>
+                <w:sz w:val="17"/>
+                <w:szCs w:val="17"/>
+              </w:rPr>
+              <w:t xml:space="preserve">Medium Value</w:t>
+            </w:r>
+          </w:p>
+        </w:tc>
+        <w:tc>
+          <w:tcPr>
+            <w:tcW w:type="pct" w:w="16%"/>
+            <w:shd w:fill="112240" w:color="112240" w:val="solid"/>
+          </w:tcPr>
+          <w:p>
+            <w:pPr>
+              <w:spacing w:after="20" w:before="120"/>
+              <w:jc w:val="center"/>
+            </w:pPr>
+            <w:r>
+              <w:rPr>
+                <w:b/>
+                <w:bCs/>
+                <w:color w:val="10B981"/>
+                <w:sz w:val="44"/>
+                <w:szCs w:val="44"/>
+              </w:rPr>
+              <w:t xml:space="preserve">0</w:t>
+            </w:r>
+          </w:p>
+          <w:p>
+            <w:pPr>
+              <w:spacing w:after="120" w:before="0"/>
+              <w:jc w:val="center"/>
+            </w:pPr>
+            <w:r>
+              <w:rPr>
+                <w:color w:val="94A3B8"/>
+                <w:sz w:val="17"/>
+                <w:szCs w:val="17"/>
+              </w:rPr>
+              <w:t xml:space="preserve">Implemented</w:t>
+            </w:r>
+          </w:p>
+        </w:tc>
+        <w:tc>
+          <w:tcPr>
+            <w:tcW w:type="pct" w:w="16%"/>
+            <w:shd w:fill="112240" w:color="112240" w:val="solid"/>
+          </w:tcPr>
+          <w:p>
+            <w:pPr>
+              <w:spacing w:after="20" w:before="120"/>
+              <w:jc w:val="center"/>
+            </w:pPr>
+            <w:r>
+              <w:rPr>
+                <w:b/>
+                <w:bCs/>
+                <w:color w:val="F59E0B"/>
+                <w:sz w:val="44"/>
+                <w:szCs w:val="44"/>
+              </w:rPr>
+              <w:t xml:space="preserve">3</w:t>
+            </w:r>
+          </w:p>
+          <w:p>
+            <w:pPr>
+              <w:spacing w:after="120" w:before="0"/>
+              <w:jc w:val="center"/>
+            </w:pPr>
+            <w:r>
+              <w:rPr>
+                <w:color w:val="94A3B8"/>
+                <w:sz w:val="17"/>
+                <w:szCs w:val="17"/>
+              </w:rPr>
+              <w:t xml:space="preserve">Partial</w:t>
+            </w:r>
+          </w:p>
+        </w:tc>
+        <w:tc>
+          <w:tcPr>
+            <w:tcW w:type="pct" w:w="16%"/>
+            <w:shd w:fill="112240" w:color="112240" w:val="solid"/>
+          </w:tcPr>
+          <w:p>
+            <w:pPr>
+              <w:spacing w:after="20" w:before="120"/>
+              <w:jc w:val="center"/>
+            </w:pPr>
+            <w:r>
+              <w:rPr>
+                <w:b/>
+                <w:bCs/>
+                <w:color w:val="F43F5E"/>
+                <w:sz w:val="44"/>
+                <w:szCs w:val="44"/>
+              </w:rPr>
+              <w:t xml:space="preserve">6</w:t>
+            </w:r>
+          </w:p>
+          <w:p>
+            <w:pPr>
+              <w:spacing w:after="120" w:before="0"/>
+              <w:jc w:val="center"/>
+            </w:pPr>
+            <w:r>
+              <w:rPr>
+                <w:color w:val="94A3B8"/>
+                <w:sz w:val="17"/>
+                <w:szCs w:val="17"/>
+              </w:rPr>
+              <w:t xml:space="preserve">Planned</w:t>
+            </w:r>
+          </w:p>
+        </w:tc>
+      </w:tr>
+    </w:tbl>
+    <w:p>
+      <w:pPr>
+        <w:spacing w:after="100" w:before="320"/>
+      </w:pPr>
+    </w:p>
+    <w:p>
+      <w:pPr>
+        <w:shd w:fill="0D2040" w:color="0D2040" w:val="solid"/>
+        <w:spacing w:after="0" w:before="400"/>
+      </w:pPr>
+      <w:r>
+        <w:t xml:space="preserve">  </w:t>
+      </w:r>
+      <w:r>
+        <w:rPr>
+          <w:b/>
+          <w:bCs/>
+          <w:color w:val="00D4FF"/>
+          <w:sz w:val="26"/>
+          <w:szCs w:val="26"/>
+        </w:rPr>
+        <w:t xml:space="preserve">INTRODUCTION</w:t>
+      </w:r>
+    </w:p>
+    <w:p>
+      <w:pPr>
+        <w:shd w:fill="0D2040" w:color="0D2040" w:val="solid"/>
+        <w:spacing w:after="220" w:before="0"/>
+      </w:pPr>
+      <w:r>
+        <w:t xml:space="preserve">  </w:t>
+      </w:r>
+      <w:r>
+        <w:rPr>
+          <w:color w:val="CBD5E1"/>
+          <w:sz w:val="18"/>
+          <w:szCs w:val="18"/>
+        </w:rPr>
+        <w:t xml:space="preserve">About this document and the routing cache architecture</w:t>
+      </w:r>
+    </w:p>
+    <w:p>
+      <w:pPr>
+        <w:spacing w:after="140"/>
+      </w:pPr>
+      <w:r>
+        <w:rPr>
+          <w:color w:val="E2E8F0"/>
+          <w:sz w:val="21"/>
+          <w:szCs w:val="21"/>
+        </w:rPr>
+        <w:t xml:space="preserve">This document covers all 9 routing features recommended for the Bitsauto Monitoring Platform. Features 1–6 are high-value and fully supported by the Sippy XML-RPC API. Features 7–9 are medium-value enhancements that require less backend work and are primarily frontend-driven.</w:t>
+      </w:r>
+    </w:p>
+    <w:p>
+      <w:pPr>
+        <w:spacing w:after="200"/>
+      </w:pPr>
+      <w:r>
+        <w:rPr>
+          <w:color w:val="CBD5E1"/>
+          <w:sz w:val="20"/>
+          <w:szCs w:val="20"/>
+        </w:rPr>
+        <w:t xml:space="preserve">The platform's local routing cache (server/routing-cache.ts) syncs from the Sippy switch every 15 minutes and stores routing data in PostgreSQL. All 9 features query the local database — never the live switch — keeping Sippy load to an absolute minimum.</w:t>
+      </w:r>
+    </w:p>
+    <w:p>
+      <w:pPr>
+        <w:shd w:fill="0D2040" w:color="0D2040" w:val="solid"/>
+        <w:spacing w:after="0" w:before="400"/>
+      </w:pPr>
+      <w:r>
+        <w:t xml:space="preserve">  </w:t>
+      </w:r>
+      <w:r>
+        <w:rPr>
+          <w:b/>
+          <w:bCs/>
+          <w:color w:val="00D4FF"/>
+          <w:sz w:val="26"/>
+          <w:szCs w:val="26"/>
+        </w:rPr>
+        <w:t xml:space="preserve">STATUS LEGEND</w:t>
+      </w:r>
+    </w:p>
+    <w:p>
+      <w:pPr>
+        <w:spacing w:after="220" w:before="0"/>
+      </w:pPr>
+    </w:p>
+    <w:p>
+      <w:pPr>
+        <w:pStyle w:val="ListParagraph"/>
+        <w:numPr>
+          <w:ilvl w:val="0"/>
+          <w:numId w:val="1"/>
+        </w:numPr>
+        <w:spacing w:after="70"/>
+      </w:pPr>
+      <w:r>
+        <w:rPr>
+          <w:color w:val="10B981"/>
+          <w:sz w:val="19"/>
+          <w:szCs w:val="19"/>
+        </w:rPr>
+        <w:t xml:space="preserve">✔ IMPLEMENTED — feature is fully live in the platform</w:t>
+      </w:r>
+    </w:p>
+    <w:p>
+      <w:pPr>
+        <w:pStyle w:val="ListParagraph"/>
+        <w:numPr>
+          <w:ilvl w:val="0"/>
+          <w:numId w:val="1"/>
+        </w:numPr>
+        <w:spacing w:after="70"/>
+      </w:pPr>
+      <w:r>
+        <w:rPr>
+          <w:color w:val="F59E0B"/>
+          <w:sz w:val="19"/>
+          <w:szCs w:val="19"/>
+        </w:rPr>
+        <w:t xml:space="preserve">◑ PARTIAL — scaffolding or cache exists; UI/logic remaining</w:t>
+      </w:r>
+    </w:p>
+    <w:p>
+      <w:pPr>
+        <w:pStyle w:val="ListParagraph"/>
+        <w:numPr>
+          <w:ilvl w:val="0"/>
+          <w:numId w:val="1"/>
+        </w:numPr>
+        <w:spacing w:after="70"/>
+      </w:pPr>
+      <w:r>
+        <w:rPr>
+          <w:color w:val="F43F5E"/>
+          <w:sz w:val="19"/>
+          <w:szCs w:val="19"/>
+        </w:rPr>
+        <w:t xml:space="preserve">○ PLANNED — not yet started; effort estimate provided</w:t>
+      </w:r>
+    </w:p>
+    <w:p>
+      <w:pPr>
+        <w:spacing w:after="80" w:before="80"/>
+      </w:pPr>
+    </w:p>
+    <w:p>
+      <w:pPr>
+        <w:shd w:fill="0D2040" w:color="0D2040" w:val="solid"/>
+        <w:spacing w:after="0" w:before="400"/>
+      </w:pPr>
+      <w:r>
+        <w:t xml:space="preserve">  </w:t>
+      </w:r>
+      <w:r>
+        <w:rPr>
+          <w:b/>
+          <w:bCs/>
+          <w:color w:val="00D4FF"/>
+          <w:sz w:val="26"/>
+          <w:szCs w:val="26"/>
+        </w:rPr>
+        <w:t xml:space="preserve">FEATURE SUMMARY</w:t>
+      </w:r>
+    </w:p>
+    <w:p>
+      <w:pPr>
+        <w:shd w:fill="0D2040" w:color="0D2040" w:val="solid"/>
+        <w:spacing w:after="220" w:before="0"/>
+      </w:pPr>
+      <w:r>
+        <w:t xml:space="preserve">  </w:t>
+      </w:r>
+      <w:r>
+        <w:rPr>
+          <w:color w:val="CBD5E1"/>
+          <w:sz w:val="18"/>
+          <w:szCs w:val="18"/>
+        </w:rPr>
+        <w:t xml:space="preserve">All 9 routing features at a glance</w:t>
+      </w:r>
+    </w:p>
+    <w:tbl>
+      <w:tblPr>
+        <w:tblW w:type="pct" w:w="100%"/>
+        <w:tblBorders>
+          <w:top w:val="single" w:color="1E3A5F" w:sz="4"/>
+          <w:left w:val="single" w:color="1E3A5F" w:sz="4"/>
+          <w:bottom w:val="single" w:color="1E3A5F" w:sz="4"/>
+          <w:right w:val="single" w:color="1E3A5F" w:sz="4"/>
           <w:insideH w:val="single" w:color="auto" w:sz="4"/>
           <w:insideV w:val="single" w:color="auto" w:sz="4"/>
         </w:tblBorders>
@@ -197,7 +541,135 @@
         </w:trPr>
         <w:tc>
           <w:tcPr>
-            <w:shd w:fill="0D2040" w:color="0D2040" w:val="solid"/>
+            <w:tcW w:type="pct" w:w="5%"/>
+            <w:shd w:fill="0A1628" w:color="0A1628" w:val="solid"/>
+          </w:tcPr>
+          <w:p>
+            <w:pPr>
+              <w:spacing w:after="100" w:before="100"/>
+              <w:jc w:val="center"/>
+            </w:pPr>
+            <w:r>
+              <w:t xml:space="preserve">  </w:t>
+            </w:r>
+            <w:r>
+              <w:rPr>
+                <w:b/>
+                <w:bCs/>
+                <w:color w:val="00D4FF"/>
+                <w:sz w:val="18"/>
+                <w:szCs w:val="18"/>
+              </w:rPr>
+              <w:t xml:space="preserve">#</w:t>
+            </w:r>
+          </w:p>
+        </w:tc>
+        <w:tc>
+          <w:tcPr>
+            <w:tcW w:type="pct" w:w="28%"/>
+            <w:shd w:fill="0A1628" w:color="0A1628" w:val="solid"/>
+          </w:tcPr>
+          <w:p>
+            <w:pPr>
+              <w:spacing w:after="100" w:before="100"/>
+              <w:jc w:val="center"/>
+            </w:pPr>
+            <w:r>
+              <w:t xml:space="preserve">  </w:t>
+            </w:r>
+            <w:r>
+              <w:rPr>
+                <w:b/>
+                <w:bCs/>
+                <w:color w:val="00D4FF"/>
+                <w:sz w:val="18"/>
+                <w:szCs w:val="18"/>
+              </w:rPr>
+              <w:t xml:space="preserve">Feature</w:t>
+            </w:r>
+          </w:p>
+        </w:tc>
+        <w:tc>
+          <w:tcPr>
+            <w:tcW w:type="pct" w:w="10%"/>
+            <w:shd w:fill="0A1628" w:color="0A1628" w:val="solid"/>
+          </w:tcPr>
+          <w:p>
+            <w:pPr>
+              <w:spacing w:after="100" w:before="100"/>
+              <w:jc w:val="center"/>
+            </w:pPr>
+            <w:r>
+              <w:t xml:space="preserve">  </w:t>
+            </w:r>
+            <w:r>
+              <w:rPr>
+                <w:b/>
+                <w:bCs/>
+                <w:color w:val="00D4FF"/>
+                <w:sz w:val="18"/>
+                <w:szCs w:val="18"/>
+              </w:rPr>
+              <w:t xml:space="preserve">Tier</w:t>
+            </w:r>
+          </w:p>
+        </w:tc>
+        <w:tc>
+          <w:tcPr>
+            <w:tcW w:type="pct" w:w="13%"/>
+            <w:shd w:fill="0A1628" w:color="0A1628" w:val="solid"/>
+          </w:tcPr>
+          <w:p>
+            <w:pPr>
+              <w:spacing w:after="100" w:before="100"/>
+              <w:jc w:val="center"/>
+            </w:pPr>
+            <w:r>
+              <w:t xml:space="preserve">  </w:t>
+            </w:r>
+            <w:r>
+              <w:rPr>
+                <w:b/>
+                <w:bCs/>
+                <w:color w:val="00D4FF"/>
+                <w:sz w:val="18"/>
+                <w:szCs w:val="18"/>
+              </w:rPr>
+              <w:t xml:space="preserve">Status</w:t>
+            </w:r>
+          </w:p>
+        </w:tc>
+        <w:tc>
+          <w:tcPr>
+            <w:tcW w:type="pct" w:w="44%"/>
+            <w:shd w:fill="0A1628" w:color="0A1628" w:val="solid"/>
+          </w:tcPr>
+          <w:p>
+            <w:pPr>
+              <w:spacing w:after="100" w:before="100"/>
+              <w:jc w:val="center"/>
+            </w:pPr>
+            <w:r>
+              <w:t xml:space="preserve">  </w:t>
+            </w:r>
+            <w:r>
+              <w:rPr>
+                <w:b/>
+                <w:bCs/>
+                <w:color w:val="00D4FF"/>
+                <w:sz w:val="18"/>
+                <w:szCs w:val="18"/>
+              </w:rPr>
+              <w:t xml:space="preserve">Route / Location</w:t>
+            </w:r>
+          </w:p>
+        </w:tc>
+      </w:tr>
+      <w:tr>
+        <w:tc>
+          <w:tcPr>
+            <w:tcW w:type="pct" w:w="5%"/>
+            <w:shd w:fill="112240" w:color="112240" w:val="solid"/>
           </w:tcPr>
           <w:p>
             <w:pPr>
@@ -208,17 +680,39 @@
               <w:rPr>
                 <w:b/>
                 <w:bCs/>
-                <w:color w:val="00D4FF"/>
-                <w:sz w:val="18"/>
-                <w:szCs w:val="18"/>
-              </w:rPr>
-              <w:t xml:space="preserve">#</w:t>
-            </w:r>
-          </w:p>
-        </w:tc>
-        <w:tc>
-          <w:tcPr>
-            <w:shd w:fill="0D2040" w:color="0D2040" w:val="solid"/>
+                <w:color w:val="FFD700"/>
+                <w:sz w:val="18"/>
+                <w:szCs w:val="18"/>
+              </w:rPr>
+              <w:t xml:space="preserve">1</w:t>
+            </w:r>
+          </w:p>
+        </w:tc>
+        <w:tc>
+          <w:tcPr>
+            <w:tcW w:type="pct" w:w="28%"/>
+            <w:shd w:fill="112240" w:color="112240" w:val="solid"/>
+          </w:tcPr>
+          <w:p>
+            <w:pPr>
+              <w:spacing w:after="80" w:before="80"/>
+            </w:pPr>
+            <w:r>
+              <w:rPr>
+                <w:b/>
+                <w:bCs/>
+                <w:color w:val="FFFFFF"/>
+                <w:sz w:val="18"/>
+                <w:szCs w:val="18"/>
+              </w:rPr>
+              <w:t xml:space="preserve">Routing Group Manager</w:t>
+            </w:r>
+          </w:p>
+        </w:tc>
+        <w:tc>
+          <w:tcPr>
+            <w:tcW w:type="pct" w:w="10%"/>
+            <w:shd w:fill="112240" w:color="112240" w:val="solid"/>
           </w:tcPr>
           <w:p>
             <w:pPr>
@@ -233,13 +727,14 @@
                 <w:sz w:val="18"/>
                 <w:szCs w:val="18"/>
               </w:rPr>
-              <w:t xml:space="preserve">Feature</w:t>
-            </w:r>
-          </w:p>
-        </w:tc>
-        <w:tc>
-          <w:tcPr>
-            <w:shd w:fill="0D2040" w:color="0D2040" w:val="solid"/>
+              <w:t xml:space="preserve">HIGH</w:t>
+            </w:r>
+          </w:p>
+        </w:tc>
+        <w:tc>
+          <w:tcPr>
+            <w:tcW w:type="pct" w:w="13%"/>
+            <w:shd w:fill="112240" w:color="112240" w:val="solid"/>
           </w:tcPr>
           <w:p>
             <w:pPr>
@@ -250,16 +745,38 @@
               <w:rPr>
                 <w:b/>
                 <w:bCs/>
-                <w:color w:val="00D4FF"/>
-                <w:sz w:val="18"/>
-                <w:szCs w:val="18"/>
-              </w:rPr>
-              <w:t xml:space="preserve">Tier</w:t>
-            </w:r>
-          </w:p>
-        </w:tc>
-        <w:tc>
-          <w:tcPr>
+                <w:color w:val="F59E0B"/>
+                <w:sz w:val="18"/>
+                <w:szCs w:val="18"/>
+              </w:rPr>
+              <w:t xml:space="preserve">◑ PARTIAL</w:t>
+            </w:r>
+          </w:p>
+        </w:tc>
+        <w:tc>
+          <w:tcPr>
+            <w:tcW w:type="pct" w:w="44%"/>
+            <w:shd w:fill="112240" w:color="112240" w:val="solid"/>
+          </w:tcPr>
+          <w:p>
+            <w:pPr>
+              <w:spacing w:after="80" w:before="80"/>
+            </w:pPr>
+            <w:r>
+              <w:rPr>
+                <w:color w:val="94A3B8"/>
+                <w:sz w:val="17"/>
+                <w:szCs w:val="17"/>
+              </w:rPr>
+              <w:t xml:space="preserve">/routing-manager</w:t>
+            </w:r>
+          </w:p>
+        </w:tc>
+      </w:tr>
+      <w:tr>
+        <w:tc>
+          <w:tcPr>
+            <w:tcW w:type="pct" w:w="5%"/>
             <w:shd w:fill="0D2040" w:color="0D2040" w:val="solid"/>
           </w:tcPr>
           <w:p>
@@ -271,16 +788,38 @@
               <w:rPr>
                 <w:b/>
                 <w:bCs/>
-                <w:color w:val="00D4FF"/>
-                <w:sz w:val="18"/>
-                <w:szCs w:val="18"/>
-              </w:rPr>
-              <w:t xml:space="preserve">Status</w:t>
-            </w:r>
-          </w:p>
-        </w:tc>
-        <w:tc>
-          <w:tcPr>
+                <w:color w:val="FFD700"/>
+                <w:sz w:val="18"/>
+                <w:szCs w:val="18"/>
+              </w:rPr>
+              <w:t xml:space="preserve">2</w:t>
+            </w:r>
+          </w:p>
+        </w:tc>
+        <w:tc>
+          <w:tcPr>
+            <w:tcW w:type="pct" w:w="28%"/>
+            <w:shd w:fill="0D2040" w:color="0D2040" w:val="solid"/>
+          </w:tcPr>
+          <w:p>
+            <w:pPr>
+              <w:spacing w:after="80" w:before="80"/>
+            </w:pPr>
+            <w:r>
+              <w:rPr>
+                <w:b/>
+                <w:bCs/>
+                <w:color w:val="FFFFFF"/>
+                <w:sz w:val="18"/>
+                <w:szCs w:val="18"/>
+              </w:rPr>
+              <w:t xml:space="preserve">Destination Set Explorer</w:t>
+            </w:r>
+          </w:p>
+        </w:tc>
+        <w:tc>
+          <w:tcPr>
+            <w:tcW w:type="pct" w:w="10%"/>
             <w:shd w:fill="0D2040" w:color="0D2040" w:val="solid"/>
           </w:tcPr>
           <w:p>
@@ -296,15 +835,61 @@
                 <w:sz w:val="18"/>
                 <w:szCs w:val="18"/>
               </w:rPr>
-              <w:t xml:space="preserve">Route / Location</w:t>
+              <w:t xml:space="preserve">HIGH</w:t>
+            </w:r>
+          </w:p>
+        </w:tc>
+        <w:tc>
+          <w:tcPr>
+            <w:tcW w:type="pct" w:w="13%"/>
+            <w:shd w:fill="0D2040" w:color="0D2040" w:val="solid"/>
+          </w:tcPr>
+          <w:p>
+            <w:pPr>
+              <w:spacing w:after="80" w:before="80"/>
+              <w:jc w:val="center"/>
+            </w:pPr>
+            <w:r>
+              <w:rPr>
+                <w:b/>
+                <w:bCs/>
+                <w:color w:val="F59E0B"/>
+                <w:sz w:val="18"/>
+                <w:szCs w:val="18"/>
+              </w:rPr>
+              <w:t xml:space="preserve">◑ PARTIAL</w:t>
+            </w:r>
+          </w:p>
+        </w:tc>
+        <w:tc>
+          <w:tcPr>
+            <w:tcW w:type="pct" w:w="44%"/>
+            <w:shd w:fill="0D2040" w:color="0D2040" w:val="solid"/>
+          </w:tcPr>
+          <w:p>
+            <w:pPr>
+              <w:spacing w:after="80" w:before="80"/>
+            </w:pPr>
+            <w:r>
+              <w:rPr>
+                <w:color w:val="94A3B8"/>
+                <w:sz w:val="17"/>
+                <w:szCs w:val="17"/>
+              </w:rPr>
+              <w:t xml:space="preserve">/routing-manager → Destination Sets tab</w:t>
             </w:r>
           </w:p>
         </w:tc>
       </w:tr>
       <w:tr>
         <w:tc>
-          <w:p>
-            <w:pPr>
+          <w:tcPr>
+            <w:tcW w:type="pct" w:w="5%"/>
+            <w:shd w:fill="112240" w:color="112240" w:val="solid"/>
+          </w:tcPr>
+          <w:p>
+            <w:pPr>
+              <w:spacing w:after="80" w:before="80"/>
               <w:jc w:val="center"/>
             </w:pPr>
             <w:r>
@@ -315,12 +900,19 @@
                 <w:sz w:val="18"/>
                 <w:szCs w:val="18"/>
               </w:rPr>
-              <w:t xml:space="preserve">1</w:t>
-            </w:r>
-          </w:p>
-        </w:tc>
-        <w:tc>
-          <w:p>
+              <w:t xml:space="preserve">3</w:t>
+            </w:r>
+          </w:p>
+        </w:tc>
+        <w:tc>
+          <w:tcPr>
+            <w:tcW w:type="pct" w:w="28%"/>
+            <w:shd w:fill="112240" w:color="112240" w:val="solid"/>
+          </w:tcPr>
+          <w:p>
+            <w:pPr>
+              <w:spacing w:after="80" w:before="80"/>
+            </w:pPr>
             <w:r>
               <w:rPr>
                 <w:b/>
@@ -329,13 +921,18 @@
                 <w:sz w:val="18"/>
                 <w:szCs w:val="18"/>
               </w:rPr>
-              <w:t xml:space="preserve">Routing Group Manager</w:t>
-            </w:r>
-          </w:p>
-        </w:tc>
-        <w:tc>
-          <w:p>
-            <w:pPr>
+              <w:t xml:space="preserve">Quality-Based Routing (QBR) Dashboard</w:t>
+            </w:r>
+          </w:p>
+        </w:tc>
+        <w:tc>
+          <w:tcPr>
+            <w:tcW w:type="pct" w:w="10%"/>
+            <w:shd w:fill="112240" w:color="112240" w:val="solid"/>
+          </w:tcPr>
+          <w:p>
+            <w:pPr>
+              <w:spacing w:after="80" w:before="80"/>
               <w:jc w:val="center"/>
             </w:pPr>
             <w:r>
@@ -351,39 +948,56 @@
           </w:p>
         </w:tc>
         <w:tc>
-          <w:p>
-            <w:pPr>
+          <w:tcPr>
+            <w:tcW w:type="pct" w:w="13%"/>
+            <w:shd w:fill="112240" w:color="112240" w:val="solid"/>
+          </w:tcPr>
+          <w:p>
+            <w:pPr>
+              <w:spacing w:after="80" w:before="80"/>
               <w:jc w:val="center"/>
             </w:pPr>
             <w:r>
               <w:rPr>
                 <w:b/>
                 <w:bCs/>
-                <w:color w:val="F59E0B"/>
-                <w:sz w:val="18"/>
-                <w:szCs w:val="18"/>
-              </w:rPr>
-              <w:t xml:space="preserve">◑ PARTIAL</w:t>
-            </w:r>
-          </w:p>
-        </w:tc>
-        <w:tc>
-          <w:p>
-            <w:r>
-              <w:rPr>
-                <w:color w:val="A0AEC0"/>
+                <w:color w:val="F43F5E"/>
+                <w:sz w:val="18"/>
+                <w:szCs w:val="18"/>
+              </w:rPr>
+              <w:t xml:space="preserve">○ PLANNED</w:t>
+            </w:r>
+          </w:p>
+        </w:tc>
+        <w:tc>
+          <w:tcPr>
+            <w:tcW w:type="pct" w:w="44%"/>
+            <w:shd w:fill="112240" w:color="112240" w:val="solid"/>
+          </w:tcPr>
+          <w:p>
+            <w:pPr>
+              <w:spacing w:after="80" w:before="80"/>
+            </w:pPr>
+            <w:r>
+              <w:rPr>
+                <w:color w:val="94A3B8"/>
                 <w:sz w:val="17"/>
                 <w:szCs w:val="17"/>
               </w:rPr>
-              <w:t xml:space="preserve">/routing-manager</w:t>
+              <w:t xml:space="preserve">/routing-manager → QBR tab (planned)</w:t>
             </w:r>
           </w:p>
         </w:tc>
       </w:tr>
       <w:tr>
         <w:tc>
-          <w:p>
-            <w:pPr>
+          <w:tcPr>
+            <w:tcW w:type="pct" w:w="5%"/>
+            <w:shd w:fill="0D2040" w:color="0D2040" w:val="solid"/>
+          </w:tcPr>
+          <w:p>
+            <w:pPr>
+              <w:spacing w:after="80" w:before="80"/>
               <w:jc w:val="center"/>
             </w:pPr>
             <w:r>
@@ -394,12 +1008,19 @@
                 <w:sz w:val="18"/>
                 <w:szCs w:val="18"/>
               </w:rPr>
-              <w:t xml:space="preserve">2</w:t>
-            </w:r>
-          </w:p>
-        </w:tc>
-        <w:tc>
-          <w:p>
+              <w:t xml:space="preserve">4</w:t>
+            </w:r>
+          </w:p>
+        </w:tc>
+        <w:tc>
+          <w:tcPr>
+            <w:tcW w:type="pct" w:w="28%"/>
+            <w:shd w:fill="0D2040" w:color="0D2040" w:val="solid"/>
+          </w:tcPr>
+          <w:p>
+            <w:pPr>
+              <w:spacing w:after="80" w:before="80"/>
+            </w:pPr>
             <w:r>
               <w:rPr>
                 <w:b/>
@@ -408,13 +1029,18 @@
                 <w:sz w:val="18"/>
                 <w:szCs w:val="18"/>
               </w:rPr>
-              <w:t xml:space="preserve">Destination Set Explorer</w:t>
-            </w:r>
-          </w:p>
-        </w:tc>
-        <w:tc>
-          <w:p>
-            <w:pPr>
+              <w:t xml:space="preserve">Routing Audit Trail</w:t>
+            </w:r>
+          </w:p>
+        </w:tc>
+        <w:tc>
+          <w:tcPr>
+            <w:tcW w:type="pct" w:w="10%"/>
+            <w:shd w:fill="0D2040" w:color="0D2040" w:val="solid"/>
+          </w:tcPr>
+          <w:p>
+            <w:pPr>
+              <w:spacing w:after="80" w:before="80"/>
               <w:jc w:val="center"/>
             </w:pPr>
             <w:r>
@@ -430,8 +1056,13 @@
           </w:p>
         </w:tc>
         <w:tc>
-          <w:p>
-            <w:pPr>
+          <w:tcPr>
+            <w:tcW w:type="pct" w:w="13%"/>
+            <w:shd w:fill="0D2040" w:color="0D2040" w:val="solid"/>
+          </w:tcPr>
+          <w:p>
+            <w:pPr>
+              <w:spacing w:after="80" w:before="80"/>
               <w:jc w:val="center"/>
             </w:pPr>
             <w:r>
@@ -447,22 +1078,34 @@
           </w:p>
         </w:tc>
         <w:tc>
-          <w:p>
-            <w:r>
-              <w:rPr>
-                <w:color w:val="A0AEC0"/>
+          <w:tcPr>
+            <w:tcW w:type="pct" w:w="44%"/>
+            <w:shd w:fill="0D2040" w:color="0D2040" w:val="solid"/>
+          </w:tcPr>
+          <w:p>
+            <w:pPr>
+              <w:spacing w:after="80" w:before="80"/>
+            </w:pPr>
+            <w:r>
+              <w:rPr>
+                <w:color w:val="94A3B8"/>
                 <w:sz w:val="17"/>
                 <w:szCs w:val="17"/>
               </w:rPr>
-              <w:t xml:space="preserve">/routing-manager → Destination Sets tab</w:t>
+              <w:t xml:space="preserve">/call-flow-simulator (enhanced)</w:t>
             </w:r>
           </w:p>
         </w:tc>
       </w:tr>
       <w:tr>
         <w:tc>
-          <w:p>
-            <w:pPr>
+          <w:tcPr>
+            <w:tcW w:type="pct" w:w="5%"/>
+            <w:shd w:fill="112240" w:color="112240" w:val="solid"/>
+          </w:tcPr>
+          <w:p>
+            <w:pPr>
+              <w:spacing w:after="80" w:before="80"/>
               <w:jc w:val="center"/>
             </w:pPr>
             <w:r>
@@ -473,12 +1116,19 @@
                 <w:sz w:val="18"/>
                 <w:szCs w:val="18"/>
               </w:rPr>
-              <w:t xml:space="preserve">3</w:t>
-            </w:r>
-          </w:p>
-        </w:tc>
-        <w:tc>
-          <w:p>
+              <w:t xml:space="preserve">5</w:t>
+            </w:r>
+          </w:p>
+        </w:tc>
+        <w:tc>
+          <w:tcPr>
+            <w:tcW w:type="pct" w:w="28%"/>
+            <w:shd w:fill="112240" w:color="112240" w:val="solid"/>
+          </w:tcPr>
+          <w:p>
+            <w:pPr>
+              <w:spacing w:after="80" w:before="80"/>
+            </w:pPr>
             <w:r>
               <w:rPr>
                 <w:b/>
@@ -487,13 +1137,18 @@
                 <w:sz w:val="18"/>
                 <w:szCs w:val="18"/>
               </w:rPr>
-              <w:t xml:space="preserve">Quality-Based Routing (QBR) Dashboard</w:t>
-            </w:r>
-          </w:p>
-        </w:tc>
-        <w:tc>
-          <w:p>
-            <w:pPr>
+              <w:t xml:space="preserve">Connection Coverage Map</w:t>
+            </w:r>
+          </w:p>
+        </w:tc>
+        <w:tc>
+          <w:tcPr>
+            <w:tcW w:type="pct" w:w="10%"/>
+            <w:shd w:fill="112240" w:color="112240" w:val="solid"/>
+          </w:tcPr>
+          <w:p>
+            <w:pPr>
+              <w:spacing w:after="80" w:before="80"/>
               <w:jc w:val="center"/>
             </w:pPr>
             <w:r>
@@ -509,8 +1164,13 @@
           </w:p>
         </w:tc>
         <w:tc>
-          <w:p>
-            <w:pPr>
+          <w:tcPr>
+            <w:tcW w:type="pct" w:w="13%"/>
+            <w:shd w:fill="112240" w:color="112240" w:val="solid"/>
+          </w:tcPr>
+          <w:p>
+            <w:pPr>
+              <w:spacing w:after="80" w:before="80"/>
               <w:jc w:val="center"/>
             </w:pPr>
             <w:r>
@@ -526,22 +1186,34 @@
           </w:p>
         </w:tc>
         <w:tc>
-          <w:p>
-            <w:r>
-              <w:rPr>
-                <w:color w:val="A0AEC0"/>
+          <w:tcPr>
+            <w:tcW w:type="pct" w:w="44%"/>
+            <w:shd w:fill="112240" w:color="112240" w:val="solid"/>
+          </w:tcPr>
+          <w:p>
+            <w:pPr>
+              <w:spacing w:after="80" w:before="80"/>
+            </w:pPr>
+            <w:r>
+              <w:rPr>
+                <w:color w:val="94A3B8"/>
                 <w:sz w:val="17"/>
                 <w:szCs w:val="17"/>
               </w:rPr>
-              <w:t xml:space="preserve">/routing-manager → QBR tab (planned)</w:t>
+              <w:t xml:space="preserve">/routing-manager → Coverage Map tab (planned)</w:t>
             </w:r>
           </w:p>
         </w:tc>
       </w:tr>
       <w:tr>
         <w:tc>
-          <w:p>
-            <w:pPr>
+          <w:tcPr>
+            <w:tcW w:type="pct" w:w="5%"/>
+            <w:shd w:fill="0D2040" w:color="0D2040" w:val="solid"/>
+          </w:tcPr>
+          <w:p>
+            <w:pPr>
+              <w:spacing w:after="80" w:before="80"/>
               <w:jc w:val="center"/>
             </w:pPr>
             <w:r>
@@ -552,12 +1224,19 @@
                 <w:sz w:val="18"/>
                 <w:szCs w:val="18"/>
               </w:rPr>
-              <w:t xml:space="preserve">4</w:t>
-            </w:r>
-          </w:p>
-        </w:tc>
-        <w:tc>
-          <w:p>
+              <w:t xml:space="preserve">6</w:t>
+            </w:r>
+          </w:p>
+        </w:tc>
+        <w:tc>
+          <w:tcPr>
+            <w:tcW w:type="pct" w:w="28%"/>
+            <w:shd w:fill="0D2040" w:color="0D2040" w:val="solid"/>
+          </w:tcPr>
+          <w:p>
+            <w:pPr>
+              <w:spacing w:after="80" w:before="80"/>
+            </w:pPr>
             <w:r>
               <w:rPr>
                 <w:b/>
@@ -566,13 +1245,18 @@
                 <w:sz w:val="18"/>
                 <w:szCs w:val="18"/>
               </w:rPr>
-              <w:t xml:space="preserve">Routing Audit Trail</w:t>
-            </w:r>
-          </w:p>
-        </w:tc>
-        <w:tc>
-          <w:p>
-            <w:pPr>
+              <w:t xml:space="preserve">Bulk Rate / Route Uploader</w:t>
+            </w:r>
+          </w:p>
+        </w:tc>
+        <w:tc>
+          <w:tcPr>
+            <w:tcW w:type="pct" w:w="10%"/>
+            <w:shd w:fill="0D2040" w:color="0D2040" w:val="solid"/>
+          </w:tcPr>
+          <w:p>
+            <w:pPr>
+              <w:spacing w:after="80" w:before="80"/>
               <w:jc w:val="center"/>
             </w:pPr>
             <w:r>
@@ -588,39 +1272,56 @@
           </w:p>
         </w:tc>
         <w:tc>
-          <w:p>
-            <w:pPr>
+          <w:tcPr>
+            <w:tcW w:type="pct" w:w="13%"/>
+            <w:shd w:fill="0D2040" w:color="0D2040" w:val="solid"/>
+          </w:tcPr>
+          <w:p>
+            <w:pPr>
+              <w:spacing w:after="80" w:before="80"/>
               <w:jc w:val="center"/>
             </w:pPr>
             <w:r>
               <w:rPr>
                 <w:b/>
                 <w:bCs/>
-                <w:color w:val="F59E0B"/>
-                <w:sz w:val="18"/>
-                <w:szCs w:val="18"/>
-              </w:rPr>
-              <w:t xml:space="preserve">◑ PARTIAL</w:t>
-            </w:r>
-          </w:p>
-        </w:tc>
-        <w:tc>
-          <w:p>
-            <w:r>
-              <w:rPr>
-                <w:color w:val="A0AEC0"/>
+                <w:color w:val="F43F5E"/>
+                <w:sz w:val="18"/>
+                <w:szCs w:val="18"/>
+              </w:rPr>
+              <w:t xml:space="preserve">○ PLANNED</w:t>
+            </w:r>
+          </w:p>
+        </w:tc>
+        <w:tc>
+          <w:tcPr>
+            <w:tcW w:type="pct" w:w="44%"/>
+            <w:shd w:fill="0D2040" w:color="0D2040" w:val="solid"/>
+          </w:tcPr>
+          <w:p>
+            <w:pPr>
+              <w:spacing w:after="80" w:before="80"/>
+            </w:pPr>
+            <w:r>
+              <w:rPr>
+                <w:color w:val="94A3B8"/>
                 <w:sz w:val="17"/>
                 <w:szCs w:val="17"/>
               </w:rPr>
-              <w:t xml:space="preserve">/call-flow-simulator (enhanced)</w:t>
+              <w:t xml:space="preserve">/rate-cards → Import button (planned)</w:t>
             </w:r>
           </w:p>
         </w:tc>
       </w:tr>
       <w:tr>
         <w:tc>
-          <w:p>
-            <w:pPr>
+          <w:tcPr>
+            <w:tcW w:type="pct" w:w="5%"/>
+            <w:shd w:fill="112240" w:color="112240" w:val="solid"/>
+          </w:tcPr>
+          <w:p>
+            <w:pPr>
+              <w:spacing w:after="80" w:before="80"/>
               <w:jc w:val="center"/>
             </w:pPr>
             <w:r>
@@ -631,12 +1332,19 @@
                 <w:sz w:val="18"/>
                 <w:szCs w:val="18"/>
               </w:rPr>
-              <w:t xml:space="preserve">5</w:t>
-            </w:r>
-          </w:p>
-        </w:tc>
-        <w:tc>
-          <w:p>
+              <w:t xml:space="preserve">7</w:t>
+            </w:r>
+          </w:p>
+        </w:tc>
+        <w:tc>
+          <w:tcPr>
+            <w:tcW w:type="pct" w:w="28%"/>
+            <w:shd w:fill="112240" w:color="112240" w:val="solid"/>
+          </w:tcPr>
+          <w:p>
+            <w:pPr>
+              <w:spacing w:after="80" w:before="80"/>
+            </w:pPr>
             <w:r>
               <w:rPr>
                 <w:b/>
@@ -645,30 +1353,40 @@
                 <w:sz w:val="18"/>
                 <w:szCs w:val="18"/>
               </w:rPr>
-              <w:t xml:space="preserve">Connection Coverage Map</w:t>
-            </w:r>
-          </w:p>
-        </w:tc>
-        <w:tc>
-          <w:p>
-            <w:pPr>
+              <w:t xml:space="preserve">On-Net Routing Viewer</w:t>
+            </w:r>
+          </w:p>
+        </w:tc>
+        <w:tc>
+          <w:tcPr>
+            <w:tcW w:type="pct" w:w="10%"/>
+            <w:shd w:fill="112240" w:color="112240" w:val="solid"/>
+          </w:tcPr>
+          <w:p>
+            <w:pPr>
+              <w:spacing w:after="80" w:before="80"/>
               <w:jc w:val="center"/>
             </w:pPr>
             <w:r>
               <w:rPr>
                 <w:b/>
                 <w:bCs/>
-                <w:color w:val="00D4FF"/>
-                <w:sz w:val="18"/>
-                <w:szCs w:val="18"/>
-              </w:rPr>
-              <w:t xml:space="preserve">HIGH</w:t>
-            </w:r>
-          </w:p>
-        </w:tc>
-        <w:tc>
-          <w:p>
-            <w:pPr>
+                <w:color w:val="F59E0B"/>
+                <w:sz w:val="18"/>
+                <w:szCs w:val="18"/>
+              </w:rPr>
+              <w:t xml:space="preserve">MEDIUM</w:t>
+            </w:r>
+          </w:p>
+        </w:tc>
+        <w:tc>
+          <w:tcPr>
+            <w:tcW w:type="pct" w:w="13%"/>
+            <w:shd w:fill="112240" w:color="112240" w:val="solid"/>
+          </w:tcPr>
+          <w:p>
+            <w:pPr>
+              <w:spacing w:after="80" w:before="80"/>
               <w:jc w:val="center"/>
             </w:pPr>
             <w:r>
@@ -684,22 +1402,34 @@
           </w:p>
         </w:tc>
         <w:tc>
-          <w:p>
-            <w:r>
-              <w:rPr>
-                <w:color w:val="A0AEC0"/>
+          <w:tcPr>
+            <w:tcW w:type="pct" w:w="44%"/>
+            <w:shd w:fill="112240" w:color="112240" w:val="solid"/>
+          </w:tcPr>
+          <w:p>
+            <w:pPr>
+              <w:spacing w:after="80" w:before="80"/>
+            </w:pPr>
+            <w:r>
+              <w:rPr>
+                <w:color w:val="94A3B8"/>
                 <w:sz w:val="17"/>
                 <w:szCs w:val="17"/>
               </w:rPr>
-              <w:t xml:space="preserve">/routing-manager → Coverage Map tab (planned)</w:t>
+              <w:t xml:space="preserve">/routing-manager → On-Net tab (planned)</w:t>
             </w:r>
           </w:p>
         </w:tc>
       </w:tr>
       <w:tr>
         <w:tc>
-          <w:p>
-            <w:pPr>
+          <w:tcPr>
+            <w:tcW w:type="pct" w:w="5%"/>
+            <w:shd w:fill="0D2040" w:color="0D2040" w:val="solid"/>
+          </w:tcPr>
+          <w:p>
+            <w:pPr>
+              <w:spacing w:after="80" w:before="80"/>
               <w:jc w:val="center"/>
             </w:pPr>
             <w:r>
@@ -710,12 +1440,19 @@
                 <w:sz w:val="18"/>
                 <w:szCs w:val="18"/>
               </w:rPr>
-              <w:t xml:space="preserve">6</w:t>
-            </w:r>
-          </w:p>
-        </w:tc>
-        <w:tc>
-          <w:p>
+              <w:t xml:space="preserve">8</w:t>
+            </w:r>
+          </w:p>
+        </w:tc>
+        <w:tc>
+          <w:tcPr>
+            <w:tcW w:type="pct" w:w="28%"/>
+            <w:shd w:fill="0D2040" w:color="0D2040" w:val="solid"/>
+          </w:tcPr>
+          <w:p>
+            <w:pPr>
+              <w:spacing w:after="80" w:before="80"/>
+            </w:pPr>
             <w:r>
               <w:rPr>
                 <w:b/>
@@ -724,30 +1461,40 @@
                 <w:sz w:val="18"/>
                 <w:szCs w:val="18"/>
               </w:rPr>
-              <w:t xml:space="preserve">Bulk Rate / Route Uploader</w:t>
-            </w:r>
-          </w:p>
-        </w:tc>
-        <w:tc>
-          <w:p>
-            <w:pPr>
+              <w:t xml:space="preserve">Routing Policy Simulator</w:t>
+            </w:r>
+          </w:p>
+        </w:tc>
+        <w:tc>
+          <w:tcPr>
+            <w:tcW w:type="pct" w:w="10%"/>
+            <w:shd w:fill="0D2040" w:color="0D2040" w:val="solid"/>
+          </w:tcPr>
+          <w:p>
+            <w:pPr>
+              <w:spacing w:after="80" w:before="80"/>
               <w:jc w:val="center"/>
             </w:pPr>
             <w:r>
               <w:rPr>
                 <w:b/>
                 <w:bCs/>
-                <w:color w:val="00D4FF"/>
-                <w:sz w:val="18"/>
-                <w:szCs w:val="18"/>
-              </w:rPr>
-              <w:t xml:space="preserve">HIGH</w:t>
-            </w:r>
-          </w:p>
-        </w:tc>
-        <w:tc>
-          <w:p>
-            <w:pPr>
+                <w:color w:val="F59E0B"/>
+                <w:sz w:val="18"/>
+                <w:szCs w:val="18"/>
+              </w:rPr>
+              <w:t xml:space="preserve">MEDIUM</w:t>
+            </w:r>
+          </w:p>
+        </w:tc>
+        <w:tc>
+          <w:tcPr>
+            <w:tcW w:type="pct" w:w="13%"/>
+            <w:shd w:fill="0D2040" w:color="0D2040" w:val="solid"/>
+          </w:tcPr>
+          <w:p>
+            <w:pPr>
+              <w:spacing w:after="80" w:before="80"/>
               <w:jc w:val="center"/>
             </w:pPr>
             <w:r>
@@ -763,22 +1510,34 @@
           </w:p>
         </w:tc>
         <w:tc>
-          <w:p>
-            <w:r>
-              <w:rPr>
-                <w:color w:val="A0AEC0"/>
+          <w:tcPr>
+            <w:tcW w:type="pct" w:w="44%"/>
+            <w:shd w:fill="0D2040" w:color="0D2040" w:val="solid"/>
+          </w:tcPr>
+          <w:p>
+            <w:pPr>
+              <w:spacing w:after="80" w:before="80"/>
+            </w:pPr>
+            <w:r>
+              <w:rPr>
+                <w:color w:val="94A3B8"/>
                 <w:sz w:val="17"/>
                 <w:szCs w:val="17"/>
               </w:rPr>
-              <w:t xml:space="preserve">/rate-cards → Import button (planned)</w:t>
+              <w:t xml:space="preserve">/tools?tab=routing-policy-simulator (planned)</w:t>
             </w:r>
           </w:p>
         </w:tc>
       </w:tr>
       <w:tr>
         <w:tc>
-          <w:p>
-            <w:pPr>
+          <w:tcPr>
+            <w:tcW w:type="pct" w:w="5%"/>
+            <w:shd w:fill="112240" w:color="112240" w:val="solid"/>
+          </w:tcPr>
+          <w:p>
+            <w:pPr>
+              <w:spacing w:after="80" w:before="80"/>
               <w:jc w:val="center"/>
             </w:pPr>
             <w:r>
@@ -789,12 +1548,19 @@
                 <w:sz w:val="18"/>
                 <w:szCs w:val="18"/>
               </w:rPr>
-              <w:t xml:space="preserve">7</w:t>
-            </w:r>
-          </w:p>
-        </w:tc>
-        <w:tc>
-          <w:p>
+              <w:t xml:space="preserve">9</w:t>
+            </w:r>
+          </w:p>
+        </w:tc>
+        <w:tc>
+          <w:tcPr>
+            <w:tcW w:type="pct" w:w="28%"/>
+            <w:shd w:fill="112240" w:color="112240" w:val="solid"/>
+          </w:tcPr>
+          <w:p>
+            <w:pPr>
+              <w:spacing w:after="80" w:before="80"/>
+            </w:pPr>
             <w:r>
               <w:rPr>
                 <w:b/>
@@ -803,13 +1569,18 @@
                 <w:sz w:val="18"/>
                 <w:szCs w:val="18"/>
               </w:rPr>
-              <w:t xml:space="preserve">On-Net Routing Viewer</w:t>
-            </w:r>
-          </w:p>
-        </w:tc>
-        <w:tc>
-          <w:p>
-            <w:pPr>
+              <w:t xml:space="preserve">Prefix Coverage Checker (Bulk)</w:t>
+            </w:r>
+          </w:p>
+        </w:tc>
+        <w:tc>
+          <w:tcPr>
+            <w:tcW w:type="pct" w:w="10%"/>
+            <w:shd w:fill="112240" w:color="112240" w:val="solid"/>
+          </w:tcPr>
+          <w:p>
+            <w:pPr>
+              <w:spacing w:after="80" w:before="80"/>
               <w:jc w:val="center"/>
             </w:pPr>
             <w:r>
@@ -825,8 +1596,13 @@
           </w:p>
         </w:tc>
         <w:tc>
-          <w:p>
-            <w:pPr>
+          <w:tcPr>
+            <w:tcW w:type="pct" w:w="13%"/>
+            <w:shd w:fill="112240" w:color="112240" w:val="solid"/>
+          </w:tcPr>
+          <w:p>
+            <w:pPr>
+              <w:spacing w:after="80" w:before="80"/>
               <w:jc w:val="center"/>
             </w:pPr>
             <w:r>
@@ -842,171 +1618,20 @@
           </w:p>
         </w:tc>
         <w:tc>
-          <w:p>
-            <w:r>
-              <w:rPr>
-                <w:color w:val="A0AEC0"/>
+          <w:tcPr>
+            <w:tcW w:type="pct" w:w="44%"/>
+            <w:shd w:fill="112240" w:color="112240" w:val="solid"/>
+          </w:tcPr>
+          <w:p>
+            <w:pPr>
+              <w:spacing w:after="80" w:before="80"/>
+            </w:pPr>
+            <w:r>
+              <w:rPr>
+                <w:color w:val="94A3B8"/>
                 <w:sz w:val="17"/>
                 <w:szCs w:val="17"/>
               </w:rPr>
-              <w:t xml:space="preserve">/routing-manager → On-Net tab (planned)</w:t>
-            </w:r>
-          </w:p>
-        </w:tc>
-      </w:tr>
-      <w:tr>
-        <w:tc>
-          <w:p>
-            <w:pPr>
-              <w:jc w:val="center"/>
-            </w:pPr>
-            <w:r>
-              <w:rPr>
-                <w:b/>
-                <w:bCs/>
-                <w:color w:val="FFD700"/>
-                <w:sz w:val="18"/>
-                <w:szCs w:val="18"/>
-              </w:rPr>
-              <w:t xml:space="preserve">8</w:t>
-            </w:r>
-          </w:p>
-        </w:tc>
-        <w:tc>
-          <w:p>
-            <w:r>
-              <w:rPr>
-                <w:b/>
-                <w:bCs/>
-                <w:color w:val="FFFFFF"/>
-                <w:sz w:val="18"/>
-                <w:szCs w:val="18"/>
-              </w:rPr>
-              <w:t xml:space="preserve">Routing Policy Simulator</w:t>
-            </w:r>
-          </w:p>
-        </w:tc>
-        <w:tc>
-          <w:p>
-            <w:pPr>
-              <w:jc w:val="center"/>
-            </w:pPr>
-            <w:r>
-              <w:rPr>
-                <w:b/>
-                <w:bCs/>
-                <w:color w:val="F59E0B"/>
-                <w:sz w:val="18"/>
-                <w:szCs w:val="18"/>
-              </w:rPr>
-              <w:t xml:space="preserve">MEDIUM</w:t>
-            </w:r>
-          </w:p>
-        </w:tc>
-        <w:tc>
-          <w:p>
-            <w:pPr>
-              <w:jc w:val="center"/>
-            </w:pPr>
-            <w:r>
-              <w:rPr>
-                <w:b/>
-                <w:bCs/>
-                <w:color w:val="F43F5E"/>
-                <w:sz w:val="18"/>
-                <w:szCs w:val="18"/>
-              </w:rPr>
-              <w:t xml:space="preserve">○ PLANNED</w:t>
-            </w:r>
-          </w:p>
-        </w:tc>
-        <w:tc>
-          <w:p>
-            <w:r>
-              <w:rPr>
-                <w:color w:val="A0AEC0"/>
-                <w:sz w:val="17"/>
-                <w:szCs w:val="17"/>
-              </w:rPr>
-              <w:t xml:space="preserve">/tools?tab=routing-policy-simulator (planned)</w:t>
-            </w:r>
-          </w:p>
-        </w:tc>
-      </w:tr>
-      <w:tr>
-        <w:tc>
-          <w:p>
-            <w:pPr>
-              <w:jc w:val="center"/>
-            </w:pPr>
-            <w:r>
-              <w:rPr>
-                <w:b/>
-                <w:bCs/>
-                <w:color w:val="FFD700"/>
-                <w:sz w:val="18"/>
-                <w:szCs w:val="18"/>
-              </w:rPr>
-              <w:t xml:space="preserve">9</w:t>
-            </w:r>
-          </w:p>
-        </w:tc>
-        <w:tc>
-          <w:p>
-            <w:r>
-              <w:rPr>
-                <w:b/>
-                <w:bCs/>
-                <w:color w:val="FFFFFF"/>
-                <w:sz w:val="18"/>
-                <w:szCs w:val="18"/>
-              </w:rPr>
-              <w:t xml:space="preserve">Prefix Coverage Checker (Bulk)</w:t>
-            </w:r>
-          </w:p>
-        </w:tc>
-        <w:tc>
-          <w:p>
-            <w:pPr>
-              <w:jc w:val="center"/>
-            </w:pPr>
-            <w:r>
-              <w:rPr>
-                <w:b/>
-                <w:bCs/>
-                <w:color w:val="F59E0B"/>
-                <w:sz w:val="18"/>
-                <w:szCs w:val="18"/>
-              </w:rPr>
-              <w:t xml:space="preserve">MEDIUM</w:t>
-            </w:r>
-          </w:p>
-        </w:tc>
-        <w:tc>
-          <w:p>
-            <w:pPr>
-              <w:jc w:val="center"/>
-            </w:pPr>
-            <w:r>
-              <w:rPr>
-                <w:b/>
-                <w:bCs/>
-                <w:color w:val="F43F5E"/>
-                <w:sz w:val="18"/>
-                <w:szCs w:val="18"/>
-              </w:rPr>
-              <w:t xml:space="preserve">○ PLANNED</w:t>
-            </w:r>
-          </w:p>
-        </w:tc>
-        <w:tc>
-          <w:p>
-            <w:r>
-              <w:rPr>
-                <w:color w:val="A0AEC0"/>
-                <w:sz w:val="17"/>
-                <w:szCs w:val="17"/>
-              </w:rPr>
               <w:t xml:space="preserve">/tools?tab=prefix-checker (planned)</w:t>
             </w:r>
           </w:p>
@@ -1015,83 +1640,86 @@
     </w:tbl>
     <w:p>
       <w:pPr>
-        <w:spacing w:after="80" w:before="80"/>
+        <w:spacing w:after="100" w:before="200"/>
       </w:pPr>
     </w:p>
     <w:p>
       <w:pPr>
         <w:pBdr>
-          <w:bottom w:val="single" w:color="4A5568" w:sz="6" w:space="1"/>
+          <w:bottom w:val="single" w:color="1E3A5F" w:sz="6" w:space="1"/>
         </w:pBdr>
-        <w:spacing w:after="160" w:before="160"/>
-      </w:pPr>
-    </w:p>
-    <w:p>
-      <w:pPr>
-        <w:spacing w:after="100" w:before="200"/>
-      </w:pPr>
-    </w:p>
-    <w:p>
-      <w:pPr>
-        <w:spacing w:after="120" w:before="0"/>
-      </w:pPr>
+        <w:spacing w:after="200" w:before="200"/>
+      </w:pPr>
+    </w:p>
+    <w:p>
+      <w:pPr>
+        <w:shd w:fill="0D2040" w:color="0D2040" w:val="solid"/>
+        <w:spacing w:after="0" w:before="400"/>
+      </w:pPr>
+      <w:r>
+        <w:t xml:space="preserve">  </w:t>
+      </w:r>
       <w:r>
         <w:rPr>
           <w:b/>
           <w:bCs/>
           <w:color w:val="00D4FF"/>
-          <w:sz w:val="22"/>
-          <w:szCs w:val="22"/>
-        </w:rPr>
-        <w:t xml:space="preserve">── HIGH VALUE FEATURES ──</w:t>
-      </w:r>
-    </w:p>
-    <w:p>
-      <w:pPr>
-        <w:spacing w:after="60" w:before="160"/>
-      </w:pPr>
-    </w:p>
-    <w:p>
-      <w:pPr>
-        <w:spacing w:after="100" w:before="0"/>
-      </w:pPr>
-      <w:r>
-        <w:rPr>
-          <w:b/>
-          <w:bCs/>
-          <w:color w:val="FFD700"/>
-          <w:sz w:val="38"/>
-          <w:szCs w:val="38"/>
-        </w:rPr>
-        <w:t xml:space="preserve">1. </w:t>
-      </w:r>
-      <w:r>
-        <w:rPr>
-          <w:b/>
-          <w:bCs/>
-          <w:color w:val="FFFFFF"/>
-          <w:sz w:val="38"/>
-          <w:szCs w:val="38"/>
-        </w:rPr>
-        <w:t xml:space="preserve">Routing Group Manager</w:t>
-      </w:r>
+          <w:sz w:val="26"/>
+          <w:szCs w:val="26"/>
+        </w:rPr>
+        <w:t xml:space="preserve">HIGH VALUE FEATURES</w:t>
+      </w:r>
+    </w:p>
+    <w:p>
+      <w:pPr>
+        <w:shd w:fill="0D2040" w:color="0D2040" w:val="solid"/>
+        <w:spacing w:after="220" w:before="0"/>
+      </w:pPr>
       <w:r>
         <w:t xml:space="preserve">  </w:t>
       </w:r>
       <w:r>
         <w:rPr>
-          <w:b/>
-          <w:bCs/>
-          <w:color w:val="F59E0B"/>
+          <w:color w:val="CBD5E1"/>
           <w:sz w:val="18"/>
           <w:szCs w:val="18"/>
         </w:rPr>
-        <w:t xml:space="preserve">◑ PARTIAL</w:t>
-      </w:r>
-    </w:p>
-    <w:p>
-      <w:pPr>
-        <w:spacing w:after="120"/>
+        <w:t xml:space="preserve">Sippy API fully supports all — highest ROI for implementation effort</w:t>
+      </w:r>
+    </w:p>
+    <w:p>
+      <w:pPr>
+        <w:spacing w:after="40" w:before="120"/>
+      </w:pPr>
+    </w:p>
+    <w:p>
+      <w:pPr>
+        <w:spacing w:after="100" w:before="0"/>
+      </w:pPr>
+      <w:r>
+        <w:rPr>
+          <w:b/>
+          <w:bCs/>
+          <w:color w:val="FFD700"/>
+          <w:sz w:val="40"/>
+          <w:szCs w:val="40"/>
+        </w:rPr>
+        <w:t xml:space="preserve">1.  </w:t>
+      </w:r>
+      <w:r>
+        <w:rPr>
+          <w:b/>
+          <w:bCs/>
+          <w:color w:val="FFFFFF"/>
+          <w:sz w:val="40"/>
+          <w:szCs w:val="40"/>
+        </w:rPr>
+        <w:t xml:space="preserve">Routing Group Manager</w:t>
+      </w:r>
+    </w:p>
+    <w:p>
+      <w:pPr>
+        <w:spacing w:after="80" w:before="0"/>
       </w:pPr>
       <w:r>
         <w:rPr>
@@ -1103,20 +1731,33 @@
         </w:rPr>
         <w:t xml:space="preserve">Live view of all routing groups, their policies, and member connections</w:t>
       </w:r>
-    </w:p>
-    <w:p>
-      <w:pPr>
-        <w:spacing w:after="40" w:before="40"/>
+      <w:r>
+        <w:t xml:space="preserve">    </w:t>
+      </w:r>
+      <w:r>
+        <w:rPr>
+          <w:b/>
+          <w:bCs/>
+          <w:color w:val="F59E0B"/>
+          <w:sz w:val="18"/>
+          <w:szCs w:val="18"/>
+        </w:rPr>
+        <w:t xml:space="preserve">◑ PARTIAL</w:t>
+      </w:r>
+    </w:p>
+    <w:p>
+      <w:pPr>
+        <w:spacing w:after="80" w:before="20"/>
       </w:pPr>
     </w:p>
     <w:tbl>
       <w:tblPr>
         <w:tblW w:type="pct" w:w="100%"/>
         <w:tblBorders>
-          <w:top w:val="single" w:color="4A5568" w:sz="4"/>
-          <w:left w:val="single" w:color="4A5568" w:sz="4"/>
-          <w:bottom w:val="single" w:color="4A5568" w:sz="4"/>
-          <w:right w:val="single" w:color="4A5568" w:sz="4"/>
+          <w:top w:val="single" w:color="1E3A5F" w:sz="4"/>
+          <w:left w:val="single" w:color="1E3A5F" w:sz="4"/>
+          <w:bottom w:val="single" w:color="1E3A5F" w:sz="4"/>
+          <w:right w:val="single" w:color="1E3A5F" w:sz="4"/>
           <w:insideH w:val="single" w:color="auto" w:sz="4"/>
           <w:insideV w:val="single" w:color="auto" w:sz="4"/>
         </w:tblBorders>
@@ -1128,18 +1769,21 @@
       <w:tr>
         <w:tc>
           <w:tcPr>
-            <w:tcW w:type="pct" w:w="22%"/>
-            <w:shd w:fill="1A2233" w:color="1A2233" w:val="solid"/>
-          </w:tcPr>
-          <w:p>
-            <w:pPr>
-              <w:spacing w:after="80" w:before="80"/>
-            </w:pPr>
-            <w:r>
-              <w:rPr>
-                <w:b/>
-                <w:bCs/>
-                <w:color w:val="00D4FF"/>
+            <w:tcW w:type="pct" w:w="20%"/>
+            <w:shd w:fill="0D2040" w:color="0D2040" w:val="solid"/>
+          </w:tcPr>
+          <w:p>
+            <w:pPr>
+              <w:spacing w:after="90" w:before="90"/>
+            </w:pPr>
+            <w:r>
+              <w:t xml:space="preserve">  </w:t>
+            </w:r>
+            <w:r>
+              <w:rPr>
+                <w:b/>
+                <w:bCs/>
+                <w:color w:val="14B8A6"/>
                 <w:sz w:val="18"/>
                 <w:szCs w:val="18"/>
               </w:rPr>
@@ -1149,12 +1793,16 @@
         </w:tc>
         <w:tc>
           <w:tcPr>
-            <w:tcW w:type="pct" w:w="78%"/>
-          </w:tcPr>
-          <w:p>
-            <w:pPr>
-              <w:spacing w:after="80" w:before="80"/>
-            </w:pPr>
+            <w:tcW w:type="pct" w:w="80%"/>
+            <w:shd w:fill="112240" w:color="112240" w:val="solid"/>
+          </w:tcPr>
+          <w:p>
+            <w:pPr>
+              <w:spacing w:after="90" w:before="90"/>
+            </w:pPr>
+            <w:r>
+              <w:t xml:space="preserve">  </w:t>
+            </w:r>
             <w:r>
               <w:rPr>
                 <w:color w:val="E2E8F0"/>
@@ -1169,18 +1817,21 @@
       <w:tr>
         <w:tc>
           <w:tcPr>
-            <w:tcW w:type="pct" w:w="22%"/>
-            <w:shd w:fill="1A2233" w:color="1A2233" w:val="solid"/>
-          </w:tcPr>
-          <w:p>
-            <w:pPr>
-              <w:spacing w:after="80" w:before="80"/>
-            </w:pPr>
-            <w:r>
-              <w:rPr>
-                <w:b/>
-                <w:bCs/>
-                <w:color w:val="00D4FF"/>
+            <w:tcW w:type="pct" w:w="20%"/>
+            <w:shd w:fill="0D2040" w:color="0D2040" w:val="solid"/>
+          </w:tcPr>
+          <w:p>
+            <w:pPr>
+              <w:spacing w:after="90" w:before="90"/>
+            </w:pPr>
+            <w:r>
+              <w:t xml:space="preserve">  </w:t>
+            </w:r>
+            <w:r>
+              <w:rPr>
+                <w:b/>
+                <w:bCs/>
+                <w:color w:val="14B8A6"/>
                 <w:sz w:val="18"/>
                 <w:szCs w:val="18"/>
               </w:rPr>
@@ -1190,19 +1841,23 @@
         </w:tc>
         <w:tc>
           <w:tcPr>
-            <w:tcW w:type="pct" w:w="78%"/>
-          </w:tcPr>
-          <w:p>
-            <w:pPr>
-              <w:spacing w:after="80" w:before="80"/>
-            </w:pPr>
+            <w:tcW w:type="pct" w:w="80%"/>
+            <w:shd w:fill="112240" w:color="112240" w:val="solid"/>
+          </w:tcPr>
+          <w:p>
+            <w:pPr>
+              <w:spacing w:after="90" w:before="90"/>
+            </w:pPr>
+            <w:r>
+              <w:t xml:space="preserve">  </w:t>
+            </w:r>
             <w:r>
               <w:rPr>
                 <w:color w:val="E2E8F0"/>
                 <w:sz w:val="18"/>
                 <w:szCs w:val="18"/>
               </w:rPr>
-              <w:t xml:space="preserve">Partially implemented — cache exists</w:t>
+              <w:t xml:space="preserve">Partially implemented — cache/scaffold exists</w:t>
             </w:r>
           </w:p>
         </w:tc>
@@ -1210,18 +1865,21 @@
       <w:tr>
         <w:tc>
           <w:tcPr>
-            <w:tcW w:type="pct" w:w="22%"/>
-            <w:shd w:fill="1A2233" w:color="1A2233" w:val="solid"/>
-          </w:tcPr>
-          <w:p>
-            <w:pPr>
-              <w:spacing w:after="80" w:before="80"/>
-            </w:pPr>
-            <w:r>
-              <w:rPr>
-                <w:b/>
-                <w:bCs/>
-                <w:color w:val="00D4FF"/>
+            <w:tcW w:type="pct" w:w="20%"/>
+            <w:shd w:fill="0D2040" w:color="0D2040" w:val="solid"/>
+          </w:tcPr>
+          <w:p>
+            <w:pPr>
+              <w:spacing w:after="90" w:before="90"/>
+            </w:pPr>
+            <w:r>
+              <w:t xml:space="preserve">  </w:t>
+            </w:r>
+            <w:r>
+              <w:rPr>
+                <w:b/>
+                <w:bCs/>
+                <w:color w:val="14B8A6"/>
                 <w:sz w:val="18"/>
                 <w:szCs w:val="18"/>
               </w:rPr>
@@ -1231,12 +1889,16 @@
         </w:tc>
         <w:tc>
           <w:tcPr>
-            <w:tcW w:type="pct" w:w="78%"/>
-          </w:tcPr>
-          <w:p>
-            <w:pPr>
-              <w:spacing w:after="80" w:before="80"/>
-            </w:pPr>
+            <w:tcW w:type="pct" w:w="80%"/>
+            <w:shd w:fill="112240" w:color="112240" w:val="solid"/>
+          </w:tcPr>
+          <w:p>
+            <w:pPr>
+              <w:spacing w:after="90" w:before="90"/>
+            </w:pPr>
+            <w:r>
+              <w:t xml:space="preserve">  </w:t>
+            </w:r>
             <w:r>
               <w:rPr>
                 <w:color w:val="E2E8F0"/>
@@ -1251,18 +1913,21 @@
       <w:tr>
         <w:tc>
           <w:tcPr>
-            <w:tcW w:type="pct" w:w="22%"/>
-            <w:shd w:fill="1A2233" w:color="1A2233" w:val="solid"/>
-          </w:tcPr>
-          <w:p>
-            <w:pPr>
-              <w:spacing w:after="80" w:before="80"/>
-            </w:pPr>
-            <w:r>
-              <w:rPr>
-                <w:b/>
-                <w:bCs/>
-                <w:color w:val="00D4FF"/>
+            <w:tcW w:type="pct" w:w="20%"/>
+            <w:shd w:fill="0D2040" w:color="0D2040" w:val="solid"/>
+          </w:tcPr>
+          <w:p>
+            <w:pPr>
+              <w:spacing w:after="90" w:before="90"/>
+            </w:pPr>
+            <w:r>
+              <w:t xml:space="preserve">  </w:t>
+            </w:r>
+            <w:r>
+              <w:rPr>
+                <w:b/>
+                <w:bCs/>
+                <w:color w:val="14B8A6"/>
                 <w:sz w:val="18"/>
                 <w:szCs w:val="18"/>
               </w:rPr>
@@ -1272,12 +1937,16 @@
         </w:tc>
         <w:tc>
           <w:tcPr>
-            <w:tcW w:type="pct" w:w="78%"/>
-          </w:tcPr>
-          <w:p>
-            <w:pPr>
-              <w:spacing w:after="80" w:before="80"/>
-            </w:pPr>
+            <w:tcW w:type="pct" w:w="80%"/>
+            <w:shd w:fill="112240" w:color="112240" w:val="solid"/>
+          </w:tcPr>
+          <w:p>
+            <w:pPr>
+              <w:spacing w:after="90" w:before="90"/>
+            </w:pPr>
+            <w:r>
+              <w:t xml:space="preserve">  </w:t>
+            </w:r>
             <w:r>
               <w:rPr>
                 <w:color w:val="E2E8F0"/>
@@ -1292,28 +1961,28 @@
     </w:tbl>
     <w:p>
       <w:pPr>
-        <w:spacing w:after="80" w:before="60"/>
+        <w:spacing w:after="100" w:before="80"/>
       </w:pPr>
     </w:p>
     <w:p>
       <w:pPr>
         <w:pStyle w:val="Heading3"/>
-        <w:spacing w:after="100" w:before="280"/>
-      </w:pPr>
-      <w:r>
-        <w:rPr>
-          <w:b/>
-          <w:bCs/>
-          <w:color w:val="E2E8F0"/>
-          <w:sz w:val="26"/>
-          <w:szCs w:val="26"/>
+        <w:spacing w:after="100" w:before="260"/>
+      </w:pPr>
+      <w:r>
+        <w:rPr>
+          <w:b/>
+          <w:bCs/>
+          <w:color w:val="38BDF8"/>
+          <w:sz w:val="24"/>
+          <w:szCs w:val="24"/>
         </w:rPr>
         <w:t xml:space="preserve">Description</w:t>
       </w:r>
     </w:p>
     <w:p>
       <w:pPr>
-        <w:spacing w:after="120"/>
+        <w:spacing w:after="100"/>
       </w:pPr>
       <w:r>
         <w:rPr>
@@ -1326,21 +1995,21 @@
     </w:p>
     <w:p>
       <w:pPr>
-        <w:spacing w:after="40" w:before="40"/>
+        <w:spacing w:after="60" w:before="40"/>
       </w:pPr>
     </w:p>
     <w:p>
       <w:pPr>
         <w:pStyle w:val="Heading3"/>
-        <w:spacing w:after="100" w:before="280"/>
-      </w:pPr>
-      <w:r>
-        <w:rPr>
-          <w:b/>
-          <w:bCs/>
-          <w:color w:val="E2E8F0"/>
-          <w:sz w:val="26"/>
-          <w:szCs w:val="26"/>
+        <w:spacing w:after="100" w:before="260"/>
+      </w:pPr>
+      <w:r>
+        <w:rPr>
+          <w:b/>
+          <w:bCs/>
+          <w:color w:val="38BDF8"/>
+          <w:sz w:val="24"/>
+          <w:szCs w:val="24"/>
         </w:rPr>
         <w:t xml:space="preserve">What Users See</w:t>
       </w:r>
@@ -1356,7 +2025,7 @@
       </w:pPr>
       <w:r>
         <w:rPr>
-          <w:color w:val="A0AEC0"/>
+          <w:color w:val="CBD5E1"/>
           <w:sz w:val="19"/>
           <w:szCs w:val="19"/>
         </w:rPr>
@@ -1374,7 +2043,7 @@
       </w:pPr>
       <w:r>
         <w:rPr>
-          <w:color w:val="A0AEC0"/>
+          <w:color w:val="CBD5E1"/>
           <w:sz w:val="19"/>
           <w:szCs w:val="19"/>
         </w:rPr>
@@ -1392,7 +2061,7 @@
       </w:pPr>
       <w:r>
         <w:rPr>
-          <w:color w:val="A0AEC0"/>
+          <w:color w:val="CBD5E1"/>
           <w:sz w:val="19"/>
           <w:szCs w:val="19"/>
         </w:rPr>
@@ -1410,7 +2079,7 @@
       </w:pPr>
       <w:r>
         <w:rPr>
-          <w:color w:val="A0AEC0"/>
+          <w:color w:val="CBD5E1"/>
           <w:sz w:val="19"/>
           <w:szCs w:val="19"/>
         </w:rPr>
@@ -1428,7 +2097,7 @@
       </w:pPr>
       <w:r>
         <w:rPr>
-          <w:color w:val="A0AEC0"/>
+          <w:color w:val="CBD5E1"/>
           <w:sz w:val="19"/>
           <w:szCs w:val="19"/>
         </w:rPr>
@@ -1446,7 +2115,7 @@
       </w:pPr>
       <w:r>
         <w:rPr>
-          <w:color w:val="A0AEC0"/>
+          <w:color w:val="CBD5E1"/>
           <w:sz w:val="19"/>
           <w:szCs w:val="19"/>
         </w:rPr>
@@ -1455,37 +2124,37 @@
     </w:p>
     <w:p>
       <w:pPr>
-        <w:spacing w:after="40" w:before="40"/>
+        <w:spacing w:after="60" w:before="40"/>
       </w:pPr>
     </w:p>
     <w:p>
       <w:pPr>
         <w:pStyle w:val="Heading3"/>
-        <w:spacing w:after="100" w:before="280"/>
-      </w:pPr>
-      <w:r>
-        <w:rPr>
-          <w:b/>
-          <w:bCs/>
-          <w:color w:val="E2E8F0"/>
-          <w:sz w:val="26"/>
-          <w:szCs w:val="26"/>
-        </w:rPr>
-        <w:t xml:space="preserve">Sippy API Methods Used</w:t>
-      </w:r>
-    </w:p>
-    <w:p>
-      <w:pPr>
-        <w:pStyle w:val="ListParagraph"/>
-        <w:numPr>
-          <w:ilvl w:val="0"/>
-          <w:numId w:val="1"/>
-        </w:numPr>
-        <w:spacing w:after="70"/>
-      </w:pPr>
-      <w:r>
-        <w:rPr>
-          <w:color w:val="06B6D4"/>
+        <w:spacing w:after="100" w:before="260"/>
+      </w:pPr>
+      <w:r>
+        <w:rPr>
+          <w:b/>
+          <w:bCs/>
+          <w:color w:val="38BDF8"/>
+          <w:sz w:val="24"/>
+          <w:szCs w:val="24"/>
+        </w:rPr>
+        <w:t xml:space="preserve">Sippy API Methods</w:t>
+      </w:r>
+    </w:p>
+    <w:p>
+      <w:pPr>
+        <w:pStyle w:val="ListParagraph"/>
+        <w:numPr>
+          <w:ilvl w:val="0"/>
+          <w:numId w:val="1"/>
+        </w:numPr>
+        <w:spacing w:after="70"/>
+      </w:pPr>
+      <w:r>
+        <w:rPr>
+          <w:color w:val="38BDF8"/>
           <w:sz w:val="19"/>
           <w:szCs w:val="19"/>
         </w:rPr>
@@ -1503,7 +2172,7 @@
       </w:pPr>
       <w:r>
         <w:rPr>
-          <w:color w:val="06B6D4"/>
+          <w:color w:val="38BDF8"/>
           <w:sz w:val="19"/>
           <w:szCs w:val="19"/>
         </w:rPr>
@@ -1521,7 +2190,7 @@
       </w:pPr>
       <w:r>
         <w:rPr>
-          <w:color w:val="06B6D4"/>
+          <w:color w:val="38BDF8"/>
           <w:sz w:val="19"/>
           <w:szCs w:val="19"/>
         </w:rPr>
@@ -1530,21 +2199,21 @@
     </w:p>
     <w:p>
       <w:pPr>
-        <w:spacing w:after="40" w:before="40"/>
+        <w:spacing w:after="60" w:before="40"/>
       </w:pPr>
     </w:p>
     <w:p>
       <w:pPr>
         <w:pStyle w:val="Heading3"/>
-        <w:spacing w:after="100" w:before="280"/>
-      </w:pPr>
-      <w:r>
-        <w:rPr>
-          <w:b/>
-          <w:bCs/>
-          <w:color w:val="E2E8F0"/>
-          <w:sz w:val="26"/>
-          <w:szCs w:val="26"/>
+        <w:spacing w:after="100" w:before="260"/>
+      </w:pPr>
+      <w:r>
+        <w:rPr>
+          <w:b/>
+          <w:bCs/>
+          <w:color w:val="38BDF8"/>
+          <w:sz w:val="24"/>
+          <w:szCs w:val="24"/>
         </w:rPr>
         <w:t xml:space="preserve">Local Database / Cache</w:t>
       </w:r>
@@ -1560,7 +2229,7 @@
       </w:pPr>
       <w:r>
         <w:rPr>
-          <w:color w:val="A855F7"/>
+          <w:color w:val="14B8A6"/>
           <w:sz w:val="19"/>
           <w:szCs w:val="19"/>
         </w:rPr>
@@ -1578,7 +2247,7 @@
       </w:pPr>
       <w:r>
         <w:rPr>
-          <w:color w:val="A855F7"/>
+          <w:color w:val="14B8A6"/>
           <w:sz w:val="19"/>
           <w:szCs w:val="19"/>
         </w:rPr>
@@ -1588,14 +2257,14 @@
     <w:p>
       <w:pPr>
         <w:pBdr>
-          <w:bottom w:val="single" w:color="4A5568" w:sz="6" w:space="1"/>
+          <w:bottom w:val="single" w:color="1E3A5F" w:sz="6" w:space="1"/>
         </w:pBdr>
-        <w:spacing w:after="160" w:before="160"/>
-      </w:pPr>
-    </w:p>
-    <w:p>
-      <w:pPr>
-        <w:spacing w:after="60" w:before="160"/>
+        <w:spacing w:after="200" w:before="200"/>
+      </w:pPr>
+    </w:p>
+    <w:p>
+      <w:pPr>
+        <w:spacing w:after="40" w:before="120"/>
       </w:pPr>
     </w:p>
     <w:p>
@@ -1607,38 +2276,25 @@
           <w:b/>
           <w:bCs/>
           <w:color w:val="FFD700"/>
-          <w:sz w:val="38"/>
-          <w:szCs w:val="38"/>
-        </w:rPr>
-        <w:t xml:space="preserve">2. </w:t>
+          <w:sz w:val="40"/>
+          <w:szCs w:val="40"/>
+        </w:rPr>
+        <w:t xml:space="preserve">2.  </w:t>
       </w:r>
       <w:r>
         <w:rPr>
           <w:b/>
           <w:bCs/>
           <w:color w:val="FFFFFF"/>
-          <w:sz w:val="38"/>
-          <w:szCs w:val="38"/>
+          <w:sz w:val="40"/>
+          <w:szCs w:val="40"/>
         </w:rPr>
         <w:t xml:space="preserve">Destination Set Explorer</w:t>
       </w:r>
-      <w:r>
-        <w:t xml:space="preserve">  </w:t>
-      </w:r>
-      <w:r>
-        <w:rPr>
-          <w:b/>
-          <w:bCs/>
-          <w:color w:val="F59E0B"/>
-          <w:sz w:val="18"/>
-          <w:szCs w:val="18"/>
-        </w:rPr>
-        <w:t xml:space="preserve">◑ PARTIAL</w:t>
-      </w:r>
-    </w:p>
-    <w:p>
-      <w:pPr>
-        <w:spacing w:after="120"/>
+    </w:p>
+    <w:p>
+      <w:pPr>
+        <w:spacing w:after="80" w:before="0"/>
       </w:pPr>
       <w:r>
         <w:rPr>
@@ -1650,20 +2306,33 @@
         </w:rPr>
         <w:t xml:space="preserve">Browse all Destination Sets and their prefixes; click any prefix to run LCR</w:t>
       </w:r>
-    </w:p>
-    <w:p>
-      <w:pPr>
-        <w:spacing w:after="40" w:before="40"/>
+      <w:r>
+        <w:t xml:space="preserve">    </w:t>
+      </w:r>
+      <w:r>
+        <w:rPr>
+          <w:b/>
+          <w:bCs/>
+          <w:color w:val="F59E0B"/>
+          <w:sz w:val="18"/>
+          <w:szCs w:val="18"/>
+        </w:rPr>
+        <w:t xml:space="preserve">◑ PARTIAL</w:t>
+      </w:r>
+    </w:p>
+    <w:p>
+      <w:pPr>
+        <w:spacing w:after="80" w:before="20"/>
       </w:pPr>
     </w:p>
     <w:tbl>
       <w:tblPr>
         <w:tblW w:type="pct" w:w="100%"/>
         <w:tblBorders>
-          <w:top w:val="single" w:color="4A5568" w:sz="4"/>
-          <w:left w:val="single" w:color="4A5568" w:sz="4"/>
-          <w:bottom w:val="single" w:color="4A5568" w:sz="4"/>
-          <w:right w:val="single" w:color="4A5568" w:sz="4"/>
+          <w:top w:val="single" w:color="1E3A5F" w:sz="4"/>
+          <w:left w:val="single" w:color="1E3A5F" w:sz="4"/>
+          <w:bottom w:val="single" w:color="1E3A5F" w:sz="4"/>
+          <w:right w:val="single" w:color="1E3A5F" w:sz="4"/>
           <w:insideH w:val="single" w:color="auto" w:sz="4"/>
           <w:insideV w:val="single" w:color="auto" w:sz="4"/>
         </w:tblBorders>
@@ -1675,18 +2344,21 @@
       <w:tr>
         <w:tc>
           <w:tcPr>
-            <w:tcW w:type="pct" w:w="22%"/>
-            <w:shd w:fill="1A2233" w:color="1A2233" w:val="solid"/>
-          </w:tcPr>
-          <w:p>
-            <w:pPr>
-              <w:spacing w:after="80" w:before="80"/>
-            </w:pPr>
-            <w:r>
-              <w:rPr>
-                <w:b/>
-                <w:bCs/>
-                <w:color w:val="00D4FF"/>
+            <w:tcW w:type="pct" w:w="20%"/>
+            <w:shd w:fill="0D2040" w:color="0D2040" w:val="solid"/>
+          </w:tcPr>
+          <w:p>
+            <w:pPr>
+              <w:spacing w:after="90" w:before="90"/>
+            </w:pPr>
+            <w:r>
+              <w:t xml:space="preserve">  </w:t>
+            </w:r>
+            <w:r>
+              <w:rPr>
+                <w:b/>
+                <w:bCs/>
+                <w:color w:val="14B8A6"/>
                 <w:sz w:val="18"/>
                 <w:szCs w:val="18"/>
               </w:rPr>
@@ -1696,12 +2368,16 @@
         </w:tc>
         <w:tc>
           <w:tcPr>
-            <w:tcW w:type="pct" w:w="78%"/>
-          </w:tcPr>
-          <w:p>
-            <w:pPr>
-              <w:spacing w:after="80" w:before="80"/>
-            </w:pPr>
+            <w:tcW w:type="pct" w:w="80%"/>
+            <w:shd w:fill="112240" w:color="112240" w:val="solid"/>
+          </w:tcPr>
+          <w:p>
+            <w:pPr>
+              <w:spacing w:after="90" w:before="90"/>
+            </w:pPr>
+            <w:r>
+              <w:t xml:space="preserve">  </w:t>
+            </w:r>
             <w:r>
               <w:rPr>
                 <w:color w:val="E2E8F0"/>
@@ -1716,18 +2392,21 @@
       <w:tr>
         <w:tc>
           <w:tcPr>
-            <w:tcW w:type="pct" w:w="22%"/>
-            <w:shd w:fill="1A2233" w:color="1A2233" w:val="solid"/>
-          </w:tcPr>
-          <w:p>
-            <w:pPr>
-              <w:spacing w:after="80" w:before="80"/>
-            </w:pPr>
-            <w:r>
-              <w:rPr>
-                <w:b/>
-                <w:bCs/>
-                <w:color w:val="00D4FF"/>
+            <w:tcW w:type="pct" w:w="20%"/>
+            <w:shd w:fill="0D2040" w:color="0D2040" w:val="solid"/>
+          </w:tcPr>
+          <w:p>
+            <w:pPr>
+              <w:spacing w:after="90" w:before="90"/>
+            </w:pPr>
+            <w:r>
+              <w:t xml:space="preserve">  </w:t>
+            </w:r>
+            <w:r>
+              <w:rPr>
+                <w:b/>
+                <w:bCs/>
+                <w:color w:val="14B8A6"/>
                 <w:sz w:val="18"/>
                 <w:szCs w:val="18"/>
               </w:rPr>
@@ -1737,19 +2416,23 @@
         </w:tc>
         <w:tc>
           <w:tcPr>
-            <w:tcW w:type="pct" w:w="78%"/>
-          </w:tcPr>
-          <w:p>
-            <w:pPr>
-              <w:spacing w:after="80" w:before="80"/>
-            </w:pPr>
+            <w:tcW w:type="pct" w:w="80%"/>
+            <w:shd w:fill="112240" w:color="112240" w:val="solid"/>
+          </w:tcPr>
+          <w:p>
+            <w:pPr>
+              <w:spacing w:after="90" w:before="90"/>
+            </w:pPr>
+            <w:r>
+              <w:t xml:space="preserve">  </w:t>
+            </w:r>
             <w:r>
               <w:rPr>
                 <w:color w:val="E2E8F0"/>
                 <w:sz w:val="18"/>
                 <w:szCs w:val="18"/>
               </w:rPr>
-              <w:t xml:space="preserve">Partially implemented — cache exists</w:t>
+              <w:t xml:space="preserve">Partially implemented — cache/scaffold exists</w:t>
             </w:r>
           </w:p>
         </w:tc>
@@ -1757,18 +2440,21 @@
       <w:tr>
         <w:tc>
           <w:tcPr>
-            <w:tcW w:type="pct" w:w="22%"/>
-            <w:shd w:fill="1A2233" w:color="1A2233" w:val="solid"/>
-          </w:tcPr>
-          <w:p>
-            <w:pPr>
-              <w:spacing w:after="80" w:before="80"/>
-            </w:pPr>
-            <w:r>
-              <w:rPr>
-                <w:b/>
-                <w:bCs/>
-                <w:color w:val="00D4FF"/>
+            <w:tcW w:type="pct" w:w="20%"/>
+            <w:shd w:fill="0D2040" w:color="0D2040" w:val="solid"/>
+          </w:tcPr>
+          <w:p>
+            <w:pPr>
+              <w:spacing w:after="90" w:before="90"/>
+            </w:pPr>
+            <w:r>
+              <w:t xml:space="preserve">  </w:t>
+            </w:r>
+            <w:r>
+              <w:rPr>
+                <w:b/>
+                <w:bCs/>
+                <w:color w:val="14B8A6"/>
                 <w:sz w:val="18"/>
                 <w:szCs w:val="18"/>
               </w:rPr>
@@ -1778,12 +2464,16 @@
         </w:tc>
         <w:tc>
           <w:tcPr>
-            <w:tcW w:type="pct" w:w="78%"/>
-          </w:tcPr>
-          <w:p>
-            <w:pPr>
-              <w:spacing w:after="80" w:before="80"/>
-            </w:pPr>
+            <w:tcW w:type="pct" w:w="80%"/>
+            <w:shd w:fill="112240" w:color="112240" w:val="solid"/>
+          </w:tcPr>
+          <w:p>
+            <w:pPr>
+              <w:spacing w:after="90" w:before="90"/>
+            </w:pPr>
+            <w:r>
+              <w:t xml:space="preserve">  </w:t>
+            </w:r>
             <w:r>
               <w:rPr>
                 <w:color w:val="E2E8F0"/>
@@ -1798,18 +2488,21 @@
       <w:tr>
         <w:tc>
           <w:tcPr>
-            <w:tcW w:type="pct" w:w="22%"/>
-            <w:shd w:fill="1A2233" w:color="1A2233" w:val="solid"/>
-          </w:tcPr>
-          <w:p>
-            <w:pPr>
-              <w:spacing w:after="80" w:before="80"/>
-            </w:pPr>
-            <w:r>
-              <w:rPr>
-                <w:b/>
-                <w:bCs/>
-                <w:color w:val="00D4FF"/>
+            <w:tcW w:type="pct" w:w="20%"/>
+            <w:shd w:fill="0D2040" w:color="0D2040" w:val="solid"/>
+          </w:tcPr>
+          <w:p>
+            <w:pPr>
+              <w:spacing w:after="90" w:before="90"/>
+            </w:pPr>
+            <w:r>
+              <w:t xml:space="preserve">  </w:t>
+            </w:r>
+            <w:r>
+              <w:rPr>
+                <w:b/>
+                <w:bCs/>
+                <w:color w:val="14B8A6"/>
                 <w:sz w:val="18"/>
                 <w:szCs w:val="18"/>
               </w:rPr>
@@ -1819,12 +2512,16 @@
         </w:tc>
         <w:tc>
           <w:tcPr>
-            <w:tcW w:type="pct" w:w="78%"/>
-          </w:tcPr>
-          <w:p>
-            <w:pPr>
-              <w:spacing w:after="80" w:before="80"/>
-            </w:pPr>
+            <w:tcW w:type="pct" w:w="80%"/>
+            <w:shd w:fill="112240" w:color="112240" w:val="solid"/>
+          </w:tcPr>
+          <w:p>
+            <w:pPr>
+              <w:spacing w:after="90" w:before="90"/>
+            </w:pPr>
+            <w:r>
+              <w:t xml:space="preserve">  </w:t>
+            </w:r>
             <w:r>
               <w:rPr>
                 <w:color w:val="E2E8F0"/>
@@ -1839,28 +2536,28 @@
     </w:tbl>
     <w:p>
       <w:pPr>
-        <w:spacing w:after="80" w:before="60"/>
+        <w:spacing w:after="100" w:before="80"/>
       </w:pPr>
     </w:p>
     <w:p>
       <w:pPr>
         <w:pStyle w:val="Heading3"/>
-        <w:spacing w:after="100" w:before="280"/>
-      </w:pPr>
-      <w:r>
-        <w:rPr>
-          <w:b/>
-          <w:bCs/>
-          <w:color w:val="E2E8F0"/>
-          <w:sz w:val="26"/>
-          <w:szCs w:val="26"/>
+        <w:spacing w:after="100" w:before="260"/>
+      </w:pPr>
+      <w:r>
+        <w:rPr>
+          <w:b/>
+          <w:bCs/>
+          <w:color w:val="38BDF8"/>
+          <w:sz w:val="24"/>
+          <w:szCs w:val="24"/>
         </w:rPr>
         <w:t xml:space="preserve">Description</w:t>
       </w:r>
     </w:p>
     <w:p>
       <w:pPr>
-        <w:spacing w:after="120"/>
+        <w:spacing w:after="100"/>
       </w:pPr>
       <w:r>
         <w:rPr>
@@ -1873,21 +2570,21 @@
     </w:p>
     <w:p>
       <w:pPr>
-        <w:spacing w:after="40" w:before="40"/>
+        <w:spacing w:after="60" w:before="40"/>
       </w:pPr>
     </w:p>
     <w:p>
       <w:pPr>
         <w:pStyle w:val="Heading3"/>
-        <w:spacing w:after="100" w:before="280"/>
-      </w:pPr>
-      <w:r>
-        <w:rPr>
-          <w:b/>
-          <w:bCs/>
-          <w:color w:val="E2E8F0"/>
-          <w:sz w:val="26"/>
-          <w:szCs w:val="26"/>
+        <w:spacing w:after="100" w:before="260"/>
+      </w:pPr>
+      <w:r>
+        <w:rPr>
+          <w:b/>
+          <w:bCs/>
+          <w:color w:val="38BDF8"/>
+          <w:sz w:val="24"/>
+          <w:szCs w:val="24"/>
         </w:rPr>
         <w:t xml:space="preserve">What Users See</w:t>
       </w:r>
@@ -1903,7 +2600,7 @@
       </w:pPr>
       <w:r>
         <w:rPr>
-          <w:color w:val="A0AEC0"/>
+          <w:color w:val="CBD5E1"/>
           <w:sz w:val="19"/>
           <w:szCs w:val="19"/>
         </w:rPr>
@@ -1921,7 +2618,7 @@
       </w:pPr>
       <w:r>
         <w:rPr>
-          <w:color w:val="A0AEC0"/>
+          <w:color w:val="CBD5E1"/>
           <w:sz w:val="19"/>
           <w:szCs w:val="19"/>
         </w:rPr>
@@ -1939,7 +2636,7 @@
       </w:pPr>
       <w:r>
         <w:rPr>
-          <w:color w:val="A0AEC0"/>
+          <w:color w:val="CBD5E1"/>
           <w:sz w:val="19"/>
           <w:szCs w:val="19"/>
         </w:rPr>
@@ -1957,7 +2654,7 @@
       </w:pPr>
       <w:r>
         <w:rPr>
-          <w:color w:val="A0AEC0"/>
+          <w:color w:val="CBD5E1"/>
           <w:sz w:val="19"/>
           <w:szCs w:val="19"/>
         </w:rPr>
@@ -1975,7 +2672,7 @@
       </w:pPr>
       <w:r>
         <w:rPr>
-          <w:color w:val="A0AEC0"/>
+          <w:color w:val="CBD5E1"/>
           <w:sz w:val="19"/>
           <w:szCs w:val="19"/>
         </w:rPr>
@@ -1984,37 +2681,37 @@
     </w:p>
     <w:p>
       <w:pPr>
-        <w:spacing w:after="40" w:before="40"/>
+        <w:spacing w:after="60" w:before="40"/>
       </w:pPr>
     </w:p>
     <w:p>
       <w:pPr>
         <w:pStyle w:val="Heading3"/>
-        <w:spacing w:after="100" w:before="280"/>
-      </w:pPr>
-      <w:r>
-        <w:rPr>
-          <w:b/>
-          <w:bCs/>
-          <w:color w:val="E2E8F0"/>
-          <w:sz w:val="26"/>
-          <w:szCs w:val="26"/>
-        </w:rPr>
-        <w:t xml:space="preserve">Sippy API Methods Used</w:t>
-      </w:r>
-    </w:p>
-    <w:p>
-      <w:pPr>
-        <w:pStyle w:val="ListParagraph"/>
-        <w:numPr>
-          <w:ilvl w:val="0"/>
-          <w:numId w:val="1"/>
-        </w:numPr>
-        <w:spacing w:after="70"/>
-      </w:pPr>
-      <w:r>
-        <w:rPr>
-          <w:color w:val="06B6D4"/>
+        <w:spacing w:after="100" w:before="260"/>
+      </w:pPr>
+      <w:r>
+        <w:rPr>
+          <w:b/>
+          <w:bCs/>
+          <w:color w:val="38BDF8"/>
+          <w:sz w:val="24"/>
+          <w:szCs w:val="24"/>
+        </w:rPr>
+        <w:t xml:space="preserve">Sippy API Methods</w:t>
+      </w:r>
+    </w:p>
+    <w:p>
+      <w:pPr>
+        <w:pStyle w:val="ListParagraph"/>
+        <w:numPr>
+          <w:ilvl w:val="0"/>
+          <w:numId w:val="1"/>
+        </w:numPr>
+        <w:spacing w:after="70"/>
+      </w:pPr>
+      <w:r>
+        <w:rPr>
+          <w:color w:val="38BDF8"/>
           <w:sz w:val="19"/>
           <w:szCs w:val="19"/>
         </w:rPr>
@@ -2032,7 +2729,7 @@
       </w:pPr>
       <w:r>
         <w:rPr>
-          <w:color w:val="06B6D4"/>
+          <w:color w:val="38BDF8"/>
           <w:sz w:val="19"/>
           <w:szCs w:val="19"/>
         </w:rPr>
@@ -2041,21 +2738,21 @@
     </w:p>
     <w:p>
       <w:pPr>
-        <w:spacing w:after="40" w:before="40"/>
+        <w:spacing w:after="60" w:before="40"/>
       </w:pPr>
     </w:p>
     <w:p>
       <w:pPr>
         <w:pStyle w:val="Heading3"/>
-        <w:spacing w:after="100" w:before="280"/>
-      </w:pPr>
-      <w:r>
-        <w:rPr>
-          <w:b/>
-          <w:bCs/>
-          <w:color w:val="E2E8F0"/>
-          <w:sz w:val="26"/>
-          <w:szCs w:val="26"/>
+        <w:spacing w:after="100" w:before="260"/>
+      </w:pPr>
+      <w:r>
+        <w:rPr>
+          <w:b/>
+          <w:bCs/>
+          <w:color w:val="38BDF8"/>
+          <w:sz w:val="24"/>
+          <w:szCs w:val="24"/>
         </w:rPr>
         <w:t xml:space="preserve">Local Database / Cache</w:t>
       </w:r>
@@ -2071,7 +2768,7 @@
       </w:pPr>
       <w:r>
         <w:rPr>
-          <w:color w:val="A855F7"/>
+          <w:color w:val="14B8A6"/>
           <w:sz w:val="19"/>
           <w:szCs w:val="19"/>
         </w:rPr>
@@ -2081,14 +2778,14 @@
     <w:p>
       <w:pPr>
         <w:pBdr>
-          <w:bottom w:val="single" w:color="4A5568" w:sz="6" w:space="1"/>
+          <w:bottom w:val="single" w:color="1E3A5F" w:sz="6" w:space="1"/>
         </w:pBdr>
-        <w:spacing w:after="160" w:before="160"/>
-      </w:pPr>
-    </w:p>
-    <w:p>
-      <w:pPr>
-        <w:spacing w:after="60" w:before="160"/>
+        <w:spacing w:after="200" w:before="200"/>
+      </w:pPr>
+    </w:p>
+    <w:p>
+      <w:pPr>
+        <w:spacing w:after="40" w:before="120"/>
       </w:pPr>
     </w:p>
     <w:p>
@@ -2100,38 +2797,25 @@
           <w:b/>
           <w:bCs/>
           <w:color w:val="FFD700"/>
-          <w:sz w:val="38"/>
-          <w:szCs w:val="38"/>
-        </w:rPr>
-        <w:t xml:space="preserve">3. </w:t>
+          <w:sz w:val="40"/>
+          <w:szCs w:val="40"/>
+        </w:rPr>
+        <w:t xml:space="preserve">3.  </w:t>
       </w:r>
       <w:r>
         <w:rPr>
           <w:b/>
           <w:bCs/>
           <w:color w:val="FFFFFF"/>
-          <w:sz w:val="38"/>
-          <w:szCs w:val="38"/>
+          <w:sz w:val="40"/>
+          <w:szCs w:val="40"/>
         </w:rPr>
         <w:t xml:space="preserve">Quality-Based Routing (QBR) Dashboard</w:t>
       </w:r>
-      <w:r>
-        <w:t xml:space="preserve">  </w:t>
-      </w:r>
-      <w:r>
-        <w:rPr>
-          <w:b/>
-          <w:bCs/>
-          <w:color w:val="F43F5E"/>
-          <w:sz w:val="18"/>
-          <w:szCs w:val="18"/>
-        </w:rPr>
-        <w:t xml:space="preserve">○ PLANNED</w:t>
-      </w:r>
-    </w:p>
-    <w:p>
-      <w:pPr>
-        <w:spacing w:after="120"/>
+    </w:p>
+    <w:p>
+      <w:pPr>
+        <w:spacing w:after="80" w:before="0"/>
       </w:pPr>
       <w:r>
         <w:rPr>
@@ -2143,20 +2827,33 @@
         </w:rPr>
         <w:t xml:space="preserve">Which connections QBR has blocked or demoted, and why</w:t>
       </w:r>
-    </w:p>
-    <w:p>
-      <w:pPr>
-        <w:spacing w:after="40" w:before="40"/>
+      <w:r>
+        <w:t xml:space="preserve">    </w:t>
+      </w:r>
+      <w:r>
+        <w:rPr>
+          <w:b/>
+          <w:bCs/>
+          <w:color w:val="F43F5E"/>
+          <w:sz w:val="18"/>
+          <w:szCs w:val="18"/>
+        </w:rPr>
+        <w:t xml:space="preserve">○ PLANNED</w:t>
+      </w:r>
+    </w:p>
+    <w:p>
+      <w:pPr>
+        <w:spacing w:after="80" w:before="20"/>
       </w:pPr>
     </w:p>
     <w:tbl>
       <w:tblPr>
         <w:tblW w:type="pct" w:w="100%"/>
         <w:tblBorders>
-          <w:top w:val="single" w:color="4A5568" w:sz="4"/>
-          <w:left w:val="single" w:color="4A5568" w:sz="4"/>
-          <w:bottom w:val="single" w:color="4A5568" w:sz="4"/>
-          <w:right w:val="single" w:color="4A5568" w:sz="4"/>
+          <w:top w:val="single" w:color="1E3A5F" w:sz="4"/>
+          <w:left w:val="single" w:color="1E3A5F" w:sz="4"/>
+          <w:bottom w:val="single" w:color="1E3A5F" w:sz="4"/>
+          <w:right w:val="single" w:color="1E3A5F" w:sz="4"/>
           <w:insideH w:val="single" w:color="auto" w:sz="4"/>
           <w:insideV w:val="single" w:color="auto" w:sz="4"/>
         </w:tblBorders>
@@ -2168,18 +2865,21 @@
       <w:tr>
         <w:tc>
           <w:tcPr>
-            <w:tcW w:type="pct" w:w="22%"/>
-            <w:shd w:fill="1A2233" w:color="1A2233" w:val="solid"/>
-          </w:tcPr>
-          <w:p>
-            <w:pPr>
-              <w:spacing w:after="80" w:before="80"/>
-            </w:pPr>
-            <w:r>
-              <w:rPr>
-                <w:b/>
-                <w:bCs/>
-                <w:color w:val="00D4FF"/>
+            <w:tcW w:type="pct" w:w="20%"/>
+            <w:shd w:fill="0D2040" w:color="0D2040" w:val="solid"/>
+          </w:tcPr>
+          <w:p>
+            <w:pPr>
+              <w:spacing w:after="90" w:before="90"/>
+            </w:pPr>
+            <w:r>
+              <w:t xml:space="preserve">  </w:t>
+            </w:r>
+            <w:r>
+              <w:rPr>
+                <w:b/>
+                <w:bCs/>
+                <w:color w:val="14B8A6"/>
                 <w:sz w:val="18"/>
                 <w:szCs w:val="18"/>
               </w:rPr>
@@ -2189,12 +2889,16 @@
         </w:tc>
         <w:tc>
           <w:tcPr>
-            <w:tcW w:type="pct" w:w="78%"/>
-          </w:tcPr>
-          <w:p>
-            <w:pPr>
-              <w:spacing w:after="80" w:before="80"/>
-            </w:pPr>
+            <w:tcW w:type="pct" w:w="80%"/>
+            <w:shd w:fill="112240" w:color="112240" w:val="solid"/>
+          </w:tcPr>
+          <w:p>
+            <w:pPr>
+              <w:spacing w:after="90" w:before="90"/>
+            </w:pPr>
+            <w:r>
+              <w:t xml:space="preserve">  </w:t>
+            </w:r>
             <w:r>
               <w:rPr>
                 <w:color w:val="E2E8F0"/>
@@ -2209,18 +2913,21 @@
       <w:tr>
         <w:tc>
           <w:tcPr>
-            <w:tcW w:type="pct" w:w="22%"/>
-            <w:shd w:fill="1A2233" w:color="1A2233" w:val="solid"/>
-          </w:tcPr>
-          <w:p>
-            <w:pPr>
-              <w:spacing w:after="80" w:before="80"/>
-            </w:pPr>
-            <w:r>
-              <w:rPr>
-                <w:b/>
-                <w:bCs/>
-                <w:color w:val="00D4FF"/>
+            <w:tcW w:type="pct" w:w="20%"/>
+            <w:shd w:fill="0D2040" w:color="0D2040" w:val="solid"/>
+          </w:tcPr>
+          <w:p>
+            <w:pPr>
+              <w:spacing w:after="90" w:before="90"/>
+            </w:pPr>
+            <w:r>
+              <w:t xml:space="preserve">  </w:t>
+            </w:r>
+            <w:r>
+              <w:rPr>
+                <w:b/>
+                <w:bCs/>
+                <w:color w:val="14B8A6"/>
                 <w:sz w:val="18"/>
                 <w:szCs w:val="18"/>
               </w:rPr>
@@ -2230,19 +2937,23 @@
         </w:tc>
         <w:tc>
           <w:tcPr>
-            <w:tcW w:type="pct" w:w="78%"/>
-          </w:tcPr>
-          <w:p>
-            <w:pPr>
-              <w:spacing w:after="80" w:before="80"/>
-            </w:pPr>
+            <w:tcW w:type="pct" w:w="80%"/>
+            <w:shd w:fill="112240" w:color="112240" w:val="solid"/>
+          </w:tcPr>
+          <w:p>
+            <w:pPr>
+              <w:spacing w:after="90" w:before="90"/>
+            </w:pPr>
+            <w:r>
+              <w:t xml:space="preserve">  </w:t>
+            </w:r>
             <w:r>
               <w:rPr>
                 <w:color w:val="E2E8F0"/>
                 <w:sz w:val="18"/>
                 <w:szCs w:val="18"/>
               </w:rPr>
-              <w:t xml:space="preserve">Planned</w:t>
+              <w:t xml:space="preserve">Planned — not yet started</w:t>
             </w:r>
           </w:p>
         </w:tc>
@@ -2250,18 +2961,21 @@
       <w:tr>
         <w:tc>
           <w:tcPr>
-            <w:tcW w:type="pct" w:w="22%"/>
-            <w:shd w:fill="1A2233" w:color="1A2233" w:val="solid"/>
-          </w:tcPr>
-          <w:p>
-            <w:pPr>
-              <w:spacing w:after="80" w:before="80"/>
-            </w:pPr>
-            <w:r>
-              <w:rPr>
-                <w:b/>
-                <w:bCs/>
-                <w:color w:val="00D4FF"/>
+            <w:tcW w:type="pct" w:w="20%"/>
+            <w:shd w:fill="0D2040" w:color="0D2040" w:val="solid"/>
+          </w:tcPr>
+          <w:p>
+            <w:pPr>
+              <w:spacing w:after="90" w:before="90"/>
+            </w:pPr>
+            <w:r>
+              <w:t xml:space="preserve">  </w:t>
+            </w:r>
+            <w:r>
+              <w:rPr>
+                <w:b/>
+                <w:bCs/>
+                <w:color w:val="14B8A6"/>
                 <w:sz w:val="18"/>
                 <w:szCs w:val="18"/>
               </w:rPr>
@@ -2271,12 +2985,16 @@
         </w:tc>
         <w:tc>
           <w:tcPr>
-            <w:tcW w:type="pct" w:w="78%"/>
-          </w:tcPr>
-          <w:p>
-            <w:pPr>
-              <w:spacing w:after="80" w:before="80"/>
-            </w:pPr>
+            <w:tcW w:type="pct" w:w="80%"/>
+            <w:shd w:fill="112240" w:color="112240" w:val="solid"/>
+          </w:tcPr>
+          <w:p>
+            <w:pPr>
+              <w:spacing w:after="90" w:before="90"/>
+            </w:pPr>
+            <w:r>
+              <w:t xml:space="preserve">  </w:t>
+            </w:r>
             <w:r>
               <w:rPr>
                 <w:color w:val="E2E8F0"/>
@@ -2291,18 +3009,21 @@
       <w:tr>
         <w:tc>
           <w:tcPr>
-            <w:tcW w:type="pct" w:w="22%"/>
-            <w:shd w:fill="1A2233" w:color="1A2233" w:val="solid"/>
-          </w:tcPr>
-          <w:p>
-            <w:pPr>
-              <w:spacing w:after="80" w:before="80"/>
-            </w:pPr>
-            <w:r>
-              <w:rPr>
-                <w:b/>
-                <w:bCs/>
-                <w:color w:val="00D4FF"/>
+            <w:tcW w:type="pct" w:w="20%"/>
+            <w:shd w:fill="0D2040" w:color="0D2040" w:val="solid"/>
+          </w:tcPr>
+          <w:p>
+            <w:pPr>
+              <w:spacing w:after="90" w:before="90"/>
+            </w:pPr>
+            <w:r>
+              <w:t xml:space="preserve">  </w:t>
+            </w:r>
+            <w:r>
+              <w:rPr>
+                <w:b/>
+                <w:bCs/>
+                <w:color w:val="14B8A6"/>
                 <w:sz w:val="18"/>
                 <w:szCs w:val="18"/>
               </w:rPr>
@@ -2312,12 +3033,16 @@
         </w:tc>
         <w:tc>
           <w:tcPr>
-            <w:tcW w:type="pct" w:w="78%"/>
-          </w:tcPr>
-          <w:p>
-            <w:pPr>
-              <w:spacing w:after="80" w:before="80"/>
-            </w:pPr>
+            <w:tcW w:type="pct" w:w="80%"/>
+            <w:shd w:fill="112240" w:color="112240" w:val="solid"/>
+          </w:tcPr>
+          <w:p>
+            <w:pPr>
+              <w:spacing w:after="90" w:before="90"/>
+            </w:pPr>
+            <w:r>
+              <w:t xml:space="preserve">  </w:t>
+            </w:r>
             <w:r>
               <w:rPr>
                 <w:color w:val="E2E8F0"/>
@@ -2332,28 +3057,28 @@
     </w:tbl>
     <w:p>
       <w:pPr>
-        <w:spacing w:after="80" w:before="60"/>
+        <w:spacing w:after="100" w:before="80"/>
       </w:pPr>
     </w:p>
     <w:p>
       <w:pPr>
         <w:pStyle w:val="Heading3"/>
-        <w:spacing w:after="100" w:before="280"/>
-      </w:pPr>
-      <w:r>
-        <w:rPr>
-          <w:b/>
-          <w:bCs/>
-          <w:color w:val="E2E8F0"/>
-          <w:sz w:val="26"/>
-          <w:szCs w:val="26"/>
+        <w:spacing w:after="100" w:before="260"/>
+      </w:pPr>
+      <w:r>
+        <w:rPr>
+          <w:b/>
+          <w:bCs/>
+          <w:color w:val="38BDF8"/>
+          <w:sz w:val="24"/>
+          <w:szCs w:val="24"/>
         </w:rPr>
         <w:t xml:space="preserve">Description</w:t>
       </w:r>
     </w:p>
     <w:p>
       <w:pPr>
-        <w:spacing w:after="120"/>
+        <w:spacing w:after="100"/>
       </w:pPr>
       <w:r>
         <w:rPr>
@@ -2366,21 +3091,21 @@
     </w:p>
     <w:p>
       <w:pPr>
-        <w:spacing w:after="40" w:before="40"/>
+        <w:spacing w:after="60" w:before="40"/>
       </w:pPr>
     </w:p>
     <w:p>
       <w:pPr>
         <w:pStyle w:val="Heading3"/>
-        <w:spacing w:after="100" w:before="280"/>
-      </w:pPr>
-      <w:r>
-        <w:rPr>
-          <w:b/>
-          <w:bCs/>
-          <w:color w:val="E2E8F0"/>
-          <w:sz w:val="26"/>
-          <w:szCs w:val="26"/>
+        <w:spacing w:after="100" w:before="260"/>
+      </w:pPr>
+      <w:r>
+        <w:rPr>
+          <w:b/>
+          <w:bCs/>
+          <w:color w:val="38BDF8"/>
+          <w:sz w:val="24"/>
+          <w:szCs w:val="24"/>
         </w:rPr>
         <w:t xml:space="preserve">What Users See</w:t>
       </w:r>
@@ -2396,7 +3121,7 @@
       </w:pPr>
       <w:r>
         <w:rPr>
-          <w:color w:val="A0AEC0"/>
+          <w:color w:val="CBD5E1"/>
           <w:sz w:val="19"/>
           <w:szCs w:val="19"/>
         </w:rPr>
@@ -2414,7 +3139,7 @@
       </w:pPr>
       <w:r>
         <w:rPr>
-          <w:color w:val="A0AEC0"/>
+          <w:color w:val="CBD5E1"/>
           <w:sz w:val="19"/>
           <w:szCs w:val="19"/>
         </w:rPr>
@@ -2432,7 +3157,7 @@
       </w:pPr>
       <w:r>
         <w:rPr>
-          <w:color w:val="A0AEC0"/>
+          <w:color w:val="CBD5E1"/>
           <w:sz w:val="19"/>
           <w:szCs w:val="19"/>
         </w:rPr>
@@ -2450,7 +3175,7 @@
       </w:pPr>
       <w:r>
         <w:rPr>
-          <w:color w:val="A0AEC0"/>
+          <w:color w:val="CBD5E1"/>
           <w:sz w:val="19"/>
           <w:szCs w:val="19"/>
         </w:rPr>
@@ -2468,7 +3193,7 @@
       </w:pPr>
       <w:r>
         <w:rPr>
-          <w:color w:val="A0AEC0"/>
+          <w:color w:val="CBD5E1"/>
           <w:sz w:val="19"/>
           <w:szCs w:val="19"/>
         </w:rPr>
@@ -2486,7 +3211,7 @@
       </w:pPr>
       <w:r>
         <w:rPr>
-          <w:color w:val="A0AEC0"/>
+          <w:color w:val="CBD5E1"/>
           <w:sz w:val="19"/>
           <w:szCs w:val="19"/>
         </w:rPr>
@@ -2495,37 +3220,37 @@
     </w:p>
     <w:p>
       <w:pPr>
-        <w:spacing w:after="40" w:before="40"/>
+        <w:spacing w:after="60" w:before="40"/>
       </w:pPr>
     </w:p>
     <w:p>
       <w:pPr>
         <w:pStyle w:val="Heading3"/>
-        <w:spacing w:after="100" w:before="280"/>
-      </w:pPr>
-      <w:r>
-        <w:rPr>
-          <w:b/>
-          <w:bCs/>
-          <w:color w:val="E2E8F0"/>
-          <w:sz w:val="26"/>
-          <w:szCs w:val="26"/>
-        </w:rPr>
-        <w:t xml:space="preserve">Sippy API Methods Used</w:t>
-      </w:r>
-    </w:p>
-    <w:p>
-      <w:pPr>
-        <w:pStyle w:val="ListParagraph"/>
-        <w:numPr>
-          <w:ilvl w:val="0"/>
-          <w:numId w:val="1"/>
-        </w:numPr>
-        <w:spacing w:after="70"/>
-      </w:pPr>
-      <w:r>
-        <w:rPr>
-          <w:color w:val="06B6D4"/>
+        <w:spacing w:after="100" w:before="260"/>
+      </w:pPr>
+      <w:r>
+        <w:rPr>
+          <w:b/>
+          <w:bCs/>
+          <w:color w:val="38BDF8"/>
+          <w:sz w:val="24"/>
+          <w:szCs w:val="24"/>
+        </w:rPr>
+        <w:t xml:space="preserve">Sippy API Methods</w:t>
+      </w:r>
+    </w:p>
+    <w:p>
+      <w:pPr>
+        <w:pStyle w:val="ListParagraph"/>
+        <w:numPr>
+          <w:ilvl w:val="0"/>
+          <w:numId w:val="1"/>
+        </w:numPr>
+        <w:spacing w:after="70"/>
+      </w:pPr>
+      <w:r>
+        <w:rPr>
+          <w:color w:val="38BDF8"/>
           <w:sz w:val="19"/>
           <w:szCs w:val="19"/>
         </w:rPr>
@@ -2543,7 +3268,7 @@
       </w:pPr>
       <w:r>
         <w:rPr>
-          <w:color w:val="06B6D4"/>
+          <w:color w:val="38BDF8"/>
           <w:sz w:val="19"/>
           <w:szCs w:val="19"/>
         </w:rPr>
@@ -2561,7 +3286,7 @@
       </w:pPr>
       <w:r>
         <w:rPr>
-          <w:color w:val="06B6D4"/>
+          <w:color w:val="38BDF8"/>
           <w:sz w:val="19"/>
           <w:szCs w:val="19"/>
         </w:rPr>
@@ -2570,21 +3295,21 @@
     </w:p>
     <w:p>
       <w:pPr>
-        <w:spacing w:after="40" w:before="40"/>
+        <w:spacing w:after="60" w:before="40"/>
       </w:pPr>
     </w:p>
     <w:p>
       <w:pPr>
         <w:pStyle w:val="Heading3"/>
-        <w:spacing w:after="100" w:before="280"/>
-      </w:pPr>
-      <w:r>
-        <w:rPr>
-          <w:b/>
-          <w:bCs/>
-          <w:color w:val="E2E8F0"/>
-          <w:sz w:val="26"/>
-          <w:szCs w:val="26"/>
+        <w:spacing w:after="100" w:before="260"/>
+      </w:pPr>
+      <w:r>
+        <w:rPr>
+          <w:b/>
+          <w:bCs/>
+          <w:color w:val="38BDF8"/>
+          <w:sz w:val="24"/>
+          <w:szCs w:val="24"/>
         </w:rPr>
         <w:t xml:space="preserve">Local Database / Cache</w:t>
       </w:r>
@@ -2600,7 +3325,7 @@
       </w:pPr>
       <w:r>
         <w:rPr>
-          <w:color w:val="A855F7"/>
+          <w:color w:val="14B8A6"/>
           <w:sz w:val="19"/>
           <w:szCs w:val="19"/>
         </w:rPr>
@@ -2618,7 +3343,7 @@
       </w:pPr>
       <w:r>
         <w:rPr>
-          <w:color w:val="A855F7"/>
+          <w:color w:val="14B8A6"/>
           <w:sz w:val="19"/>
           <w:szCs w:val="19"/>
         </w:rPr>
@@ -2628,14 +3353,14 @@
     <w:p>
       <w:pPr>
         <w:pBdr>
-          <w:bottom w:val="single" w:color="4A5568" w:sz="6" w:space="1"/>
+          <w:bottom w:val="single" w:color="1E3A5F" w:sz="6" w:space="1"/>
         </w:pBdr>
-        <w:spacing w:after="160" w:before="160"/>
-      </w:pPr>
-    </w:p>
-    <w:p>
-      <w:pPr>
-        <w:spacing w:after="60" w:before="160"/>
+        <w:spacing w:after="200" w:before="200"/>
+      </w:pPr>
+    </w:p>
+    <w:p>
+      <w:pPr>
+        <w:spacing w:after="40" w:before="120"/>
       </w:pPr>
     </w:p>
     <w:p>
@@ -2647,38 +3372,25 @@
           <w:b/>
           <w:bCs/>
           <w:color w:val="FFD700"/>
-          <w:sz w:val="38"/>
-          <w:szCs w:val="38"/>
-        </w:rPr>
-        <w:t xml:space="preserve">4. </w:t>
+          <w:sz w:val="40"/>
+          <w:szCs w:val="40"/>
+        </w:rPr>
+        <w:t xml:space="preserve">4.  </w:t>
       </w:r>
       <w:r>
         <w:rPr>
           <w:b/>
           <w:bCs/>
           <w:color w:val="FFFFFF"/>
-          <w:sz w:val="38"/>
-          <w:szCs w:val="38"/>
+          <w:sz w:val="40"/>
+          <w:szCs w:val="40"/>
         </w:rPr>
         <w:t xml:space="preserve">Routing Audit Trail</w:t>
       </w:r>
-      <w:r>
-        <w:t xml:space="preserve">  </w:t>
-      </w:r>
-      <w:r>
-        <w:rPr>
-          <w:b/>
-          <w:bCs/>
-          <w:color w:val="F59E0B"/>
-          <w:sz w:val="18"/>
-          <w:szCs w:val="18"/>
-        </w:rPr>
-        <w:t xml:space="preserve">◑ PARTIAL</w:t>
-      </w:r>
-    </w:p>
-    <w:p>
-      <w:pPr>
-        <w:spacing w:after="120"/>
+    </w:p>
+    <w:p>
+      <w:pPr>
+        <w:spacing w:after="80" w:before="0"/>
       </w:pPr>
       <w:r>
         <w:rPr>
@@ -2690,20 +3402,33 @@
         </w:rPr>
         <w:t xml:space="preserve">Full call routing trace: Account → Routing Group → Destination Set → Connection → Result</w:t>
       </w:r>
-    </w:p>
-    <w:p>
-      <w:pPr>
-        <w:spacing w:after="40" w:before="40"/>
+      <w:r>
+        <w:t xml:space="preserve">    </w:t>
+      </w:r>
+      <w:r>
+        <w:rPr>
+          <w:b/>
+          <w:bCs/>
+          <w:color w:val="F59E0B"/>
+          <w:sz w:val="18"/>
+          <w:szCs w:val="18"/>
+        </w:rPr>
+        <w:t xml:space="preserve">◑ PARTIAL</w:t>
+      </w:r>
+    </w:p>
+    <w:p>
+      <w:pPr>
+        <w:spacing w:after="80" w:before="20"/>
       </w:pPr>
     </w:p>
     <w:tbl>
       <w:tblPr>
         <w:tblW w:type="pct" w:w="100%"/>
         <w:tblBorders>
-          <w:top w:val="single" w:color="4A5568" w:sz="4"/>
-          <w:left w:val="single" w:color="4A5568" w:sz="4"/>
-          <w:bottom w:val="single" w:color="4A5568" w:sz="4"/>
-          <w:right w:val="single" w:color="4A5568" w:sz="4"/>
+          <w:top w:val="single" w:color="1E3A5F" w:sz="4"/>
+          <w:left w:val="single" w:color="1E3A5F" w:sz="4"/>
+          <w:bottom w:val="single" w:color="1E3A5F" w:sz="4"/>
+          <w:right w:val="single" w:color="1E3A5F" w:sz="4"/>
           <w:insideH w:val="single" w:color="auto" w:sz="4"/>
           <w:insideV w:val="single" w:color="auto" w:sz="4"/>
         </w:tblBorders>
@@ -2715,18 +3440,21 @@
       <w:tr>
         <w:tc>
           <w:tcPr>
-            <w:tcW w:type="pct" w:w="22%"/>
-            <w:shd w:fill="1A2233" w:color="1A2233" w:val="solid"/>
-          </w:tcPr>
-          <w:p>
-            <w:pPr>
-              <w:spacing w:after="80" w:before="80"/>
-            </w:pPr>
-            <w:r>
-              <w:rPr>
-                <w:b/>
-                <w:bCs/>
-                <w:color w:val="00D4FF"/>
+            <w:tcW w:type="pct" w:w="20%"/>
+            <w:shd w:fill="0D2040" w:color="0D2040" w:val="solid"/>
+          </w:tcPr>
+          <w:p>
+            <w:pPr>
+              <w:spacing w:after="90" w:before="90"/>
+            </w:pPr>
+            <w:r>
+              <w:t xml:space="preserve">  </w:t>
+            </w:r>
+            <w:r>
+              <w:rPr>
+                <w:b/>
+                <w:bCs/>
+                <w:color w:val="14B8A6"/>
                 <w:sz w:val="18"/>
                 <w:szCs w:val="18"/>
               </w:rPr>
@@ -2736,12 +3464,16 @@
         </w:tc>
         <w:tc>
           <w:tcPr>
-            <w:tcW w:type="pct" w:w="78%"/>
-          </w:tcPr>
-          <w:p>
-            <w:pPr>
-              <w:spacing w:after="80" w:before="80"/>
-            </w:pPr>
+            <w:tcW w:type="pct" w:w="80%"/>
+            <w:shd w:fill="112240" w:color="112240" w:val="solid"/>
+          </w:tcPr>
+          <w:p>
+            <w:pPr>
+              <w:spacing w:after="90" w:before="90"/>
+            </w:pPr>
+            <w:r>
+              <w:t xml:space="preserve">  </w:t>
+            </w:r>
             <w:r>
               <w:rPr>
                 <w:color w:val="E2E8F0"/>
@@ -2756,18 +3488,21 @@
       <w:tr>
         <w:tc>
           <w:tcPr>
-            <w:tcW w:type="pct" w:w="22%"/>
-            <w:shd w:fill="1A2233" w:color="1A2233" w:val="solid"/>
-          </w:tcPr>
-          <w:p>
-            <w:pPr>
-              <w:spacing w:after="80" w:before="80"/>
-            </w:pPr>
-            <w:r>
-              <w:rPr>
-                <w:b/>
-                <w:bCs/>
-                <w:color w:val="00D4FF"/>
+            <w:tcW w:type="pct" w:w="20%"/>
+            <w:shd w:fill="0D2040" w:color="0D2040" w:val="solid"/>
+          </w:tcPr>
+          <w:p>
+            <w:pPr>
+              <w:spacing w:after="90" w:before="90"/>
+            </w:pPr>
+            <w:r>
+              <w:t xml:space="preserve">  </w:t>
+            </w:r>
+            <w:r>
+              <w:rPr>
+                <w:b/>
+                <w:bCs/>
+                <w:color w:val="14B8A6"/>
                 <w:sz w:val="18"/>
                 <w:szCs w:val="18"/>
               </w:rPr>
@@ -2777,19 +3512,23 @@
         </w:tc>
         <w:tc>
           <w:tcPr>
-            <w:tcW w:type="pct" w:w="78%"/>
-          </w:tcPr>
-          <w:p>
-            <w:pPr>
-              <w:spacing w:after="80" w:before="80"/>
-            </w:pPr>
+            <w:tcW w:type="pct" w:w="80%"/>
+            <w:shd w:fill="112240" w:color="112240" w:val="solid"/>
+          </w:tcPr>
+          <w:p>
+            <w:pPr>
+              <w:spacing w:after="90" w:before="90"/>
+            </w:pPr>
+            <w:r>
+              <w:t xml:space="preserve">  </w:t>
+            </w:r>
             <w:r>
               <w:rPr>
                 <w:color w:val="E2E8F0"/>
                 <w:sz w:val="18"/>
                 <w:szCs w:val="18"/>
               </w:rPr>
-              <w:t xml:space="preserve">Partially implemented — cache exists</w:t>
+              <w:t xml:space="preserve">Partially implemented — cache/scaffold exists</w:t>
             </w:r>
           </w:p>
         </w:tc>
@@ -2797,18 +3536,21 @@
       <w:tr>
         <w:tc>
           <w:tcPr>
-            <w:tcW w:type="pct" w:w="22%"/>
-            <w:shd w:fill="1A2233" w:color="1A2233" w:val="solid"/>
-          </w:tcPr>
-          <w:p>
-            <w:pPr>
-              <w:spacing w:after="80" w:before="80"/>
-            </w:pPr>
-            <w:r>
-              <w:rPr>
-                <w:b/>
-                <w:bCs/>
-                <w:color w:val="00D4FF"/>
+            <w:tcW w:type="pct" w:w="20%"/>
+            <w:shd w:fill="0D2040" w:color="0D2040" w:val="solid"/>
+          </w:tcPr>
+          <w:p>
+            <w:pPr>
+              <w:spacing w:after="90" w:before="90"/>
+            </w:pPr>
+            <w:r>
+              <w:t xml:space="preserve">  </w:t>
+            </w:r>
+            <w:r>
+              <w:rPr>
+                <w:b/>
+                <w:bCs/>
+                <w:color w:val="14B8A6"/>
                 <w:sz w:val="18"/>
                 <w:szCs w:val="18"/>
               </w:rPr>
@@ -2818,12 +3560,16 @@
         </w:tc>
         <w:tc>
           <w:tcPr>
-            <w:tcW w:type="pct" w:w="78%"/>
-          </w:tcPr>
-          <w:p>
-            <w:pPr>
-              <w:spacing w:after="80" w:before="80"/>
-            </w:pPr>
+            <w:tcW w:type="pct" w:w="80%"/>
+            <w:shd w:fill="112240" w:color="112240" w:val="solid"/>
+          </w:tcPr>
+          <w:p>
+            <w:pPr>
+              <w:spacing w:after="90" w:before="90"/>
+            </w:pPr>
+            <w:r>
+              <w:t xml:space="preserve">  </w:t>
+            </w:r>
             <w:r>
               <w:rPr>
                 <w:color w:val="E2E8F0"/>
@@ -2838,18 +3584,21 @@
       <w:tr>
         <w:tc>
           <w:tcPr>
-            <w:tcW w:type="pct" w:w="22%"/>
-            <w:shd w:fill="1A2233" w:color="1A2233" w:val="solid"/>
-          </w:tcPr>
-          <w:p>
-            <w:pPr>
-              <w:spacing w:after="80" w:before="80"/>
-            </w:pPr>
-            <w:r>
-              <w:rPr>
-                <w:b/>
-                <w:bCs/>
-                <w:color w:val="00D4FF"/>
+            <w:tcW w:type="pct" w:w="20%"/>
+            <w:shd w:fill="0D2040" w:color="0D2040" w:val="solid"/>
+          </w:tcPr>
+          <w:p>
+            <w:pPr>
+              <w:spacing w:after="90" w:before="90"/>
+            </w:pPr>
+            <w:r>
+              <w:t xml:space="preserve">  </w:t>
+            </w:r>
+            <w:r>
+              <w:rPr>
+                <w:b/>
+                <w:bCs/>
+                <w:color w:val="14B8A6"/>
                 <w:sz w:val="18"/>
                 <w:szCs w:val="18"/>
               </w:rPr>
@@ -2859,12 +3608,16 @@
         </w:tc>
         <w:tc>
           <w:tcPr>
-            <w:tcW w:type="pct" w:w="78%"/>
-          </w:tcPr>
-          <w:p>
-            <w:pPr>
-              <w:spacing w:after="80" w:before="80"/>
-            </w:pPr>
+            <w:tcW w:type="pct" w:w="80%"/>
+            <w:shd w:fill="112240" w:color="112240" w:val="solid"/>
+          </w:tcPr>
+          <w:p>
+            <w:pPr>
+              <w:spacing w:after="90" w:before="90"/>
+            </w:pPr>
+            <w:r>
+              <w:t xml:space="preserve">  </w:t>
+            </w:r>
             <w:r>
               <w:rPr>
                 <w:color w:val="E2E8F0"/>
@@ -2879,28 +3632,28 @@
     </w:tbl>
     <w:p>
       <w:pPr>
-        <w:spacing w:after="80" w:before="60"/>
+        <w:spacing w:after="100" w:before="80"/>
       </w:pPr>
     </w:p>
     <w:p>
       <w:pPr>
         <w:pStyle w:val="Heading3"/>
-        <w:spacing w:after="100" w:before="280"/>
-      </w:pPr>
-      <w:r>
-        <w:rPr>
-          <w:b/>
-          <w:bCs/>
-          <w:color w:val="E2E8F0"/>
-          <w:sz w:val="26"/>
-          <w:szCs w:val="26"/>
+        <w:spacing w:after="100" w:before="260"/>
+      </w:pPr>
+      <w:r>
+        <w:rPr>
+          <w:b/>
+          <w:bCs/>
+          <w:color w:val="38BDF8"/>
+          <w:sz w:val="24"/>
+          <w:szCs w:val="24"/>
         </w:rPr>
         <w:t xml:space="preserve">Description</w:t>
       </w:r>
     </w:p>
     <w:p>
       <w:pPr>
-        <w:spacing w:after="120"/>
+        <w:spacing w:after="100"/>
       </w:pPr>
       <w:r>
         <w:rPr>
@@ -2913,21 +3666,21 @@
     </w:p>
     <w:p>
       <w:pPr>
-        <w:spacing w:after="40" w:before="40"/>
+        <w:spacing w:after="60" w:before="40"/>
       </w:pPr>
     </w:p>
     <w:p>
       <w:pPr>
         <w:pStyle w:val="Heading3"/>
-        <w:spacing w:after="100" w:before="280"/>
-      </w:pPr>
-      <w:r>
-        <w:rPr>
-          <w:b/>
-          <w:bCs/>
-          <w:color w:val="E2E8F0"/>
-          <w:sz w:val="26"/>
-          <w:szCs w:val="26"/>
+        <w:spacing w:after="100" w:before="260"/>
+      </w:pPr>
+      <w:r>
+        <w:rPr>
+          <w:b/>
+          <w:bCs/>
+          <w:color w:val="38BDF8"/>
+          <w:sz w:val="24"/>
+          <w:szCs w:val="24"/>
         </w:rPr>
         <w:t xml:space="preserve">What Users See</w:t>
       </w:r>
@@ -2943,7 +3696,7 @@
       </w:pPr>
       <w:r>
         <w:rPr>
-          <w:color w:val="A0AEC0"/>
+          <w:color w:val="CBD5E1"/>
           <w:sz w:val="19"/>
           <w:szCs w:val="19"/>
         </w:rPr>
@@ -2961,7 +3714,7 @@
       </w:pPr>
       <w:r>
         <w:rPr>
-          <w:color w:val="A0AEC0"/>
+          <w:color w:val="CBD5E1"/>
           <w:sz w:val="19"/>
           <w:szCs w:val="19"/>
         </w:rPr>
@@ -2979,7 +3732,7 @@
       </w:pPr>
       <w:r>
         <w:rPr>
-          <w:color w:val="A0AEC0"/>
+          <w:color w:val="CBD5E1"/>
           <w:sz w:val="19"/>
           <w:szCs w:val="19"/>
         </w:rPr>
@@ -2997,7 +3750,7 @@
       </w:pPr>
       <w:r>
         <w:rPr>
-          <w:color w:val="A0AEC0"/>
+          <w:color w:val="CBD5E1"/>
           <w:sz w:val="19"/>
           <w:szCs w:val="19"/>
         </w:rPr>
@@ -3015,7 +3768,7 @@
       </w:pPr>
       <w:r>
         <w:rPr>
-          <w:color w:val="A0AEC0"/>
+          <w:color w:val="CBD5E1"/>
           <w:sz w:val="19"/>
           <w:szCs w:val="19"/>
         </w:rPr>
@@ -3033,7 +3786,7 @@
       </w:pPr>
       <w:r>
         <w:rPr>
-          <w:color w:val="A0AEC0"/>
+          <w:color w:val="CBD5E1"/>
           <w:sz w:val="19"/>
           <w:szCs w:val="19"/>
         </w:rPr>
@@ -3042,37 +3795,37 @@
     </w:p>
     <w:p>
       <w:pPr>
-        <w:spacing w:after="40" w:before="40"/>
+        <w:spacing w:after="60" w:before="40"/>
       </w:pPr>
     </w:p>
     <w:p>
       <w:pPr>
         <w:pStyle w:val="Heading3"/>
-        <w:spacing w:after="100" w:before="280"/>
-      </w:pPr>
-      <w:r>
-        <w:rPr>
-          <w:b/>
-          <w:bCs/>
-          <w:color w:val="E2E8F0"/>
-          <w:sz w:val="26"/>
-          <w:szCs w:val="26"/>
-        </w:rPr>
-        <w:t xml:space="preserve">Sippy API Methods Used</w:t>
-      </w:r>
-    </w:p>
-    <w:p>
-      <w:pPr>
-        <w:pStyle w:val="ListParagraph"/>
-        <w:numPr>
-          <w:ilvl w:val="0"/>
-          <w:numId w:val="1"/>
-        </w:numPr>
-        <w:spacing w:after="70"/>
-      </w:pPr>
-      <w:r>
-        <w:rPr>
-          <w:color w:val="06B6D4"/>
+        <w:spacing w:after="100" w:before="260"/>
+      </w:pPr>
+      <w:r>
+        <w:rPr>
+          <w:b/>
+          <w:bCs/>
+          <w:color w:val="38BDF8"/>
+          <w:sz w:val="24"/>
+          <w:szCs w:val="24"/>
+        </w:rPr>
+        <w:t xml:space="preserve">Sippy API Methods</w:t>
+      </w:r>
+    </w:p>
+    <w:p>
+      <w:pPr>
+        <w:pStyle w:val="ListParagraph"/>
+        <w:numPr>
+          <w:ilvl w:val="0"/>
+          <w:numId w:val="1"/>
+        </w:numPr>
+        <w:spacing w:after="70"/>
+      </w:pPr>
+      <w:r>
+        <w:rPr>
+          <w:color w:val="38BDF8"/>
           <w:sz w:val="19"/>
           <w:szCs w:val="19"/>
         </w:rPr>
@@ -3090,7 +3843,7 @@
       </w:pPr>
       <w:r>
         <w:rPr>
-          <w:color w:val="06B6D4"/>
+          <w:color w:val="38BDF8"/>
           <w:sz w:val="19"/>
           <w:szCs w:val="19"/>
         </w:rPr>
@@ -3099,21 +3852,21 @@
     </w:p>
     <w:p>
       <w:pPr>
-        <w:spacing w:after="40" w:before="40"/>
+        <w:spacing w:after="60" w:before="40"/>
       </w:pPr>
     </w:p>
     <w:p>
       <w:pPr>
         <w:pStyle w:val="Heading3"/>
-        <w:spacing w:after="100" w:before="280"/>
-      </w:pPr>
-      <w:r>
-        <w:rPr>
-          <w:b/>
-          <w:bCs/>
-          <w:color w:val="E2E8F0"/>
-          <w:sz w:val="26"/>
-          <w:szCs w:val="26"/>
+        <w:spacing w:after="100" w:before="260"/>
+      </w:pPr>
+      <w:r>
+        <w:rPr>
+          <w:b/>
+          <w:bCs/>
+          <w:color w:val="38BDF8"/>
+          <w:sz w:val="24"/>
+          <w:szCs w:val="24"/>
         </w:rPr>
         <w:t xml:space="preserve">Local Database / Cache</w:t>
       </w:r>
@@ -3129,7 +3882,7 @@
       </w:pPr>
       <w:r>
         <w:rPr>
-          <w:color w:val="A855F7"/>
+          <w:color w:val="14B8A6"/>
           <w:sz w:val="19"/>
           <w:szCs w:val="19"/>
         </w:rPr>
@@ -3139,14 +3892,14 @@
     <w:p>
       <w:pPr>
         <w:pBdr>
-          <w:bottom w:val="single" w:color="4A5568" w:sz="6" w:space="1"/>
+          <w:bottom w:val="single" w:color="1E3A5F" w:sz="6" w:space="1"/>
         </w:pBdr>
-        <w:spacing w:after="160" w:before="160"/>
-      </w:pPr>
-    </w:p>
-    <w:p>
-      <w:pPr>
-        <w:spacing w:after="60" w:before="160"/>
+        <w:spacing w:after="200" w:before="200"/>
+      </w:pPr>
+    </w:p>
+    <w:p>
+      <w:pPr>
+        <w:spacing w:after="40" w:before="120"/>
       </w:pPr>
     </w:p>
     <w:p>
@@ -3158,38 +3911,25 @@
           <w:b/>
           <w:bCs/>
           <w:color w:val="FFD700"/>
-          <w:sz w:val="38"/>
-          <w:szCs w:val="38"/>
-        </w:rPr>
-        <w:t xml:space="preserve">5. </w:t>
+          <w:sz w:val="40"/>
+          <w:szCs w:val="40"/>
+        </w:rPr>
+        <w:t xml:space="preserve">5.  </w:t>
       </w:r>
       <w:r>
         <w:rPr>
           <w:b/>
           <w:bCs/>
           <w:color w:val="FFFFFF"/>
-          <w:sz w:val="38"/>
-          <w:szCs w:val="38"/>
+          <w:sz w:val="40"/>
+          <w:szCs w:val="40"/>
         </w:rPr>
         <w:t xml:space="preserve">Connection Coverage Map</w:t>
       </w:r>
-      <w:r>
-        <w:t xml:space="preserve">  </w:t>
-      </w:r>
-      <w:r>
-        <w:rPr>
-          <w:b/>
-          <w:bCs/>
-          <w:color w:val="F43F5E"/>
-          <w:sz w:val="18"/>
-          <w:szCs w:val="18"/>
-        </w:rPr>
-        <w:t xml:space="preserve">○ PLANNED</w:t>
-      </w:r>
-    </w:p>
-    <w:p>
-      <w:pPr>
-        <w:spacing w:after="120"/>
+    </w:p>
+    <w:p>
+      <w:pPr>
+        <w:spacing w:after="80" w:before="0"/>
       </w:pPr>
       <w:r>
         <w:rPr>
@@ -3201,20 +3941,33 @@
         </w:rPr>
         <w:t xml:space="preserve">Prefix coverage per connection inside a routing group — gaps highlighted</w:t>
       </w:r>
-    </w:p>
-    <w:p>
-      <w:pPr>
-        <w:spacing w:after="40" w:before="40"/>
+      <w:r>
+        <w:t xml:space="preserve">    </w:t>
+      </w:r>
+      <w:r>
+        <w:rPr>
+          <w:b/>
+          <w:bCs/>
+          <w:color w:val="F43F5E"/>
+          <w:sz w:val="18"/>
+          <w:szCs w:val="18"/>
+        </w:rPr>
+        <w:t xml:space="preserve">○ PLANNED</w:t>
+      </w:r>
+    </w:p>
+    <w:p>
+      <w:pPr>
+        <w:spacing w:after="80" w:before="20"/>
       </w:pPr>
     </w:p>
     <w:tbl>
       <w:tblPr>
         <w:tblW w:type="pct" w:w="100%"/>
         <w:tblBorders>
-          <w:top w:val="single" w:color="4A5568" w:sz="4"/>
-          <w:left w:val="single" w:color="4A5568" w:sz="4"/>
-          <w:bottom w:val="single" w:color="4A5568" w:sz="4"/>
-          <w:right w:val="single" w:color="4A5568" w:sz="4"/>
+          <w:top w:val="single" w:color="1E3A5F" w:sz="4"/>
+          <w:left w:val="single" w:color="1E3A5F" w:sz="4"/>
+          <w:bottom w:val="single" w:color="1E3A5F" w:sz="4"/>
+          <w:right w:val="single" w:color="1E3A5F" w:sz="4"/>
           <w:insideH w:val="single" w:color="auto" w:sz="4"/>
           <w:insideV w:val="single" w:color="auto" w:sz="4"/>
         </w:tblBorders>
@@ -3226,18 +3979,21 @@
       <w:tr>
         <w:tc>
           <w:tcPr>
-            <w:tcW w:type="pct" w:w="22%"/>
-            <w:shd w:fill="1A2233" w:color="1A2233" w:val="solid"/>
-          </w:tcPr>
-          <w:p>
-            <w:pPr>
-              <w:spacing w:after="80" w:before="80"/>
-            </w:pPr>
-            <w:r>
-              <w:rPr>
-                <w:b/>
-                <w:bCs/>
-                <w:color w:val="00D4FF"/>
+            <w:tcW w:type="pct" w:w="20%"/>
+            <w:shd w:fill="0D2040" w:color="0D2040" w:val="solid"/>
+          </w:tcPr>
+          <w:p>
+            <w:pPr>
+              <w:spacing w:after="90" w:before="90"/>
+            </w:pPr>
+            <w:r>
+              <w:t xml:space="preserve">  </w:t>
+            </w:r>
+            <w:r>
+              <w:rPr>
+                <w:b/>
+                <w:bCs/>
+                <w:color w:val="14B8A6"/>
                 <w:sz w:val="18"/>
                 <w:szCs w:val="18"/>
               </w:rPr>
@@ -3247,12 +4003,16 @@
         </w:tc>
         <w:tc>
           <w:tcPr>
-            <w:tcW w:type="pct" w:w="78%"/>
-          </w:tcPr>
-          <w:p>
-            <w:pPr>
-              <w:spacing w:after="80" w:before="80"/>
-            </w:pPr>
+            <w:tcW w:type="pct" w:w="80%"/>
+            <w:shd w:fill="112240" w:color="112240" w:val="solid"/>
+          </w:tcPr>
+          <w:p>
+            <w:pPr>
+              <w:spacing w:after="90" w:before="90"/>
+            </w:pPr>
+            <w:r>
+              <w:t xml:space="preserve">  </w:t>
+            </w:r>
             <w:r>
               <w:rPr>
                 <w:color w:val="E2E8F0"/>
@@ -3267,18 +4027,21 @@
       <w:tr>
         <w:tc>
           <w:tcPr>
-            <w:tcW w:type="pct" w:w="22%"/>
-            <w:shd w:fill="1A2233" w:color="1A2233" w:val="solid"/>
-          </w:tcPr>
-          <w:p>
-            <w:pPr>
-              <w:spacing w:after="80" w:before="80"/>
-            </w:pPr>
-            <w:r>
-              <w:rPr>
-                <w:b/>
-                <w:bCs/>
-                <w:color w:val="00D4FF"/>
+            <w:tcW w:type="pct" w:w="20%"/>
+            <w:shd w:fill="0D2040" w:color="0D2040" w:val="solid"/>
+          </w:tcPr>
+          <w:p>
+            <w:pPr>
+              <w:spacing w:after="90" w:before="90"/>
+            </w:pPr>
+            <w:r>
+              <w:t xml:space="preserve">  </w:t>
+            </w:r>
+            <w:r>
+              <w:rPr>
+                <w:b/>
+                <w:bCs/>
+                <w:color w:val="14B8A6"/>
                 <w:sz w:val="18"/>
                 <w:szCs w:val="18"/>
               </w:rPr>
@@ -3288,19 +4051,23 @@
         </w:tc>
         <w:tc>
           <w:tcPr>
-            <w:tcW w:type="pct" w:w="78%"/>
-          </w:tcPr>
-          <w:p>
-            <w:pPr>
-              <w:spacing w:after="80" w:before="80"/>
-            </w:pPr>
+            <w:tcW w:type="pct" w:w="80%"/>
+            <w:shd w:fill="112240" w:color="112240" w:val="solid"/>
+          </w:tcPr>
+          <w:p>
+            <w:pPr>
+              <w:spacing w:after="90" w:before="90"/>
+            </w:pPr>
+            <w:r>
+              <w:t xml:space="preserve">  </w:t>
+            </w:r>
             <w:r>
               <w:rPr>
                 <w:color w:val="E2E8F0"/>
                 <w:sz w:val="18"/>
                 <w:szCs w:val="18"/>
               </w:rPr>
-              <w:t xml:space="preserve">Planned</w:t>
+              <w:t xml:space="preserve">Planned — not yet started</w:t>
             </w:r>
           </w:p>
         </w:tc>
@@ -3308,18 +4075,21 @@
       <w:tr>
         <w:tc>
           <w:tcPr>
-            <w:tcW w:type="pct" w:w="22%"/>
-            <w:shd w:fill="1A2233" w:color="1A2233" w:val="solid"/>
-          </w:tcPr>
-          <w:p>
-            <w:pPr>
-              <w:spacing w:after="80" w:before="80"/>
-            </w:pPr>
-            <w:r>
-              <w:rPr>
-                <w:b/>
-                <w:bCs/>
-                <w:color w:val="00D4FF"/>
+            <w:tcW w:type="pct" w:w="20%"/>
+            <w:shd w:fill="0D2040" w:color="0D2040" w:val="solid"/>
+          </w:tcPr>
+          <w:p>
+            <w:pPr>
+              <w:spacing w:after="90" w:before="90"/>
+            </w:pPr>
+            <w:r>
+              <w:t xml:space="preserve">  </w:t>
+            </w:r>
+            <w:r>
+              <w:rPr>
+                <w:b/>
+                <w:bCs/>
+                <w:color w:val="14B8A6"/>
                 <w:sz w:val="18"/>
                 <w:szCs w:val="18"/>
               </w:rPr>
@@ -3329,12 +4099,16 @@
         </w:tc>
         <w:tc>
           <w:tcPr>
-            <w:tcW w:type="pct" w:w="78%"/>
-          </w:tcPr>
-          <w:p>
-            <w:pPr>
-              <w:spacing w:after="80" w:before="80"/>
-            </w:pPr>
+            <w:tcW w:type="pct" w:w="80%"/>
+            <w:shd w:fill="112240" w:color="112240" w:val="solid"/>
+          </w:tcPr>
+          <w:p>
+            <w:pPr>
+              <w:spacing w:after="90" w:before="90"/>
+            </w:pPr>
+            <w:r>
+              <w:t xml:space="preserve">  </w:t>
+            </w:r>
             <w:r>
               <w:rPr>
                 <w:color w:val="E2E8F0"/>
@@ -3349,18 +4123,21 @@
       <w:tr>
         <w:tc>
           <w:tcPr>
-            <w:tcW w:type="pct" w:w="22%"/>
-            <w:shd w:fill="1A2233" w:color="1A2233" w:val="solid"/>
-          </w:tcPr>
-          <w:p>
-            <w:pPr>
-              <w:spacing w:after="80" w:before="80"/>
-            </w:pPr>
-            <w:r>
-              <w:rPr>
-                <w:b/>
-                <w:bCs/>
-                <w:color w:val="00D4FF"/>
+            <w:tcW w:type="pct" w:w="20%"/>
+            <w:shd w:fill="0D2040" w:color="0D2040" w:val="solid"/>
+          </w:tcPr>
+          <w:p>
+            <w:pPr>
+              <w:spacing w:after="90" w:before="90"/>
+            </w:pPr>
+            <w:r>
+              <w:t xml:space="preserve">  </w:t>
+            </w:r>
+            <w:r>
+              <w:rPr>
+                <w:b/>
+                <w:bCs/>
+                <w:color w:val="14B8A6"/>
                 <w:sz w:val="18"/>
                 <w:szCs w:val="18"/>
               </w:rPr>
@@ -3370,12 +4147,16 @@
         </w:tc>
         <w:tc>
           <w:tcPr>
-            <w:tcW w:type="pct" w:w="78%"/>
-          </w:tcPr>
-          <w:p>
-            <w:pPr>
-              <w:spacing w:after="80" w:before="80"/>
-            </w:pPr>
+            <w:tcW w:type="pct" w:w="80%"/>
+            <w:shd w:fill="112240" w:color="112240" w:val="solid"/>
+          </w:tcPr>
+          <w:p>
+            <w:pPr>
+              <w:spacing w:after="90" w:before="90"/>
+            </w:pPr>
+            <w:r>
+              <w:t xml:space="preserve">  </w:t>
+            </w:r>
             <w:r>
               <w:rPr>
                 <w:color w:val="E2E8F0"/>
@@ -3390,28 +4171,28 @@
     </w:tbl>
     <w:p>
       <w:pPr>
-        <w:spacing w:after="80" w:before="60"/>
+        <w:spacing w:after="100" w:before="80"/>
       </w:pPr>
     </w:p>
     <w:p>
       <w:pPr>
         <w:pStyle w:val="Heading3"/>
-        <w:spacing w:after="100" w:before="280"/>
-      </w:pPr>
-      <w:r>
-        <w:rPr>
-          <w:b/>
-          <w:bCs/>
-          <w:color w:val="E2E8F0"/>
-          <w:sz w:val="26"/>
-          <w:szCs w:val="26"/>
+        <w:spacing w:after="100" w:before="260"/>
+      </w:pPr>
+      <w:r>
+        <w:rPr>
+          <w:b/>
+          <w:bCs/>
+          <w:color w:val="38BDF8"/>
+          <w:sz w:val="24"/>
+          <w:szCs w:val="24"/>
         </w:rPr>
         <w:t xml:space="preserve">Description</w:t>
       </w:r>
     </w:p>
     <w:p>
       <w:pPr>
-        <w:spacing w:after="120"/>
+        <w:spacing w:after="100"/>
       </w:pPr>
       <w:r>
         <w:rPr>
@@ -3424,21 +4205,21 @@
     </w:p>
     <w:p>
       <w:pPr>
-        <w:spacing w:after="40" w:before="40"/>
+        <w:spacing w:after="60" w:before="40"/>
       </w:pPr>
     </w:p>
     <w:p>
       <w:pPr>
         <w:pStyle w:val="Heading3"/>
-        <w:spacing w:after="100" w:before="280"/>
-      </w:pPr>
-      <w:r>
-        <w:rPr>
-          <w:b/>
-          <w:bCs/>
-          <w:color w:val="E2E8F0"/>
-          <w:sz w:val="26"/>
-          <w:szCs w:val="26"/>
+        <w:spacing w:after="100" w:before="260"/>
+      </w:pPr>
+      <w:r>
+        <w:rPr>
+          <w:b/>
+          <w:bCs/>
+          <w:color w:val="38BDF8"/>
+          <w:sz w:val="24"/>
+          <w:szCs w:val="24"/>
         </w:rPr>
         <w:t xml:space="preserve">What Users See</w:t>
       </w:r>
@@ -3454,7 +4235,7 @@
       </w:pPr>
       <w:r>
         <w:rPr>
-          <w:color w:val="A0AEC0"/>
+          <w:color w:val="CBD5E1"/>
           <w:sz w:val="19"/>
           <w:szCs w:val="19"/>
         </w:rPr>
@@ -3472,7 +4253,7 @@
       </w:pPr>
       <w:r>
         <w:rPr>
-          <w:color w:val="A0AEC0"/>
+          <w:color w:val="CBD5E1"/>
           <w:sz w:val="19"/>
           <w:szCs w:val="19"/>
         </w:rPr>
@@ -3490,7 +4271,7 @@
       </w:pPr>
       <w:r>
         <w:rPr>
-          <w:color w:val="A0AEC0"/>
+          <w:color w:val="CBD5E1"/>
           <w:sz w:val="19"/>
           <w:szCs w:val="19"/>
         </w:rPr>
@@ -3508,7 +4289,7 @@
       </w:pPr>
       <w:r>
         <w:rPr>
-          <w:color w:val="A0AEC0"/>
+          <w:color w:val="CBD5E1"/>
           <w:sz w:val="19"/>
           <w:szCs w:val="19"/>
         </w:rPr>
@@ -3526,7 +4307,7 @@
       </w:pPr>
       <w:r>
         <w:rPr>
-          <w:color w:val="A0AEC0"/>
+          <w:color w:val="CBD5E1"/>
           <w:sz w:val="19"/>
           <w:szCs w:val="19"/>
         </w:rPr>
@@ -3535,37 +4316,37 @@
     </w:p>
     <w:p>
       <w:pPr>
-        <w:spacing w:after="40" w:before="40"/>
+        <w:spacing w:after="60" w:before="40"/>
       </w:pPr>
     </w:p>
     <w:p>
       <w:pPr>
         <w:pStyle w:val="Heading3"/>
-        <w:spacing w:after="100" w:before="280"/>
-      </w:pPr>
-      <w:r>
-        <w:rPr>
-          <w:b/>
-          <w:bCs/>
-          <w:color w:val="E2E8F0"/>
-          <w:sz w:val="26"/>
-          <w:szCs w:val="26"/>
-        </w:rPr>
-        <w:t xml:space="preserve">Sippy API Methods Used</w:t>
-      </w:r>
-    </w:p>
-    <w:p>
-      <w:pPr>
-        <w:pStyle w:val="ListParagraph"/>
-        <w:numPr>
-          <w:ilvl w:val="0"/>
-          <w:numId w:val="1"/>
-        </w:numPr>
-        <w:spacing w:after="70"/>
-      </w:pPr>
-      <w:r>
-        <w:rPr>
-          <w:color w:val="06B6D4"/>
+        <w:spacing w:after="100" w:before="260"/>
+      </w:pPr>
+      <w:r>
+        <w:rPr>
+          <w:b/>
+          <w:bCs/>
+          <w:color w:val="38BDF8"/>
+          <w:sz w:val="24"/>
+          <w:szCs w:val="24"/>
+        </w:rPr>
+        <w:t xml:space="preserve">Sippy API Methods</w:t>
+      </w:r>
+    </w:p>
+    <w:p>
+      <w:pPr>
+        <w:pStyle w:val="ListParagraph"/>
+        <w:numPr>
+          <w:ilvl w:val="0"/>
+          <w:numId w:val="1"/>
+        </w:numPr>
+        <w:spacing w:after="70"/>
+      </w:pPr>
+      <w:r>
+        <w:rPr>
+          <w:color w:val="38BDF8"/>
           <w:sz w:val="19"/>
           <w:szCs w:val="19"/>
         </w:rPr>
@@ -3583,7 +4364,7 @@
       </w:pPr>
       <w:r>
         <w:rPr>
-          <w:color w:val="06B6D4"/>
+          <w:color w:val="38BDF8"/>
           <w:sz w:val="19"/>
           <w:szCs w:val="19"/>
         </w:rPr>
@@ -3592,21 +4373,21 @@
     </w:p>
     <w:p>
       <w:pPr>
-        <w:spacing w:after="40" w:before="40"/>
+        <w:spacing w:after="60" w:before="40"/>
       </w:pPr>
     </w:p>
     <w:p>
       <w:pPr>
         <w:pStyle w:val="Heading3"/>
-        <w:spacing w:after="100" w:before="280"/>
-      </w:pPr>
-      <w:r>
-        <w:rPr>
-          <w:b/>
-          <w:bCs/>
-          <w:color w:val="E2E8F0"/>
-          <w:sz w:val="26"/>
-          <w:szCs w:val="26"/>
+        <w:spacing w:after="100" w:before="260"/>
+      </w:pPr>
+      <w:r>
+        <w:rPr>
+          <w:b/>
+          <w:bCs/>
+          <w:color w:val="38BDF8"/>
+          <w:sz w:val="24"/>
+          <w:szCs w:val="24"/>
         </w:rPr>
         <w:t xml:space="preserve">Local Database / Cache</w:t>
       </w:r>
@@ -3622,7 +4403,7 @@
       </w:pPr>
       <w:r>
         <w:rPr>
-          <w:color w:val="A855F7"/>
+          <w:color w:val="14B8A6"/>
           <w:sz w:val="19"/>
           <w:szCs w:val="19"/>
         </w:rPr>
@@ -3640,7 +4421,7 @@
       </w:pPr>
       <w:r>
         <w:rPr>
-          <w:color w:val="A855F7"/>
+          <w:color w:val="14B8A6"/>
           <w:sz w:val="19"/>
           <w:szCs w:val="19"/>
         </w:rPr>
@@ -3650,14 +4431,14 @@
     <w:p>
       <w:pPr>
         <w:pBdr>
-          <w:bottom w:val="single" w:color="4A5568" w:sz="6" w:space="1"/>
+          <w:bottom w:val="single" w:color="1E3A5F" w:sz="6" w:space="1"/>
         </w:pBdr>
-        <w:spacing w:after="160" w:before="160"/>
-      </w:pPr>
-    </w:p>
-    <w:p>
-      <w:pPr>
-        <w:spacing w:after="60" w:before="160"/>
+        <w:spacing w:after="200" w:before="200"/>
+      </w:pPr>
+    </w:p>
+    <w:p>
+      <w:pPr>
+        <w:spacing w:after="40" w:before="120"/>
       </w:pPr>
     </w:p>
     <w:p>
@@ -3669,38 +4450,25 @@
           <w:b/>
           <w:bCs/>
           <w:color w:val="FFD700"/>
-          <w:sz w:val="38"/>
-          <w:szCs w:val="38"/>
-        </w:rPr>
-        <w:t xml:space="preserve">6. </w:t>
+          <w:sz w:val="40"/>
+          <w:szCs w:val="40"/>
+        </w:rPr>
+        <w:t xml:space="preserve">6.  </w:t>
       </w:r>
       <w:r>
         <w:rPr>
           <w:b/>
           <w:bCs/>
           <w:color w:val="FFFFFF"/>
-          <w:sz w:val="38"/>
-          <w:szCs w:val="38"/>
+          <w:sz w:val="40"/>
+          <w:szCs w:val="40"/>
         </w:rPr>
         <w:t xml:space="preserve">Bulk Rate / Route Uploader</w:t>
       </w:r>
-      <w:r>
-        <w:t xml:space="preserve">  </w:t>
-      </w:r>
-      <w:r>
-        <w:rPr>
-          <w:b/>
-          <w:bCs/>
-          <w:color w:val="F43F5E"/>
-          <w:sz w:val="18"/>
-          <w:szCs w:val="18"/>
-        </w:rPr>
-        <w:t xml:space="preserve">○ PLANNED</w:t>
-      </w:r>
-    </w:p>
-    <w:p>
-      <w:pPr>
-        <w:spacing w:after="120"/>
+    </w:p>
+    <w:p>
+      <w:pPr>
+        <w:spacing w:after="80" w:before="0"/>
       </w:pPr>
       <w:r>
         <w:rPr>
@@ -3712,20 +4480,33 @@
         </w:rPr>
         <w:t xml:space="preserve">Drag-and-drop CSV uploader with pre-validation diff before sending to Sippy</w:t>
       </w:r>
-    </w:p>
-    <w:p>
-      <w:pPr>
-        <w:spacing w:after="40" w:before="40"/>
+      <w:r>
+        <w:t xml:space="preserve">    </w:t>
+      </w:r>
+      <w:r>
+        <w:rPr>
+          <w:b/>
+          <w:bCs/>
+          <w:color w:val="F43F5E"/>
+          <w:sz w:val="18"/>
+          <w:szCs w:val="18"/>
+        </w:rPr>
+        <w:t xml:space="preserve">○ PLANNED</w:t>
+      </w:r>
+    </w:p>
+    <w:p>
+      <w:pPr>
+        <w:spacing w:after="80" w:before="20"/>
       </w:pPr>
     </w:p>
     <w:tbl>
       <w:tblPr>
         <w:tblW w:type="pct" w:w="100%"/>
         <w:tblBorders>
-          <w:top w:val="single" w:color="4A5568" w:sz="4"/>
-          <w:left w:val="single" w:color="4A5568" w:sz="4"/>
-          <w:bottom w:val="single" w:color="4A5568" w:sz="4"/>
-          <w:right w:val="single" w:color="4A5568" w:sz="4"/>
+          <w:top w:val="single" w:color="1E3A5F" w:sz="4"/>
+          <w:left w:val="single" w:color="1E3A5F" w:sz="4"/>
+          <w:bottom w:val="single" w:color="1E3A5F" w:sz="4"/>
+          <w:right w:val="single" w:color="1E3A5F" w:sz="4"/>
           <w:insideH w:val="single" w:color="auto" w:sz="4"/>
           <w:insideV w:val="single" w:color="auto" w:sz="4"/>
         </w:tblBorders>
@@ -3737,18 +4518,21 @@
       <w:tr>
         <w:tc>
           <w:tcPr>
-            <w:tcW w:type="pct" w:w="22%"/>
-            <w:shd w:fill="1A2233" w:color="1A2233" w:val="solid"/>
-          </w:tcPr>
-          <w:p>
-            <w:pPr>
-              <w:spacing w:after="80" w:before="80"/>
-            </w:pPr>
-            <w:r>
-              <w:rPr>
-                <w:b/>
-                <w:bCs/>
-                <w:color w:val="00D4FF"/>
+            <w:tcW w:type="pct" w:w="20%"/>
+            <w:shd w:fill="0D2040" w:color="0D2040" w:val="solid"/>
+          </w:tcPr>
+          <w:p>
+            <w:pPr>
+              <w:spacing w:after="90" w:before="90"/>
+            </w:pPr>
+            <w:r>
+              <w:t xml:space="preserve">  </w:t>
+            </w:r>
+            <w:r>
+              <w:rPr>
+                <w:b/>
+                <w:bCs/>
+                <w:color w:val="14B8A6"/>
                 <w:sz w:val="18"/>
                 <w:szCs w:val="18"/>
               </w:rPr>
@@ -3758,12 +4542,16 @@
         </w:tc>
         <w:tc>
           <w:tcPr>
-            <w:tcW w:type="pct" w:w="78%"/>
-          </w:tcPr>
-          <w:p>
-            <w:pPr>
-              <w:spacing w:after="80" w:before="80"/>
-            </w:pPr>
+            <w:tcW w:type="pct" w:w="80%"/>
+            <w:shd w:fill="112240" w:color="112240" w:val="solid"/>
+          </w:tcPr>
+          <w:p>
+            <w:pPr>
+              <w:spacing w:after="90" w:before="90"/>
+            </w:pPr>
+            <w:r>
+              <w:t xml:space="preserve">  </w:t>
+            </w:r>
             <w:r>
               <w:rPr>
                 <w:color w:val="E2E8F0"/>
@@ -3778,18 +4566,21 @@
       <w:tr>
         <w:tc>
           <w:tcPr>
-            <w:tcW w:type="pct" w:w="22%"/>
-            <w:shd w:fill="1A2233" w:color="1A2233" w:val="solid"/>
-          </w:tcPr>
-          <w:p>
-            <w:pPr>
-              <w:spacing w:after="80" w:before="80"/>
-            </w:pPr>
-            <w:r>
-              <w:rPr>
-                <w:b/>
-                <w:bCs/>
-                <w:color w:val="00D4FF"/>
+            <w:tcW w:type="pct" w:w="20%"/>
+            <w:shd w:fill="0D2040" w:color="0D2040" w:val="solid"/>
+          </w:tcPr>
+          <w:p>
+            <w:pPr>
+              <w:spacing w:after="90" w:before="90"/>
+            </w:pPr>
+            <w:r>
+              <w:t xml:space="preserve">  </w:t>
+            </w:r>
+            <w:r>
+              <w:rPr>
+                <w:b/>
+                <w:bCs/>
+                <w:color w:val="14B8A6"/>
                 <w:sz w:val="18"/>
                 <w:szCs w:val="18"/>
               </w:rPr>
@@ -3799,19 +4590,23 @@
         </w:tc>
         <w:tc>
           <w:tcPr>
-            <w:tcW w:type="pct" w:w="78%"/>
-          </w:tcPr>
-          <w:p>
-            <w:pPr>
-              <w:spacing w:after="80" w:before="80"/>
-            </w:pPr>
+            <w:tcW w:type="pct" w:w="80%"/>
+            <w:shd w:fill="112240" w:color="112240" w:val="solid"/>
+          </w:tcPr>
+          <w:p>
+            <w:pPr>
+              <w:spacing w:after="90" w:before="90"/>
+            </w:pPr>
+            <w:r>
+              <w:t xml:space="preserve">  </w:t>
+            </w:r>
             <w:r>
               <w:rPr>
                 <w:color w:val="E2E8F0"/>
                 <w:sz w:val="18"/>
                 <w:szCs w:val="18"/>
               </w:rPr>
-              <w:t xml:space="preserve">Planned</w:t>
+              <w:t xml:space="preserve">Planned — not yet started</w:t>
             </w:r>
           </w:p>
         </w:tc>
@@ -3819,18 +4614,21 @@
       <w:tr>
         <w:tc>
           <w:tcPr>
-            <w:tcW w:type="pct" w:w="22%"/>
-            <w:shd w:fill="1A2233" w:color="1A2233" w:val="solid"/>
-          </w:tcPr>
-          <w:p>
-            <w:pPr>
-              <w:spacing w:after="80" w:before="80"/>
-            </w:pPr>
-            <w:r>
-              <w:rPr>
-                <w:b/>
-                <w:bCs/>
-                <w:color w:val="00D4FF"/>
+            <w:tcW w:type="pct" w:w="20%"/>
+            <w:shd w:fill="0D2040" w:color="0D2040" w:val="solid"/>
+          </w:tcPr>
+          <w:p>
+            <w:pPr>
+              <w:spacing w:after="90" w:before="90"/>
+            </w:pPr>
+            <w:r>
+              <w:t xml:space="preserve">  </w:t>
+            </w:r>
+            <w:r>
+              <w:rPr>
+                <w:b/>
+                <w:bCs/>
+                <w:color w:val="14B8A6"/>
                 <w:sz w:val="18"/>
                 <w:szCs w:val="18"/>
               </w:rPr>
@@ -3840,12 +4638,16 @@
         </w:tc>
         <w:tc>
           <w:tcPr>
-            <w:tcW w:type="pct" w:w="78%"/>
-          </w:tcPr>
-          <w:p>
-            <w:pPr>
-              <w:spacing w:after="80" w:before="80"/>
-            </w:pPr>
+            <w:tcW w:type="pct" w:w="80%"/>
+            <w:shd w:fill="112240" w:color="112240" w:val="solid"/>
+          </w:tcPr>
+          <w:p>
+            <w:pPr>
+              <w:spacing w:after="90" w:before="90"/>
+            </w:pPr>
+            <w:r>
+              <w:t xml:space="preserve">  </w:t>
+            </w:r>
             <w:r>
               <w:rPr>
                 <w:color w:val="E2E8F0"/>
@@ -3860,18 +4662,21 @@
       <w:tr>
         <w:tc>
           <w:tcPr>
-            <w:tcW w:type="pct" w:w="22%"/>
-            <w:shd w:fill="1A2233" w:color="1A2233" w:val="solid"/>
-          </w:tcPr>
-          <w:p>
-            <w:pPr>
-              <w:spacing w:after="80" w:before="80"/>
-            </w:pPr>
-            <w:r>
-              <w:rPr>
-                <w:b/>
-                <w:bCs/>
-                <w:color w:val="00D4FF"/>
+            <w:tcW w:type="pct" w:w="20%"/>
+            <w:shd w:fill="0D2040" w:color="0D2040" w:val="solid"/>
+          </w:tcPr>
+          <w:p>
+            <w:pPr>
+              <w:spacing w:after="90" w:before="90"/>
+            </w:pPr>
+            <w:r>
+              <w:t xml:space="preserve">  </w:t>
+            </w:r>
+            <w:r>
+              <w:rPr>
+                <w:b/>
+                <w:bCs/>
+                <w:color w:val="14B8A6"/>
                 <w:sz w:val="18"/>
                 <w:szCs w:val="18"/>
               </w:rPr>
@@ -3881,12 +4686,16 @@
         </w:tc>
         <w:tc>
           <w:tcPr>
-            <w:tcW w:type="pct" w:w="78%"/>
-          </w:tcPr>
-          <w:p>
-            <w:pPr>
-              <w:spacing w:after="80" w:before="80"/>
-            </w:pPr>
+            <w:tcW w:type="pct" w:w="80%"/>
+            <w:shd w:fill="112240" w:color="112240" w:val="solid"/>
+          </w:tcPr>
+          <w:p>
+            <w:pPr>
+              <w:spacing w:after="90" w:before="90"/>
+            </w:pPr>
+            <w:r>
+              <w:t xml:space="preserve">  </w:t>
+            </w:r>
             <w:r>
               <w:rPr>
                 <w:color w:val="E2E8F0"/>
@@ -3901,28 +4710,28 @@
     </w:tbl>
     <w:p>
       <w:pPr>
-        <w:spacing w:after="80" w:before="60"/>
+        <w:spacing w:after="100" w:before="80"/>
       </w:pPr>
     </w:p>
     <w:p>
       <w:pPr>
         <w:pStyle w:val="Heading3"/>
-        <w:spacing w:after="100" w:before="280"/>
-      </w:pPr>
-      <w:r>
-        <w:rPr>
-          <w:b/>
-          <w:bCs/>
-          <w:color w:val="E2E8F0"/>
-          <w:sz w:val="26"/>
-          <w:szCs w:val="26"/>
+        <w:spacing w:after="100" w:before="260"/>
+      </w:pPr>
+      <w:r>
+        <w:rPr>
+          <w:b/>
+          <w:bCs/>
+          <w:color w:val="38BDF8"/>
+          <w:sz w:val="24"/>
+          <w:szCs w:val="24"/>
         </w:rPr>
         <w:t xml:space="preserve">Description</w:t>
       </w:r>
     </w:p>
     <w:p>
       <w:pPr>
-        <w:spacing w:after="120"/>
+        <w:spacing w:after="100"/>
       </w:pPr>
       <w:r>
         <w:rPr>
@@ -3935,285 +4744,288 @@
     </w:p>
     <w:p>
       <w:pPr>
-        <w:spacing w:after="40" w:before="40"/>
+        <w:spacing w:after="60" w:before="40"/>
       </w:pPr>
     </w:p>
     <w:p>
       <w:pPr>
         <w:pStyle w:val="Heading3"/>
-        <w:spacing w:after="100" w:before="280"/>
-      </w:pPr>
-      <w:r>
-        <w:rPr>
-          <w:b/>
-          <w:bCs/>
-          <w:color w:val="E2E8F0"/>
+        <w:spacing w:after="100" w:before="260"/>
+      </w:pPr>
+      <w:r>
+        <w:rPr>
+          <w:b/>
+          <w:bCs/>
+          <w:color w:val="38BDF8"/>
+          <w:sz w:val="24"/>
+          <w:szCs w:val="24"/>
+        </w:rPr>
+        <w:t xml:space="preserve">What Users See</w:t>
+      </w:r>
+    </w:p>
+    <w:p>
+      <w:pPr>
+        <w:pStyle w:val="ListParagraph"/>
+        <w:numPr>
+          <w:ilvl w:val="0"/>
+          <w:numId w:val="1"/>
+        </w:numPr>
+        <w:spacing w:after="70"/>
+      </w:pPr>
+      <w:r>
+        <w:rPr>
+          <w:color w:val="CBD5E1"/>
+          <w:sz w:val="19"/>
+          <w:szCs w:val="19"/>
+        </w:rPr>
+        <w:t xml:space="preserve">Drop zone (CSV / XLSX) on Rate Cards page</w:t>
+      </w:r>
+    </w:p>
+    <w:p>
+      <w:pPr>
+        <w:pStyle w:val="ListParagraph"/>
+        <w:numPr>
+          <w:ilvl w:val="0"/>
+          <w:numId w:val="1"/>
+        </w:numPr>
+        <w:spacing w:after="70"/>
+      </w:pPr>
+      <w:r>
+        <w:rPr>
+          <w:color w:val="CBD5E1"/>
+          <w:sz w:val="19"/>
+          <w:szCs w:val="19"/>
+        </w:rPr>
+        <w:t xml:space="preserve">Instant column detection and format validation</w:t>
+      </w:r>
+    </w:p>
+    <w:p>
+      <w:pPr>
+        <w:pStyle w:val="ListParagraph"/>
+        <w:numPr>
+          <w:ilvl w:val="0"/>
+          <w:numId w:val="1"/>
+        </w:numPr>
+        <w:spacing w:after="70"/>
+      </w:pPr>
+      <w:r>
+        <w:rPr>
+          <w:color w:val="CBD5E1"/>
+          <w:sz w:val="19"/>
+          <w:szCs w:val="19"/>
+        </w:rPr>
+        <w:t xml:space="preserve">Diff table: Added / Changed / Removed rows with colour coding</w:t>
+      </w:r>
+    </w:p>
+    <w:p>
+      <w:pPr>
+        <w:pStyle w:val="ListParagraph"/>
+        <w:numPr>
+          <w:ilvl w:val="0"/>
+          <w:numId w:val="1"/>
+        </w:numPr>
+        <w:spacing w:after="70"/>
+      </w:pPr>
+      <w:r>
+        <w:rPr>
+          <w:color w:val="CBD5E1"/>
+          <w:sz w:val="19"/>
+          <w:szCs w:val="19"/>
+        </w:rPr>
+        <w:t xml:space="preserve">Confirm dialog with row count summary before upload</w:t>
+      </w:r>
+    </w:p>
+    <w:p>
+      <w:pPr>
+        <w:pStyle w:val="ListParagraph"/>
+        <w:numPr>
+          <w:ilvl w:val="0"/>
+          <w:numId w:val="1"/>
+        </w:numPr>
+        <w:spacing w:after="70"/>
+      </w:pPr>
+      <w:r>
+        <w:rPr>
+          <w:color w:val="CBD5E1"/>
+          <w:sz w:val="19"/>
+          <w:szCs w:val="19"/>
+        </w:rPr>
+        <w:t xml:space="preserve">Upload progress bar and per-row result report</w:t>
+      </w:r>
+    </w:p>
+    <w:p>
+      <w:pPr>
+        <w:spacing w:after="60" w:before="40"/>
+      </w:pPr>
+    </w:p>
+    <w:p>
+      <w:pPr>
+        <w:pStyle w:val="Heading3"/>
+        <w:spacing w:after="100" w:before="260"/>
+      </w:pPr>
+      <w:r>
+        <w:rPr>
+          <w:b/>
+          <w:bCs/>
+          <w:color w:val="38BDF8"/>
+          <w:sz w:val="24"/>
+          <w:szCs w:val="24"/>
+        </w:rPr>
+        <w:t xml:space="preserve">Sippy API Methods</w:t>
+      </w:r>
+    </w:p>
+    <w:p>
+      <w:pPr>
+        <w:pStyle w:val="ListParagraph"/>
+        <w:numPr>
+          <w:ilvl w:val="0"/>
+          <w:numId w:val="1"/>
+        </w:numPr>
+        <w:spacing w:after="70"/>
+      </w:pPr>
+      <w:r>
+        <w:rPr>
+          <w:color w:val="38BDF8"/>
+          <w:sz w:val="19"/>
+          <w:szCs w:val="19"/>
+        </w:rPr>
+        <w:t xml:space="preserve">addRate / updateRate / deleteRate (per-row XML-RPC)</w:t>
+      </w:r>
+    </w:p>
+    <w:p>
+      <w:pPr>
+        <w:pStyle w:val="ListParagraph"/>
+        <w:numPr>
+          <w:ilvl w:val="0"/>
+          <w:numId w:val="1"/>
+        </w:numPr>
+        <w:spacing w:after="70"/>
+      </w:pPr>
+      <w:r>
+        <w:rPr>
+          <w:color w:val="38BDF8"/>
+          <w:sz w:val="19"/>
+          <w:szCs w:val="19"/>
+        </w:rPr>
+        <w:t xml:space="preserve">importRates(file) — if bulk endpoint supported by switch version</w:t>
+      </w:r>
+    </w:p>
+    <w:p>
+      <w:pPr>
+        <w:spacing w:after="60" w:before="40"/>
+      </w:pPr>
+    </w:p>
+    <w:p>
+      <w:pPr>
+        <w:pStyle w:val="Heading3"/>
+        <w:spacing w:after="100" w:before="260"/>
+      </w:pPr>
+      <w:r>
+        <w:rPr>
+          <w:b/>
+          <w:bCs/>
+          <w:color w:val="38BDF8"/>
+          <w:sz w:val="24"/>
+          <w:szCs w:val="24"/>
+        </w:rPr>
+        <w:t xml:space="preserve">Local Database / Cache</w:t>
+      </w:r>
+    </w:p>
+    <w:p>
+      <w:pPr>
+        <w:pStyle w:val="ListParagraph"/>
+        <w:numPr>
+          <w:ilvl w:val="0"/>
+          <w:numId w:val="1"/>
+        </w:numPr>
+        <w:spacing w:after="70"/>
+      </w:pPr>
+      <w:r>
+        <w:rPr>
+          <w:color w:val="14B8A6"/>
+          <w:sz w:val="19"/>
+          <w:szCs w:val="19"/>
+        </w:rPr>
+        <w:t xml:space="preserve">rate_cards — local store updated on successful upload</w:t>
+      </w:r>
+    </w:p>
+    <w:p>
+      <w:pPr>
+        <w:pBdr>
+          <w:bottom w:val="single" w:color="1E3A5F" w:sz="6" w:space="1"/>
+        </w:pBdr>
+        <w:spacing w:after="200" w:before="200"/>
+      </w:pPr>
+    </w:p>
+    <w:p>
+      <w:pPr>
+        <w:shd w:fill="0D2040" w:color="0D2040" w:val="solid"/>
+        <w:spacing w:after="0" w:before="400"/>
+      </w:pPr>
+      <w:r>
+        <w:t xml:space="preserve">  </w:t>
+      </w:r>
+      <w:r>
+        <w:rPr>
+          <w:b/>
+          <w:bCs/>
+          <w:color w:val="00D4FF"/>
           <w:sz w:val="26"/>
           <w:szCs w:val="26"/>
         </w:rPr>
-        <w:t xml:space="preserve">What Users See</w:t>
-      </w:r>
-    </w:p>
-    <w:p>
-      <w:pPr>
-        <w:pStyle w:val="ListParagraph"/>
-        <w:numPr>
-          <w:ilvl w:val="0"/>
-          <w:numId w:val="1"/>
-        </w:numPr>
-        <w:spacing w:after="70"/>
-      </w:pPr>
-      <w:r>
-        <w:rPr>
-          <w:color w:val="A0AEC0"/>
-          <w:sz w:val="19"/>
-          <w:szCs w:val="19"/>
-        </w:rPr>
-        <w:t xml:space="preserve">Drop zone (CSV / XLSX) on Rate Cards page</w:t>
-      </w:r>
-    </w:p>
-    <w:p>
-      <w:pPr>
-        <w:pStyle w:val="ListParagraph"/>
-        <w:numPr>
-          <w:ilvl w:val="0"/>
-          <w:numId w:val="1"/>
-        </w:numPr>
-        <w:spacing w:after="70"/>
-      </w:pPr>
-      <w:r>
-        <w:rPr>
-          <w:color w:val="A0AEC0"/>
-          <w:sz w:val="19"/>
-          <w:szCs w:val="19"/>
-        </w:rPr>
-        <w:t xml:space="preserve">Instant column detection and format validation</w:t>
-      </w:r>
-    </w:p>
-    <w:p>
-      <w:pPr>
-        <w:pStyle w:val="ListParagraph"/>
-        <w:numPr>
-          <w:ilvl w:val="0"/>
-          <w:numId w:val="1"/>
-        </w:numPr>
-        <w:spacing w:after="70"/>
-      </w:pPr>
-      <w:r>
-        <w:rPr>
-          <w:color w:val="A0AEC0"/>
-          <w:sz w:val="19"/>
-          <w:szCs w:val="19"/>
-        </w:rPr>
-        <w:t xml:space="preserve">Diff table: Added / Changed / Removed rows with colour coding</w:t>
-      </w:r>
-    </w:p>
-    <w:p>
-      <w:pPr>
-        <w:pStyle w:val="ListParagraph"/>
-        <w:numPr>
-          <w:ilvl w:val="0"/>
-          <w:numId w:val="1"/>
-        </w:numPr>
-        <w:spacing w:after="70"/>
-      </w:pPr>
-      <w:r>
-        <w:rPr>
-          <w:color w:val="A0AEC0"/>
-          <w:sz w:val="19"/>
-          <w:szCs w:val="19"/>
-        </w:rPr>
-        <w:t xml:space="preserve">Confirm dialog with row count summary before upload</w:t>
-      </w:r>
-    </w:p>
-    <w:p>
-      <w:pPr>
-        <w:pStyle w:val="ListParagraph"/>
-        <w:numPr>
-          <w:ilvl w:val="0"/>
-          <w:numId w:val="1"/>
-        </w:numPr>
-        <w:spacing w:after="70"/>
-      </w:pPr>
-      <w:r>
-        <w:rPr>
-          <w:color w:val="A0AEC0"/>
-          <w:sz w:val="19"/>
-          <w:szCs w:val="19"/>
-        </w:rPr>
-        <w:t xml:space="preserve">Upload progress bar and per-row result report</w:t>
-      </w:r>
-    </w:p>
-    <w:p>
-      <w:pPr>
-        <w:spacing w:after="40" w:before="40"/>
-      </w:pPr>
-    </w:p>
-    <w:p>
-      <w:pPr>
-        <w:pStyle w:val="Heading3"/>
-        <w:spacing w:after="100" w:before="280"/>
-      </w:pPr>
-      <w:r>
-        <w:rPr>
-          <w:b/>
-          <w:bCs/>
-          <w:color w:val="E2E8F0"/>
-          <w:sz w:val="26"/>
-          <w:szCs w:val="26"/>
-        </w:rPr>
-        <w:t xml:space="preserve">Sippy API Methods Used</w:t>
-      </w:r>
-    </w:p>
-    <w:p>
-      <w:pPr>
-        <w:pStyle w:val="ListParagraph"/>
-        <w:numPr>
-          <w:ilvl w:val="0"/>
-          <w:numId w:val="1"/>
-        </w:numPr>
-        <w:spacing w:after="70"/>
-      </w:pPr>
-      <w:r>
-        <w:rPr>
-          <w:color w:val="06B6D4"/>
-          <w:sz w:val="19"/>
-          <w:szCs w:val="19"/>
-        </w:rPr>
-        <w:t xml:space="preserve">addRate / updateRate / deleteRate (per-row XML-RPC)</w:t>
-      </w:r>
-    </w:p>
-    <w:p>
-      <w:pPr>
-        <w:pStyle w:val="ListParagraph"/>
-        <w:numPr>
-          <w:ilvl w:val="0"/>
-          <w:numId w:val="1"/>
-        </w:numPr>
-        <w:spacing w:after="70"/>
-      </w:pPr>
-      <w:r>
-        <w:rPr>
-          <w:color w:val="06B6D4"/>
-          <w:sz w:val="19"/>
-          <w:szCs w:val="19"/>
-        </w:rPr>
-        <w:t xml:space="preserve">importRates(file) — if bulk endpoint supported by switch version</w:t>
-      </w:r>
-    </w:p>
-    <w:p>
-      <w:pPr>
-        <w:spacing w:after="40" w:before="40"/>
-      </w:pPr>
-    </w:p>
-    <w:p>
-      <w:pPr>
-        <w:pStyle w:val="Heading3"/>
-        <w:spacing w:after="100" w:before="280"/>
-      </w:pPr>
-      <w:r>
-        <w:rPr>
-          <w:b/>
-          <w:bCs/>
-          <w:color w:val="E2E8F0"/>
-          <w:sz w:val="26"/>
-          <w:szCs w:val="26"/>
-        </w:rPr>
-        <w:t xml:space="preserve">Local Database / Cache</w:t>
-      </w:r>
-    </w:p>
-    <w:p>
-      <w:pPr>
-        <w:pStyle w:val="ListParagraph"/>
-        <w:numPr>
-          <w:ilvl w:val="0"/>
-          <w:numId w:val="1"/>
-        </w:numPr>
-        <w:spacing w:after="70"/>
-      </w:pPr>
-      <w:r>
-        <w:rPr>
-          <w:color w:val="A855F7"/>
-          <w:sz w:val="19"/>
-          <w:szCs w:val="19"/>
-        </w:rPr>
-        <w:t xml:space="preserve">rate_cards — local store updated on successful upload</w:t>
-      </w:r>
-    </w:p>
-    <w:p>
-      <w:pPr>
-        <w:pBdr>
-          <w:bottom w:val="single" w:color="4A5568" w:sz="6" w:space="1"/>
-        </w:pBdr>
-        <w:spacing w:after="160" w:before="160"/>
-      </w:pPr>
-    </w:p>
-    <w:p>
-      <w:pPr>
-        <w:spacing w:after="100" w:before="200"/>
-      </w:pPr>
-    </w:p>
-    <w:p>
-      <w:pPr>
-        <w:spacing w:after="120" w:before="0"/>
-      </w:pPr>
-      <w:r>
-        <w:rPr>
-          <w:b/>
-          <w:bCs/>
-          <w:color w:val="F59E0B"/>
-          <w:sz w:val="22"/>
-          <w:szCs w:val="22"/>
-        </w:rPr>
-        <w:t xml:space="preserve">── MEDIUM VALUE FEATURES ──</w:t>
-      </w:r>
-    </w:p>
-    <w:p>
-      <w:pPr>
-        <w:spacing w:after="60" w:before="160"/>
-      </w:pPr>
-    </w:p>
-    <w:p>
-      <w:pPr>
-        <w:spacing w:after="100" w:before="0"/>
-      </w:pPr>
-      <w:r>
-        <w:rPr>
-          <w:b/>
-          <w:bCs/>
-          <w:color w:val="FFD700"/>
-          <w:sz w:val="38"/>
-          <w:szCs w:val="38"/>
-        </w:rPr>
-        <w:t xml:space="preserve">7. </w:t>
-      </w:r>
-      <w:r>
-        <w:rPr>
-          <w:b/>
-          <w:bCs/>
-          <w:color w:val="FFFFFF"/>
-          <w:sz w:val="38"/>
-          <w:szCs w:val="38"/>
-        </w:rPr>
-        <w:t xml:space="preserve">On-Net Routing Viewer</w:t>
-      </w:r>
+        <w:t xml:space="preserve">MEDIUM VALUE FEATURES</w:t>
+      </w:r>
+    </w:p>
+    <w:p>
+      <w:pPr>
+        <w:shd w:fill="0D2040" w:color="0D2040" w:val="solid"/>
+        <w:spacing w:after="220" w:before="0"/>
+      </w:pPr>
       <w:r>
         <w:t xml:space="preserve">  </w:t>
       </w:r>
       <w:r>
         <w:rPr>
-          <w:b/>
-          <w:bCs/>
-          <w:color w:val="F43F5E"/>
+          <w:color w:val="CBD5E1"/>
           <w:sz w:val="18"/>
           <w:szCs w:val="18"/>
         </w:rPr>
-        <w:t xml:space="preserve">○ PLANNED</w:t>
-      </w:r>
-    </w:p>
-    <w:p>
-      <w:pPr>
-        <w:spacing w:after="120"/>
+        <w:t xml:space="preserve">Primarily frontend-driven — lower complexity, high operator utility</w:t>
+      </w:r>
+    </w:p>
+    <w:p>
+      <w:pPr>
+        <w:spacing w:after="40" w:before="120"/>
+      </w:pPr>
+    </w:p>
+    <w:p>
+      <w:pPr>
+        <w:spacing w:after="100" w:before="0"/>
+      </w:pPr>
+      <w:r>
+        <w:rPr>
+          <w:b/>
+          <w:bCs/>
+          <w:color w:val="FFD700"/>
+          <w:sz w:val="40"/>
+          <w:szCs w:val="40"/>
+        </w:rPr>
+        <w:t xml:space="preserve">7.  </w:t>
+      </w:r>
+      <w:r>
+        <w:rPr>
+          <w:b/>
+          <w:bCs/>
+          <w:color w:val="FFFFFF"/>
+          <w:sz w:val="40"/>
+          <w:szCs w:val="40"/>
+        </w:rPr>
+        <w:t xml:space="preserve">On-Net Routing Viewer</w:t>
+      </w:r>
+    </w:p>
+    <w:p>
+      <w:pPr>
+        <w:spacing w:after="80" w:before="0"/>
       </w:pPr>
       <w:r>
         <w:rPr>
@@ -4225,20 +5037,33 @@
         </w:rPr>
         <w:t xml:space="preserve">Which routing groups have On-Net calling, their scope and voicemail config</w:t>
       </w:r>
-    </w:p>
-    <w:p>
-      <w:pPr>
-        <w:spacing w:after="40" w:before="40"/>
+      <w:r>
+        <w:t xml:space="preserve">    </w:t>
+      </w:r>
+      <w:r>
+        <w:rPr>
+          <w:b/>
+          <w:bCs/>
+          <w:color w:val="F43F5E"/>
+          <w:sz w:val="18"/>
+          <w:szCs w:val="18"/>
+        </w:rPr>
+        <w:t xml:space="preserve">○ PLANNED</w:t>
+      </w:r>
+    </w:p>
+    <w:p>
+      <w:pPr>
+        <w:spacing w:after="80" w:before="20"/>
       </w:pPr>
     </w:p>
     <w:tbl>
       <w:tblPr>
         <w:tblW w:type="pct" w:w="100%"/>
         <w:tblBorders>
-          <w:top w:val="single" w:color="4A5568" w:sz="4"/>
-          <w:left w:val="single" w:color="4A5568" w:sz="4"/>
-          <w:bottom w:val="single" w:color="4A5568" w:sz="4"/>
-          <w:right w:val="single" w:color="4A5568" w:sz="4"/>
+          <w:top w:val="single" w:color="1E3A5F" w:sz="4"/>
+          <w:left w:val="single" w:color="1E3A5F" w:sz="4"/>
+          <w:bottom w:val="single" w:color="1E3A5F" w:sz="4"/>
+          <w:right w:val="single" w:color="1E3A5F" w:sz="4"/>
           <w:insideH w:val="single" w:color="auto" w:sz="4"/>
           <w:insideV w:val="single" w:color="auto" w:sz="4"/>
         </w:tblBorders>
@@ -4250,18 +5075,21 @@
       <w:tr>
         <w:tc>
           <w:tcPr>
-            <w:tcW w:type="pct" w:w="22%"/>
-            <w:shd w:fill="1A2233" w:color="1A2233" w:val="solid"/>
-          </w:tcPr>
-          <w:p>
-            <w:pPr>
-              <w:spacing w:after="80" w:before="80"/>
-            </w:pPr>
-            <w:r>
-              <w:rPr>
-                <w:b/>
-                <w:bCs/>
-                <w:color w:val="00D4FF"/>
+            <w:tcW w:type="pct" w:w="20%"/>
+            <w:shd w:fill="0D2040" w:color="0D2040" w:val="solid"/>
+          </w:tcPr>
+          <w:p>
+            <w:pPr>
+              <w:spacing w:after="90" w:before="90"/>
+            </w:pPr>
+            <w:r>
+              <w:t xml:space="preserve">  </w:t>
+            </w:r>
+            <w:r>
+              <w:rPr>
+                <w:b/>
+                <w:bCs/>
+                <w:color w:val="14B8A6"/>
                 <w:sz w:val="18"/>
                 <w:szCs w:val="18"/>
               </w:rPr>
@@ -4271,19 +5099,23 @@
         </w:tc>
         <w:tc>
           <w:tcPr>
-            <w:tcW w:type="pct" w:w="78%"/>
-          </w:tcPr>
-          <w:p>
-            <w:pPr>
-              <w:spacing w:after="80" w:before="80"/>
-            </w:pPr>
+            <w:tcW w:type="pct" w:w="80%"/>
+            <w:shd w:fill="112240" w:color="112240" w:val="solid"/>
+          </w:tcPr>
+          <w:p>
+            <w:pPr>
+              <w:spacing w:after="90" w:before="90"/>
+            </w:pPr>
+            <w:r>
+              <w:t xml:space="preserve">  </w:t>
+            </w:r>
             <w:r>
               <w:rPr>
                 <w:color w:val="E2E8F0"/>
                 <w:sz w:val="18"/>
                 <w:szCs w:val="18"/>
               </w:rPr>
-              <w:t xml:space="preserve">Medium Value</w:t>
+              <w:t xml:space="preserve">Medium Value — primarily frontend-driven</w:t>
             </w:r>
           </w:p>
         </w:tc>
@@ -4291,18 +5123,21 @@
       <w:tr>
         <w:tc>
           <w:tcPr>
-            <w:tcW w:type="pct" w:w="22%"/>
-            <w:shd w:fill="1A2233" w:color="1A2233" w:val="solid"/>
-          </w:tcPr>
-          <w:p>
-            <w:pPr>
-              <w:spacing w:after="80" w:before="80"/>
-            </w:pPr>
-            <w:r>
-              <w:rPr>
-                <w:b/>
-                <w:bCs/>
-                <w:color w:val="00D4FF"/>
+            <w:tcW w:type="pct" w:w="20%"/>
+            <w:shd w:fill="0D2040" w:color="0D2040" w:val="solid"/>
+          </w:tcPr>
+          <w:p>
+            <w:pPr>
+              <w:spacing w:after="90" w:before="90"/>
+            </w:pPr>
+            <w:r>
+              <w:t xml:space="preserve">  </w:t>
+            </w:r>
+            <w:r>
+              <w:rPr>
+                <w:b/>
+                <w:bCs/>
+                <w:color w:val="14B8A6"/>
                 <w:sz w:val="18"/>
                 <w:szCs w:val="18"/>
               </w:rPr>
@@ -4312,19 +5147,23 @@
         </w:tc>
         <w:tc>
           <w:tcPr>
-            <w:tcW w:type="pct" w:w="78%"/>
-          </w:tcPr>
-          <w:p>
-            <w:pPr>
-              <w:spacing w:after="80" w:before="80"/>
-            </w:pPr>
+            <w:tcW w:type="pct" w:w="80%"/>
+            <w:shd w:fill="112240" w:color="112240" w:val="solid"/>
+          </w:tcPr>
+          <w:p>
+            <w:pPr>
+              <w:spacing w:after="90" w:before="90"/>
+            </w:pPr>
+            <w:r>
+              <w:t xml:space="preserve">  </w:t>
+            </w:r>
             <w:r>
               <w:rPr>
                 <w:color w:val="E2E8F0"/>
                 <w:sz w:val="18"/>
                 <w:szCs w:val="18"/>
               </w:rPr>
-              <w:t xml:space="preserve">Planned</w:t>
+              <w:t xml:space="preserve">Planned — not yet started</w:t>
             </w:r>
           </w:p>
         </w:tc>
@@ -4332,18 +5171,21 @@
       <w:tr>
         <w:tc>
           <w:tcPr>
-            <w:tcW w:type="pct" w:w="22%"/>
-            <w:shd w:fill="1A2233" w:color="1A2233" w:val="solid"/>
-          </w:tcPr>
-          <w:p>
-            <w:pPr>
-              <w:spacing w:after="80" w:before="80"/>
-            </w:pPr>
-            <w:r>
-              <w:rPr>
-                <w:b/>
-                <w:bCs/>
-                <w:color w:val="00D4FF"/>
+            <w:tcW w:type="pct" w:w="20%"/>
+            <w:shd w:fill="0D2040" w:color="0D2040" w:val="solid"/>
+          </w:tcPr>
+          <w:p>
+            <w:pPr>
+              <w:spacing w:after="90" w:before="90"/>
+            </w:pPr>
+            <w:r>
+              <w:t xml:space="preserve">  </w:t>
+            </w:r>
+            <w:r>
+              <w:rPr>
+                <w:b/>
+                <w:bCs/>
+                <w:color w:val="14B8A6"/>
                 <w:sz w:val="18"/>
                 <w:szCs w:val="18"/>
               </w:rPr>
@@ -4353,12 +5195,16 @@
         </w:tc>
         <w:tc>
           <w:tcPr>
-            <w:tcW w:type="pct" w:w="78%"/>
-          </w:tcPr>
-          <w:p>
-            <w:pPr>
-              <w:spacing w:after="80" w:before="80"/>
-            </w:pPr>
+            <w:tcW w:type="pct" w:w="80%"/>
+            <w:shd w:fill="112240" w:color="112240" w:val="solid"/>
+          </w:tcPr>
+          <w:p>
+            <w:pPr>
+              <w:spacing w:after="90" w:before="90"/>
+            </w:pPr>
+            <w:r>
+              <w:t xml:space="preserve">  </w:t>
+            </w:r>
             <w:r>
               <w:rPr>
                 <w:color w:val="E2E8F0"/>
@@ -4373,18 +5219,21 @@
       <w:tr>
         <w:tc>
           <w:tcPr>
-            <w:tcW w:type="pct" w:w="22%"/>
-            <w:shd w:fill="1A2233" w:color="1A2233" w:val="solid"/>
-          </w:tcPr>
-          <w:p>
-            <w:pPr>
-              <w:spacing w:after="80" w:before="80"/>
-            </w:pPr>
-            <w:r>
-              <w:rPr>
-                <w:b/>
-                <w:bCs/>
-                <w:color w:val="00D4FF"/>
+            <w:tcW w:type="pct" w:w="20%"/>
+            <w:shd w:fill="0D2040" w:color="0D2040" w:val="solid"/>
+          </w:tcPr>
+          <w:p>
+            <w:pPr>
+              <w:spacing w:after="90" w:before="90"/>
+            </w:pPr>
+            <w:r>
+              <w:t xml:space="preserve">  </w:t>
+            </w:r>
+            <w:r>
+              <w:rPr>
+                <w:b/>
+                <w:bCs/>
+                <w:color w:val="14B8A6"/>
                 <w:sz w:val="18"/>
                 <w:szCs w:val="18"/>
               </w:rPr>
@@ -4394,12 +5243,16 @@
         </w:tc>
         <w:tc>
           <w:tcPr>
-            <w:tcW w:type="pct" w:w="78%"/>
-          </w:tcPr>
-          <w:p>
-            <w:pPr>
-              <w:spacing w:after="80" w:before="80"/>
-            </w:pPr>
+            <w:tcW w:type="pct" w:w="80%"/>
+            <w:shd w:fill="112240" w:color="112240" w:val="solid"/>
+          </w:tcPr>
+          <w:p>
+            <w:pPr>
+              <w:spacing w:after="90" w:before="90"/>
+            </w:pPr>
+            <w:r>
+              <w:t xml:space="preserve">  </w:t>
+            </w:r>
             <w:r>
               <w:rPr>
                 <w:color w:val="E2E8F0"/>
@@ -4414,28 +5267,28 @@
     </w:tbl>
     <w:p>
       <w:pPr>
-        <w:spacing w:after="80" w:before="60"/>
+        <w:spacing w:after="100" w:before="80"/>
       </w:pPr>
     </w:p>
     <w:p>
       <w:pPr>
         <w:pStyle w:val="Heading3"/>
-        <w:spacing w:after="100" w:before="280"/>
-      </w:pPr>
-      <w:r>
-        <w:rPr>
-          <w:b/>
-          <w:bCs/>
-          <w:color w:val="E2E8F0"/>
-          <w:sz w:val="26"/>
-          <w:szCs w:val="26"/>
+        <w:spacing w:after="100" w:before="260"/>
+      </w:pPr>
+      <w:r>
+        <w:rPr>
+          <w:b/>
+          <w:bCs/>
+          <w:color w:val="38BDF8"/>
+          <w:sz w:val="24"/>
+          <w:szCs w:val="24"/>
         </w:rPr>
         <w:t xml:space="preserve">Description</w:t>
       </w:r>
     </w:p>
     <w:p>
       <w:pPr>
-        <w:spacing w:after="120"/>
+        <w:spacing w:after="100"/>
       </w:pPr>
       <w:r>
         <w:rPr>
@@ -4448,21 +5301,21 @@
     </w:p>
     <w:p>
       <w:pPr>
-        <w:spacing w:after="40" w:before="40"/>
+        <w:spacing w:after="60" w:before="40"/>
       </w:pPr>
     </w:p>
     <w:p>
       <w:pPr>
         <w:pStyle w:val="Heading3"/>
-        <w:spacing w:after="100" w:before="280"/>
-      </w:pPr>
-      <w:r>
-        <w:rPr>
-          <w:b/>
-          <w:bCs/>
-          <w:color w:val="E2E8F0"/>
-          <w:sz w:val="26"/>
-          <w:szCs w:val="26"/>
+        <w:spacing w:after="100" w:before="260"/>
+      </w:pPr>
+      <w:r>
+        <w:rPr>
+          <w:b/>
+          <w:bCs/>
+          <w:color w:val="38BDF8"/>
+          <w:sz w:val="24"/>
+          <w:szCs w:val="24"/>
         </w:rPr>
         <w:t xml:space="preserve">What Users See</w:t>
       </w:r>
@@ -4478,7 +5331,7 @@
       </w:pPr>
       <w:r>
         <w:rPr>
-          <w:color w:val="A0AEC0"/>
+          <w:color w:val="CBD5E1"/>
           <w:sz w:val="19"/>
           <w:szCs w:val="19"/>
         </w:rPr>
@@ -4496,7 +5349,7 @@
       </w:pPr>
       <w:r>
         <w:rPr>
-          <w:color w:val="A0AEC0"/>
+          <w:color w:val="CBD5E1"/>
           <w:sz w:val="19"/>
           <w:szCs w:val="19"/>
         </w:rPr>
@@ -4514,7 +5367,7 @@
       </w:pPr>
       <w:r>
         <w:rPr>
-          <w:color w:val="A0AEC0"/>
+          <w:color w:val="CBD5E1"/>
           <w:sz w:val="19"/>
           <w:szCs w:val="19"/>
         </w:rPr>
@@ -4532,7 +5385,7 @@
       </w:pPr>
       <w:r>
         <w:rPr>
-          <w:color w:val="A0AEC0"/>
+          <w:color w:val="CBD5E1"/>
           <w:sz w:val="19"/>
           <w:szCs w:val="19"/>
         </w:rPr>
@@ -4550,7 +5403,7 @@
       </w:pPr>
       <w:r>
         <w:rPr>
-          <w:color w:val="A0AEC0"/>
+          <w:color w:val="CBD5E1"/>
           <w:sz w:val="19"/>
           <w:szCs w:val="19"/>
         </w:rPr>
@@ -4559,37 +5412,37 @@
     </w:p>
     <w:p>
       <w:pPr>
-        <w:spacing w:after="40" w:before="40"/>
+        <w:spacing w:after="60" w:before="40"/>
       </w:pPr>
     </w:p>
     <w:p>
       <w:pPr>
         <w:pStyle w:val="Heading3"/>
-        <w:spacing w:after="100" w:before="280"/>
-      </w:pPr>
-      <w:r>
-        <w:rPr>
-          <w:b/>
-          <w:bCs/>
-          <w:color w:val="E2E8F0"/>
-          <w:sz w:val="26"/>
-          <w:szCs w:val="26"/>
-        </w:rPr>
-        <w:t xml:space="preserve">Sippy API Methods Used</w:t>
-      </w:r>
-    </w:p>
-    <w:p>
-      <w:pPr>
-        <w:pStyle w:val="ListParagraph"/>
-        <w:numPr>
-          <w:ilvl w:val="0"/>
-          <w:numId w:val="1"/>
-        </w:numPr>
-        <w:spacing w:after="70"/>
-      </w:pPr>
-      <w:r>
-        <w:rPr>
-          <w:color w:val="06B6D4"/>
+        <w:spacing w:after="100" w:before="260"/>
+      </w:pPr>
+      <w:r>
+        <w:rPr>
+          <w:b/>
+          <w:bCs/>
+          <w:color w:val="38BDF8"/>
+          <w:sz w:val="24"/>
+          <w:szCs w:val="24"/>
+        </w:rPr>
+        <w:t xml:space="preserve">Sippy API Methods</w:t>
+      </w:r>
+    </w:p>
+    <w:p>
+      <w:pPr>
+        <w:pStyle w:val="ListParagraph"/>
+        <w:numPr>
+          <w:ilvl w:val="0"/>
+          <w:numId w:val="1"/>
+        </w:numPr>
+        <w:spacing w:after="70"/>
+      </w:pPr>
+      <w:r>
+        <w:rPr>
+          <w:color w:val="38BDF8"/>
           <w:sz w:val="19"/>
           <w:szCs w:val="19"/>
         </w:rPr>
@@ -4598,21 +5451,21 @@
     </w:p>
     <w:p>
       <w:pPr>
-        <w:spacing w:after="40" w:before="40"/>
+        <w:spacing w:after="60" w:before="40"/>
       </w:pPr>
     </w:p>
     <w:p>
       <w:pPr>
         <w:pStyle w:val="Heading3"/>
-        <w:spacing w:after="100" w:before="280"/>
-      </w:pPr>
-      <w:r>
-        <w:rPr>
-          <w:b/>
-          <w:bCs/>
-          <w:color w:val="E2E8F0"/>
-          <w:sz w:val="26"/>
-          <w:szCs w:val="26"/>
+        <w:spacing w:after="100" w:before="260"/>
+      </w:pPr>
+      <w:r>
+        <w:rPr>
+          <w:b/>
+          <w:bCs/>
+          <w:color w:val="38BDF8"/>
+          <w:sz w:val="24"/>
+          <w:szCs w:val="24"/>
         </w:rPr>
         <w:t xml:space="preserve">Local Database / Cache</w:t>
       </w:r>
@@ -4628,7 +5481,7 @@
       </w:pPr>
       <w:r>
         <w:rPr>
-          <w:color w:val="A855F7"/>
+          <w:color w:val="14B8A6"/>
           <w:sz w:val="19"/>
           <w:szCs w:val="19"/>
         </w:rPr>
@@ -4638,14 +5491,14 @@
     <w:p>
       <w:pPr>
         <w:pBdr>
-          <w:bottom w:val="single" w:color="4A5568" w:sz="6" w:space="1"/>
+          <w:bottom w:val="single" w:color="1E3A5F" w:sz="6" w:space="1"/>
         </w:pBdr>
-        <w:spacing w:after="160" w:before="160"/>
-      </w:pPr>
-    </w:p>
-    <w:p>
-      <w:pPr>
-        <w:spacing w:after="60" w:before="160"/>
+        <w:spacing w:after="200" w:before="200"/>
+      </w:pPr>
+    </w:p>
+    <w:p>
+      <w:pPr>
+        <w:spacing w:after="40" w:before="120"/>
       </w:pPr>
     </w:p>
     <w:p>
@@ -4657,38 +5510,25 @@
           <w:b/>
           <w:bCs/>
           <w:color w:val="FFD700"/>
-          <w:sz w:val="38"/>
-          <w:szCs w:val="38"/>
-        </w:rPr>
-        <w:t xml:space="preserve">8. </w:t>
+          <w:sz w:val="40"/>
+          <w:szCs w:val="40"/>
+        </w:rPr>
+        <w:t xml:space="preserve">8.  </w:t>
       </w:r>
       <w:r>
         <w:rPr>
           <w:b/>
           <w:bCs/>
           <w:color w:val="FFFFFF"/>
-          <w:sz w:val="38"/>
-          <w:szCs w:val="38"/>
+          <w:sz w:val="40"/>
+          <w:szCs w:val="40"/>
         </w:rPr>
         <w:t xml:space="preserve">Routing Policy Simulator</w:t>
       </w:r>
-      <w:r>
-        <w:t xml:space="preserve">  </w:t>
-      </w:r>
-      <w:r>
-        <w:rPr>
-          <w:b/>
-          <w:bCs/>
-          <w:color w:val="F43F5E"/>
-          <w:sz w:val="18"/>
-          <w:szCs w:val="18"/>
-        </w:rPr>
-        <w:t xml:space="preserve">○ PLANNED</w:t>
-      </w:r>
-    </w:p>
-    <w:p>
-      <w:pPr>
-        <w:spacing w:after="120"/>
+    </w:p>
+    <w:p>
+      <w:pPr>
+        <w:spacing w:after="80" w:before="0"/>
       </w:pPr>
       <w:r>
         <w:rPr>
@@ -4700,20 +5540,33 @@
         </w:rPr>
         <w:t xml:space="preserve">Show how route order changes under each of the four routing policies</w:t>
       </w:r>
-    </w:p>
-    <w:p>
-      <w:pPr>
-        <w:spacing w:after="40" w:before="40"/>
+      <w:r>
+        <w:t xml:space="preserve">    </w:t>
+      </w:r>
+      <w:r>
+        <w:rPr>
+          <w:b/>
+          <w:bCs/>
+          <w:color w:val="F43F5E"/>
+          <w:sz w:val="18"/>
+          <w:szCs w:val="18"/>
+        </w:rPr>
+        <w:t xml:space="preserve">○ PLANNED</w:t>
+      </w:r>
+    </w:p>
+    <w:p>
+      <w:pPr>
+        <w:spacing w:after="80" w:before="20"/>
       </w:pPr>
     </w:p>
     <w:tbl>
       <w:tblPr>
         <w:tblW w:type="pct" w:w="100%"/>
         <w:tblBorders>
-          <w:top w:val="single" w:color="4A5568" w:sz="4"/>
-          <w:left w:val="single" w:color="4A5568" w:sz="4"/>
-          <w:bottom w:val="single" w:color="4A5568" w:sz="4"/>
-          <w:right w:val="single" w:color="4A5568" w:sz="4"/>
+          <w:top w:val="single" w:color="1E3A5F" w:sz="4"/>
+          <w:left w:val="single" w:color="1E3A5F" w:sz="4"/>
+          <w:bottom w:val="single" w:color="1E3A5F" w:sz="4"/>
+          <w:right w:val="single" w:color="1E3A5F" w:sz="4"/>
           <w:insideH w:val="single" w:color="auto" w:sz="4"/>
           <w:insideV w:val="single" w:color="auto" w:sz="4"/>
         </w:tblBorders>
@@ -4725,18 +5578,21 @@
       <w:tr>
         <w:tc>
           <w:tcPr>
-            <w:tcW w:type="pct" w:w="22%"/>
-            <w:shd w:fill="1A2233" w:color="1A2233" w:val="solid"/>
-          </w:tcPr>
-          <w:p>
-            <w:pPr>
-              <w:spacing w:after="80" w:before="80"/>
-            </w:pPr>
-            <w:r>
-              <w:rPr>
-                <w:b/>
-                <w:bCs/>
-                <w:color w:val="00D4FF"/>
+            <w:tcW w:type="pct" w:w="20%"/>
+            <w:shd w:fill="0D2040" w:color="0D2040" w:val="solid"/>
+          </w:tcPr>
+          <w:p>
+            <w:pPr>
+              <w:spacing w:after="90" w:before="90"/>
+            </w:pPr>
+            <w:r>
+              <w:t xml:space="preserve">  </w:t>
+            </w:r>
+            <w:r>
+              <w:rPr>
+                <w:b/>
+                <w:bCs/>
+                <w:color w:val="14B8A6"/>
                 <w:sz w:val="18"/>
                 <w:szCs w:val="18"/>
               </w:rPr>
@@ -4746,19 +5602,23 @@
         </w:tc>
         <w:tc>
           <w:tcPr>
-            <w:tcW w:type="pct" w:w="78%"/>
-          </w:tcPr>
-          <w:p>
-            <w:pPr>
-              <w:spacing w:after="80" w:before="80"/>
-            </w:pPr>
+            <w:tcW w:type="pct" w:w="80%"/>
+            <w:shd w:fill="112240" w:color="112240" w:val="solid"/>
+          </w:tcPr>
+          <w:p>
+            <w:pPr>
+              <w:spacing w:after="90" w:before="90"/>
+            </w:pPr>
+            <w:r>
+              <w:t xml:space="preserve">  </w:t>
+            </w:r>
             <w:r>
               <w:rPr>
                 <w:color w:val="E2E8F0"/>
                 <w:sz w:val="18"/>
                 <w:szCs w:val="18"/>
               </w:rPr>
-              <w:t xml:space="preserve">Medium Value</w:t>
+              <w:t xml:space="preserve">Medium Value — primarily frontend-driven</w:t>
             </w:r>
           </w:p>
         </w:tc>
@@ -4766,18 +5626,21 @@
       <w:tr>
         <w:tc>
           <w:tcPr>
-            <w:tcW w:type="pct" w:w="22%"/>
-            <w:shd w:fill="1A2233" w:color="1A2233" w:val="solid"/>
-          </w:tcPr>
-          <w:p>
-            <w:pPr>
-              <w:spacing w:after="80" w:before="80"/>
-            </w:pPr>
-            <w:r>
-              <w:rPr>
-                <w:b/>
-                <w:bCs/>
-                <w:color w:val="00D4FF"/>
+            <w:tcW w:type="pct" w:w="20%"/>
+            <w:shd w:fill="0D2040" w:color="0D2040" w:val="solid"/>
+          </w:tcPr>
+          <w:p>
+            <w:pPr>
+              <w:spacing w:after="90" w:before="90"/>
+            </w:pPr>
+            <w:r>
+              <w:t xml:space="preserve">  </w:t>
+            </w:r>
+            <w:r>
+              <w:rPr>
+                <w:b/>
+                <w:bCs/>
+                <w:color w:val="14B8A6"/>
                 <w:sz w:val="18"/>
                 <w:szCs w:val="18"/>
               </w:rPr>
@@ -4787,19 +5650,23 @@
         </w:tc>
         <w:tc>
           <w:tcPr>
-            <w:tcW w:type="pct" w:w="78%"/>
-          </w:tcPr>
-          <w:p>
-            <w:pPr>
-              <w:spacing w:after="80" w:before="80"/>
-            </w:pPr>
+            <w:tcW w:type="pct" w:w="80%"/>
+            <w:shd w:fill="112240" w:color="112240" w:val="solid"/>
+          </w:tcPr>
+          <w:p>
+            <w:pPr>
+              <w:spacing w:after="90" w:before="90"/>
+            </w:pPr>
+            <w:r>
+              <w:t xml:space="preserve">  </w:t>
+            </w:r>
             <w:r>
               <w:rPr>
                 <w:color w:val="E2E8F0"/>
                 <w:sz w:val="18"/>
                 <w:szCs w:val="18"/>
               </w:rPr>
-              <w:t xml:space="preserve">Planned</w:t>
+              <w:t xml:space="preserve">Planned — not yet started</w:t>
             </w:r>
           </w:p>
         </w:tc>
@@ -4807,18 +5674,21 @@
       <w:tr>
         <w:tc>
           <w:tcPr>
-            <w:tcW w:type="pct" w:w="22%"/>
-            <w:shd w:fill="1A2233" w:color="1A2233" w:val="solid"/>
-          </w:tcPr>
-          <w:p>
-            <w:pPr>
-              <w:spacing w:after="80" w:before="80"/>
-            </w:pPr>
-            <w:r>
-              <w:rPr>
-                <w:b/>
-                <w:bCs/>
-                <w:color w:val="00D4FF"/>
+            <w:tcW w:type="pct" w:w="20%"/>
+            <w:shd w:fill="0D2040" w:color="0D2040" w:val="solid"/>
+          </w:tcPr>
+          <w:p>
+            <w:pPr>
+              <w:spacing w:after="90" w:before="90"/>
+            </w:pPr>
+            <w:r>
+              <w:t xml:space="preserve">  </w:t>
+            </w:r>
+            <w:r>
+              <w:rPr>
+                <w:b/>
+                <w:bCs/>
+                <w:color w:val="14B8A6"/>
                 <w:sz w:val="18"/>
                 <w:szCs w:val="18"/>
               </w:rPr>
@@ -4828,12 +5698,16 @@
         </w:tc>
         <w:tc>
           <w:tcPr>
-            <w:tcW w:type="pct" w:w="78%"/>
-          </w:tcPr>
-          <w:p>
-            <w:pPr>
-              <w:spacing w:after="80" w:before="80"/>
-            </w:pPr>
+            <w:tcW w:type="pct" w:w="80%"/>
+            <w:shd w:fill="112240" w:color="112240" w:val="solid"/>
+          </w:tcPr>
+          <w:p>
+            <w:pPr>
+              <w:spacing w:after="90" w:before="90"/>
+            </w:pPr>
+            <w:r>
+              <w:t xml:space="preserve">  </w:t>
+            </w:r>
             <w:r>
               <w:rPr>
                 <w:color w:val="E2E8F0"/>
@@ -4848,18 +5722,21 @@
       <w:tr>
         <w:tc>
           <w:tcPr>
-            <w:tcW w:type="pct" w:w="22%"/>
-            <w:shd w:fill="1A2233" w:color="1A2233" w:val="solid"/>
-          </w:tcPr>
-          <w:p>
-            <w:pPr>
-              <w:spacing w:after="80" w:before="80"/>
-            </w:pPr>
-            <w:r>
-              <w:rPr>
-                <w:b/>
-                <w:bCs/>
-                <w:color w:val="00D4FF"/>
+            <w:tcW w:type="pct" w:w="20%"/>
+            <w:shd w:fill="0D2040" w:color="0D2040" w:val="solid"/>
+          </w:tcPr>
+          <w:p>
+            <w:pPr>
+              <w:spacing w:after="90" w:before="90"/>
+            </w:pPr>
+            <w:r>
+              <w:t xml:space="preserve">  </w:t>
+            </w:r>
+            <w:r>
+              <w:rPr>
+                <w:b/>
+                <w:bCs/>
+                <w:color w:val="14B8A6"/>
                 <w:sz w:val="18"/>
                 <w:szCs w:val="18"/>
               </w:rPr>
@@ -4869,12 +5746,16 @@
         </w:tc>
         <w:tc>
           <w:tcPr>
-            <w:tcW w:type="pct" w:w="78%"/>
-          </w:tcPr>
-          <w:p>
-            <w:pPr>
-              <w:spacing w:after="80" w:before="80"/>
-            </w:pPr>
+            <w:tcW w:type="pct" w:w="80%"/>
+            <w:shd w:fill="112240" w:color="112240" w:val="solid"/>
+          </w:tcPr>
+          <w:p>
+            <w:pPr>
+              <w:spacing w:after="90" w:before="90"/>
+            </w:pPr>
+            <w:r>
+              <w:t xml:space="preserve">  </w:t>
+            </w:r>
             <w:r>
               <w:rPr>
                 <w:color w:val="E2E8F0"/>
@@ -4889,28 +5770,28 @@
     </w:tbl>
     <w:p>
       <w:pPr>
-        <w:spacing w:after="80" w:before="60"/>
+        <w:spacing w:after="100" w:before="80"/>
       </w:pPr>
     </w:p>
     <w:p>
       <w:pPr>
         <w:pStyle w:val="Heading3"/>
-        <w:spacing w:after="100" w:before="280"/>
-      </w:pPr>
-      <w:r>
-        <w:rPr>
-          <w:b/>
-          <w:bCs/>
-          <w:color w:val="E2E8F0"/>
-          <w:sz w:val="26"/>
-          <w:szCs w:val="26"/>
+        <w:spacing w:after="100" w:before="260"/>
+      </w:pPr>
+      <w:r>
+        <w:rPr>
+          <w:b/>
+          <w:bCs/>
+          <w:color w:val="38BDF8"/>
+          <w:sz w:val="24"/>
+          <w:szCs w:val="24"/>
         </w:rPr>
         <w:t xml:space="preserve">Description</w:t>
       </w:r>
     </w:p>
     <w:p>
       <w:pPr>
-        <w:spacing w:after="120"/>
+        <w:spacing w:after="100"/>
       </w:pPr>
       <w:r>
         <w:rPr>
@@ -4923,21 +5804,21 @@
     </w:p>
     <w:p>
       <w:pPr>
-        <w:spacing w:after="40" w:before="40"/>
+        <w:spacing w:after="60" w:before="40"/>
       </w:pPr>
     </w:p>
     <w:p>
       <w:pPr>
         <w:pStyle w:val="Heading3"/>
-        <w:spacing w:after="100" w:before="280"/>
-      </w:pPr>
-      <w:r>
-        <w:rPr>
-          <w:b/>
-          <w:bCs/>
-          <w:color w:val="E2E8F0"/>
-          <w:sz w:val="26"/>
-          <w:szCs w:val="26"/>
+        <w:spacing w:after="100" w:before="260"/>
+      </w:pPr>
+      <w:r>
+        <w:rPr>
+          <w:b/>
+          <w:bCs/>
+          <w:color w:val="38BDF8"/>
+          <w:sz w:val="24"/>
+          <w:szCs w:val="24"/>
         </w:rPr>
         <w:t xml:space="preserve">What Users See</w:t>
       </w:r>
@@ -4953,7 +5834,7 @@
       </w:pPr>
       <w:r>
         <w:rPr>
-          <w:color w:val="A0AEC0"/>
+          <w:color w:val="CBD5E1"/>
           <w:sz w:val="19"/>
           <w:szCs w:val="19"/>
         </w:rPr>
@@ -4971,7 +5852,7 @@
       </w:pPr>
       <w:r>
         <w:rPr>
-          <w:color w:val="A0AEC0"/>
+          <w:color w:val="CBD5E1"/>
           <w:sz w:val="19"/>
           <w:szCs w:val="19"/>
         </w:rPr>
@@ -4989,7 +5870,7 @@
       </w:pPr>
       <w:r>
         <w:rPr>
-          <w:color w:val="A0AEC0"/>
+          <w:color w:val="CBD5E1"/>
           <w:sz w:val="19"/>
           <w:szCs w:val="19"/>
         </w:rPr>
@@ -5007,7 +5888,7 @@
       </w:pPr>
       <w:r>
         <w:rPr>
-          <w:color w:val="A0AEC0"/>
+          <w:color w:val="CBD5E1"/>
           <w:sz w:val="19"/>
           <w:szCs w:val="19"/>
         </w:rPr>
@@ -5025,7 +5906,7 @@
       </w:pPr>
       <w:r>
         <w:rPr>
-          <w:color w:val="A0AEC0"/>
+          <w:color w:val="CBD5E1"/>
           <w:sz w:val="19"/>
           <w:szCs w:val="19"/>
         </w:rPr>
@@ -5034,37 +5915,37 @@
     </w:p>
     <w:p>
       <w:pPr>
-        <w:spacing w:after="40" w:before="40"/>
+        <w:spacing w:after="60" w:before="40"/>
       </w:pPr>
     </w:p>
     <w:p>
       <w:pPr>
         <w:pStyle w:val="Heading3"/>
-        <w:spacing w:after="100" w:before="280"/>
-      </w:pPr>
-      <w:r>
-        <w:rPr>
-          <w:b/>
-          <w:bCs/>
-          <w:color w:val="E2E8F0"/>
-          <w:sz w:val="26"/>
-          <w:szCs w:val="26"/>
-        </w:rPr>
-        <w:t xml:space="preserve">Sippy API Methods Used</w:t>
-      </w:r>
-    </w:p>
-    <w:p>
-      <w:pPr>
-        <w:pStyle w:val="ListParagraph"/>
-        <w:numPr>
-          <w:ilvl w:val="0"/>
-          <w:numId w:val="1"/>
-        </w:numPr>
-        <w:spacing w:after="70"/>
-      </w:pPr>
-      <w:r>
-        <w:rPr>
-          <w:color w:val="06B6D4"/>
+        <w:spacing w:after="100" w:before="260"/>
+      </w:pPr>
+      <w:r>
+        <w:rPr>
+          <w:b/>
+          <w:bCs/>
+          <w:color w:val="38BDF8"/>
+          <w:sz w:val="24"/>
+          <w:szCs w:val="24"/>
+        </w:rPr>
+        <w:t xml:space="preserve">Sippy API Methods</w:t>
+      </w:r>
+    </w:p>
+    <w:p>
+      <w:pPr>
+        <w:pStyle w:val="ListParagraph"/>
+        <w:numPr>
+          <w:ilvl w:val="0"/>
+          <w:numId w:val="1"/>
+        </w:numPr>
+        <w:spacing w:after="70"/>
+      </w:pPr>
+      <w:r>
+        <w:rPr>
+          <w:color w:val="38BDF8"/>
           <w:sz w:val="19"/>
           <w:szCs w:val="19"/>
         </w:rPr>
@@ -5082,7 +5963,7 @@
       </w:pPr>
       <w:r>
         <w:rPr>
-          <w:color w:val="06B6D4"/>
+          <w:color w:val="38BDF8"/>
           <w:sz w:val="19"/>
           <w:szCs w:val="19"/>
         </w:rPr>
@@ -5091,21 +5972,21 @@
     </w:p>
     <w:p>
       <w:pPr>
-        <w:spacing w:after="40" w:before="40"/>
+        <w:spacing w:after="60" w:before="40"/>
       </w:pPr>
     </w:p>
     <w:p>
       <w:pPr>
         <w:pStyle w:val="Heading3"/>
-        <w:spacing w:after="100" w:before="280"/>
-      </w:pPr>
-      <w:r>
-        <w:rPr>
-          <w:b/>
-          <w:bCs/>
-          <w:color w:val="E2E8F0"/>
-          <w:sz w:val="26"/>
-          <w:szCs w:val="26"/>
+        <w:spacing w:after="100" w:before="260"/>
+      </w:pPr>
+      <w:r>
+        <w:rPr>
+          <w:b/>
+          <w:bCs/>
+          <w:color w:val="38BDF8"/>
+          <w:sz w:val="24"/>
+          <w:szCs w:val="24"/>
         </w:rPr>
         <w:t xml:space="preserve">Local Database / Cache</w:t>
       </w:r>
@@ -5121,7 +6002,7 @@
       </w:pPr>
       <w:r>
         <w:rPr>
-          <w:color w:val="A855F7"/>
+          <w:color w:val="14B8A6"/>
           <w:sz w:val="19"/>
           <w:szCs w:val="19"/>
         </w:rPr>
@@ -5131,14 +6012,14 @@
     <w:p>
       <w:pPr>
         <w:pBdr>
-          <w:bottom w:val="single" w:color="4A5568" w:sz="6" w:space="1"/>
+          <w:bottom w:val="single" w:color="1E3A5F" w:sz="6" w:space="1"/>
         </w:pBdr>
-        <w:spacing w:after="160" w:before="160"/>
-      </w:pPr>
-    </w:p>
-    <w:p>
-      <w:pPr>
-        <w:spacing w:after="60" w:before="160"/>
+        <w:spacing w:after="200" w:before="200"/>
+      </w:pPr>
+    </w:p>
+    <w:p>
+      <w:pPr>
+        <w:spacing w:after="40" w:before="120"/>
       </w:pPr>
     </w:p>
     <w:p>
@@ -5150,38 +6031,25 @@
           <w:b/>
           <w:bCs/>
           <w:color w:val="FFD700"/>
-          <w:sz w:val="38"/>
-          <w:szCs w:val="38"/>
-        </w:rPr>
-        <w:t xml:space="preserve">9. </w:t>
+          <w:sz w:val="40"/>
+          <w:szCs w:val="40"/>
+        </w:rPr>
+        <w:t xml:space="preserve">9.  </w:t>
       </w:r>
       <w:r>
         <w:rPr>
           <w:b/>
           <w:bCs/>
           <w:color w:val="FFFFFF"/>
-          <w:sz w:val="38"/>
-          <w:szCs w:val="38"/>
+          <w:sz w:val="40"/>
+          <w:szCs w:val="40"/>
         </w:rPr>
         <w:t xml:space="preserve">Prefix Coverage Checker (Bulk)</w:t>
       </w:r>
-      <w:r>
-        <w:t xml:space="preserve">  </w:t>
-      </w:r>
-      <w:r>
-        <w:rPr>
-          <w:b/>
-          <w:bCs/>
-          <w:color w:val="F43F5E"/>
-          <w:sz w:val="18"/>
-          <w:szCs w:val="18"/>
-        </w:rPr>
-        <w:t xml:space="preserve">○ PLANNED</w:t>
-      </w:r>
-    </w:p>
-    <w:p>
-      <w:pPr>
-        <w:spacing w:after="120"/>
+    </w:p>
+    <w:p>
+      <w:pPr>
+        <w:spacing w:after="80" w:before="0"/>
       </w:pPr>
       <w:r>
         <w:rPr>
@@ -5193,20 +6061,33 @@
         </w:rPr>
         <w:t xml:space="preserve">Upload a list of numbers and see which ones have a route and at what cost</w:t>
       </w:r>
-    </w:p>
-    <w:p>
-      <w:pPr>
-        <w:spacing w:after="40" w:before="40"/>
+      <w:r>
+        <w:t xml:space="preserve">    </w:t>
+      </w:r>
+      <w:r>
+        <w:rPr>
+          <w:b/>
+          <w:bCs/>
+          <w:color w:val="F43F5E"/>
+          <w:sz w:val="18"/>
+          <w:szCs w:val="18"/>
+        </w:rPr>
+        <w:t xml:space="preserve">○ PLANNED</w:t>
+      </w:r>
+    </w:p>
+    <w:p>
+      <w:pPr>
+        <w:spacing w:after="80" w:before="20"/>
       </w:pPr>
     </w:p>
     <w:tbl>
       <w:tblPr>
         <w:tblW w:type="pct" w:w="100%"/>
         <w:tblBorders>
-          <w:top w:val="single" w:color="4A5568" w:sz="4"/>
-          <w:left w:val="single" w:color="4A5568" w:sz="4"/>
-          <w:bottom w:val="single" w:color="4A5568" w:sz="4"/>
-          <w:right w:val="single" w:color="4A5568" w:sz="4"/>
+          <w:top w:val="single" w:color="1E3A5F" w:sz="4"/>
+          <w:left w:val="single" w:color="1E3A5F" w:sz="4"/>
+          <w:bottom w:val="single" w:color="1E3A5F" w:sz="4"/>
+          <w:right w:val="single" w:color="1E3A5F" w:sz="4"/>
           <w:insideH w:val="single" w:color="auto" w:sz="4"/>
           <w:insideV w:val="single" w:color="auto" w:sz="4"/>
         </w:tblBorders>
@@ -5218,18 +6099,21 @@
       <w:tr>
         <w:tc>
           <w:tcPr>
-            <w:tcW w:type="pct" w:w="22%"/>
-            <w:shd w:fill="1A2233" w:color="1A2233" w:val="solid"/>
-          </w:tcPr>
-          <w:p>
-            <w:pPr>
-              <w:spacing w:after="80" w:before="80"/>
-            </w:pPr>
-            <w:r>
-              <w:rPr>
-                <w:b/>
-                <w:bCs/>
-                <w:color w:val="00D4FF"/>
+            <w:tcW w:type="pct" w:w="20%"/>
+            <w:shd w:fill="0D2040" w:color="0D2040" w:val="solid"/>
+          </w:tcPr>
+          <w:p>
+            <w:pPr>
+              <w:spacing w:after="90" w:before="90"/>
+            </w:pPr>
+            <w:r>
+              <w:t xml:space="preserve">  </w:t>
+            </w:r>
+            <w:r>
+              <w:rPr>
+                <w:b/>
+                <w:bCs/>
+                <w:color w:val="14B8A6"/>
                 <w:sz w:val="18"/>
                 <w:szCs w:val="18"/>
               </w:rPr>
@@ -5239,19 +6123,23 @@
         </w:tc>
         <w:tc>
           <w:tcPr>
-            <w:tcW w:type="pct" w:w="78%"/>
-          </w:tcPr>
-          <w:p>
-            <w:pPr>
-              <w:spacing w:after="80" w:before="80"/>
-            </w:pPr>
+            <w:tcW w:type="pct" w:w="80%"/>
+            <w:shd w:fill="112240" w:color="112240" w:val="solid"/>
+          </w:tcPr>
+          <w:p>
+            <w:pPr>
+              <w:spacing w:after="90" w:before="90"/>
+            </w:pPr>
+            <w:r>
+              <w:t xml:space="preserve">  </w:t>
+            </w:r>
             <w:r>
               <w:rPr>
                 <w:color w:val="E2E8F0"/>
                 <w:sz w:val="18"/>
                 <w:szCs w:val="18"/>
               </w:rPr>
-              <w:t xml:space="preserve">Medium Value</w:t>
+              <w:t xml:space="preserve">Medium Value — primarily frontend-driven</w:t>
             </w:r>
           </w:p>
         </w:tc>
@@ -5259,18 +6147,21 @@
       <w:tr>
         <w:tc>
           <w:tcPr>
-            <w:tcW w:type="pct" w:w="22%"/>
-            <w:shd w:fill="1A2233" w:color="1A2233" w:val="solid"/>
-          </w:tcPr>
-          <w:p>
-            <w:pPr>
-              <w:spacing w:after="80" w:before="80"/>
-            </w:pPr>
-            <w:r>
-              <w:rPr>
-                <w:b/>
-                <w:bCs/>
-                <w:color w:val="00D4FF"/>
+            <w:tcW w:type="pct" w:w="20%"/>
+            <w:shd w:fill="0D2040" w:color="0D2040" w:val="solid"/>
+          </w:tcPr>
+          <w:p>
+            <w:pPr>
+              <w:spacing w:after="90" w:before="90"/>
+            </w:pPr>
+            <w:r>
+              <w:t xml:space="preserve">  </w:t>
+            </w:r>
+            <w:r>
+              <w:rPr>
+                <w:b/>
+                <w:bCs/>
+                <w:color w:val="14B8A6"/>
                 <w:sz w:val="18"/>
                 <w:szCs w:val="18"/>
               </w:rPr>
@@ -5280,19 +6171,23 @@
         </w:tc>
         <w:tc>
           <w:tcPr>
-            <w:tcW w:type="pct" w:w="78%"/>
-          </w:tcPr>
-          <w:p>
-            <w:pPr>
-              <w:spacing w:after="80" w:before="80"/>
-            </w:pPr>
+            <w:tcW w:type="pct" w:w="80%"/>
+            <w:shd w:fill="112240" w:color="112240" w:val="solid"/>
+          </w:tcPr>
+          <w:p>
+            <w:pPr>
+              <w:spacing w:after="90" w:before="90"/>
+            </w:pPr>
+            <w:r>
+              <w:t xml:space="preserve">  </w:t>
+            </w:r>
             <w:r>
               <w:rPr>
                 <w:color w:val="E2E8F0"/>
                 <w:sz w:val="18"/>
                 <w:szCs w:val="18"/>
               </w:rPr>
-              <w:t xml:space="preserve">Planned</w:t>
+              <w:t xml:space="preserve">Planned — not yet started</w:t>
             </w:r>
           </w:p>
         </w:tc>
@@ -5300,18 +6195,21 @@
       <w:tr>
         <w:tc>
           <w:tcPr>
-            <w:tcW w:type="pct" w:w="22%"/>
-            <w:shd w:fill="1A2233" w:color="1A2233" w:val="solid"/>
-          </w:tcPr>
-          <w:p>
-            <w:pPr>
-              <w:spacing w:after="80" w:before="80"/>
-            </w:pPr>
-            <w:r>
-              <w:rPr>
-                <w:b/>
-                <w:bCs/>
-                <w:color w:val="00D4FF"/>
+            <w:tcW w:type="pct" w:w="20%"/>
+            <w:shd w:fill="0D2040" w:color="0D2040" w:val="solid"/>
+          </w:tcPr>
+          <w:p>
+            <w:pPr>
+              <w:spacing w:after="90" w:before="90"/>
+            </w:pPr>
+            <w:r>
+              <w:t xml:space="preserve">  </w:t>
+            </w:r>
+            <w:r>
+              <w:rPr>
+                <w:b/>
+                <w:bCs/>
+                <w:color w:val="14B8A6"/>
                 <w:sz w:val="18"/>
                 <w:szCs w:val="18"/>
               </w:rPr>
@@ -5321,12 +6219,16 @@
         </w:tc>
         <w:tc>
           <w:tcPr>
-            <w:tcW w:type="pct" w:w="78%"/>
-          </w:tcPr>
-          <w:p>
-            <w:pPr>
-              <w:spacing w:after="80" w:before="80"/>
-            </w:pPr>
+            <w:tcW w:type="pct" w:w="80%"/>
+            <w:shd w:fill="112240" w:color="112240" w:val="solid"/>
+          </w:tcPr>
+          <w:p>
+            <w:pPr>
+              <w:spacing w:after="90" w:before="90"/>
+            </w:pPr>
+            <w:r>
+              <w:t xml:space="preserve">  </w:t>
+            </w:r>
             <w:r>
               <w:rPr>
                 <w:color w:val="E2E8F0"/>
@@ -5341,18 +6243,21 @@
       <w:tr>
         <w:tc>
           <w:tcPr>
-            <w:tcW w:type="pct" w:w="22%"/>
-            <w:shd w:fill="1A2233" w:color="1A2233" w:val="solid"/>
-          </w:tcPr>
-          <w:p>
-            <w:pPr>
-              <w:spacing w:after="80" w:before="80"/>
-            </w:pPr>
-            <w:r>
-              <w:rPr>
-                <w:b/>
-                <w:bCs/>
-                <w:color w:val="00D4FF"/>
+            <w:tcW w:type="pct" w:w="20%"/>
+            <w:shd w:fill="0D2040" w:color="0D2040" w:val="solid"/>
+          </w:tcPr>
+          <w:p>
+            <w:pPr>
+              <w:spacing w:after="90" w:before="90"/>
+            </w:pPr>
+            <w:r>
+              <w:t xml:space="preserve">  </w:t>
+            </w:r>
+            <w:r>
+              <w:rPr>
+                <w:b/>
+                <w:bCs/>
+                <w:color w:val="14B8A6"/>
                 <w:sz w:val="18"/>
                 <w:szCs w:val="18"/>
               </w:rPr>
@@ -5362,12 +6267,16 @@
         </w:tc>
         <w:tc>
           <w:tcPr>
-            <w:tcW w:type="pct" w:w="78%"/>
-          </w:tcPr>
-          <w:p>
-            <w:pPr>
-              <w:spacing w:after="80" w:before="80"/>
-            </w:pPr>
+            <w:tcW w:type="pct" w:w="80%"/>
+            <w:shd w:fill="112240" w:color="112240" w:val="solid"/>
+          </w:tcPr>
+          <w:p>
+            <w:pPr>
+              <w:spacing w:after="90" w:before="90"/>
+            </w:pPr>
+            <w:r>
+              <w:t xml:space="preserve">  </w:t>
+            </w:r>
             <w:r>
               <w:rPr>
                 <w:color w:val="E2E8F0"/>
@@ -5382,28 +6291,28 @@
     </w:tbl>
     <w:p>
       <w:pPr>
-        <w:spacing w:after="80" w:before="60"/>
+        <w:spacing w:after="100" w:before="80"/>
       </w:pPr>
     </w:p>
     <w:p>
       <w:pPr>
         <w:pStyle w:val="Heading3"/>
-        <w:spacing w:after="100" w:before="280"/>
-      </w:pPr>
-      <w:r>
-        <w:rPr>
-          <w:b/>
-          <w:bCs/>
-          <w:color w:val="E2E8F0"/>
-          <w:sz w:val="26"/>
-          <w:szCs w:val="26"/>
+        <w:spacing w:after="100" w:before="260"/>
+      </w:pPr>
+      <w:r>
+        <w:rPr>
+          <w:b/>
+          <w:bCs/>
+          <w:color w:val="38BDF8"/>
+          <w:sz w:val="24"/>
+          <w:szCs w:val="24"/>
         </w:rPr>
         <w:t xml:space="preserve">Description</w:t>
       </w:r>
     </w:p>
     <w:p>
       <w:pPr>
-        <w:spacing w:after="120"/>
+        <w:spacing w:after="100"/>
       </w:pPr>
       <w:r>
         <w:rPr>
@@ -5416,225 +6325,240 @@
     </w:p>
     <w:p>
       <w:pPr>
-        <w:spacing w:after="40" w:before="40"/>
+        <w:spacing w:after="60" w:before="40"/>
       </w:pPr>
     </w:p>
     <w:p>
       <w:pPr>
         <w:pStyle w:val="Heading3"/>
-        <w:spacing w:after="100" w:before="280"/>
-      </w:pPr>
-      <w:r>
-        <w:rPr>
-          <w:b/>
-          <w:bCs/>
-          <w:color w:val="E2E8F0"/>
+        <w:spacing w:after="100" w:before="260"/>
+      </w:pPr>
+      <w:r>
+        <w:rPr>
+          <w:b/>
+          <w:bCs/>
+          <w:color w:val="38BDF8"/>
+          <w:sz w:val="24"/>
+          <w:szCs w:val="24"/>
+        </w:rPr>
+        <w:t xml:space="preserve">What Users See</w:t>
+      </w:r>
+    </w:p>
+    <w:p>
+      <w:pPr>
+        <w:pStyle w:val="ListParagraph"/>
+        <w:numPr>
+          <w:ilvl w:val="0"/>
+          <w:numId w:val="1"/>
+        </w:numPr>
+        <w:spacing w:after="70"/>
+      </w:pPr>
+      <w:r>
+        <w:rPr>
+          <w:color w:val="CBD5E1"/>
+          <w:sz w:val="19"/>
+          <w:szCs w:val="19"/>
+        </w:rPr>
+        <w:t xml:space="preserve">Paste area or file upload (up to 500 numbers)</w:t>
+      </w:r>
+    </w:p>
+    <w:p>
+      <w:pPr>
+        <w:pStyle w:val="ListParagraph"/>
+        <w:numPr>
+          <w:ilvl w:val="0"/>
+          <w:numId w:val="1"/>
+        </w:numPr>
+        <w:spacing w:after="70"/>
+      </w:pPr>
+      <w:r>
+        <w:rPr>
+          <w:color w:val="CBD5E1"/>
+          <w:sz w:val="19"/>
+          <w:szCs w:val="19"/>
+        </w:rPr>
+        <w:t xml:space="preserve">Per-number table: Matched Prefix / Vendor / Rate / Backup</w:t>
+      </w:r>
+    </w:p>
+    <w:p>
+      <w:pPr>
+        <w:pStyle w:val="ListParagraph"/>
+        <w:numPr>
+          <w:ilvl w:val="0"/>
+          <w:numId w:val="1"/>
+        </w:numPr>
+        <w:spacing w:after="70"/>
+      </w:pPr>
+      <w:r>
+        <w:rPr>
+          <w:color w:val="CBD5E1"/>
+          <w:sz w:val="19"/>
+          <w:szCs w:val="19"/>
+        </w:rPr>
+        <w:t xml:space="preserve">Unroutable numbers highlighted in red</w:t>
+      </w:r>
+    </w:p>
+    <w:p>
+      <w:pPr>
+        <w:pStyle w:val="ListParagraph"/>
+        <w:numPr>
+          <w:ilvl w:val="0"/>
+          <w:numId w:val="1"/>
+        </w:numPr>
+        <w:spacing w:after="70"/>
+      </w:pPr>
+      <w:r>
+        <w:rPr>
+          <w:color w:val="CBD5E1"/>
+          <w:sz w:val="19"/>
+          <w:szCs w:val="19"/>
+        </w:rPr>
+        <w:t xml:space="preserve">Single-vendor coverage (no backup) in amber</w:t>
+      </w:r>
+    </w:p>
+    <w:p>
+      <w:pPr>
+        <w:pStyle w:val="ListParagraph"/>
+        <w:numPr>
+          <w:ilvl w:val="0"/>
+          <w:numId w:val="1"/>
+        </w:numPr>
+        <w:spacing w:after="70"/>
+      </w:pPr>
+      <w:r>
+        <w:rPr>
+          <w:color w:val="CBD5E1"/>
+          <w:sz w:val="19"/>
+          <w:szCs w:val="19"/>
+        </w:rPr>
+        <w:t xml:space="preserve">Export to CSV / XLSX</w:t>
+      </w:r>
+    </w:p>
+    <w:p>
+      <w:pPr>
+        <w:spacing w:after="60" w:before="40"/>
+      </w:pPr>
+    </w:p>
+    <w:p>
+      <w:pPr>
+        <w:pStyle w:val="Heading3"/>
+        <w:spacing w:after="100" w:before="260"/>
+      </w:pPr>
+      <w:r>
+        <w:rPr>
+          <w:b/>
+          <w:bCs/>
+          <w:color w:val="38BDF8"/>
+          <w:sz w:val="24"/>
+          <w:szCs w:val="24"/>
+        </w:rPr>
+        <w:t xml:space="preserve">Sippy API Methods</w:t>
+      </w:r>
+    </w:p>
+    <w:p>
+      <w:pPr>
+        <w:pStyle w:val="ListParagraph"/>
+        <w:numPr>
+          <w:ilvl w:val="0"/>
+          <w:numId w:val="1"/>
+        </w:numPr>
+        <w:spacing w:after="70"/>
+      </w:pPr>
+      <w:r>
+        <w:rPr>
+          <w:color w:val="38BDF8"/>
+          <w:sz w:val="19"/>
+          <w:szCs w:val="19"/>
+        </w:rPr>
+        <w:t xml:space="preserve">listDestinationSetRoutes(i_destination_set) — prefix matching done locally</w:t>
+      </w:r>
+    </w:p>
+    <w:p>
+      <w:pPr>
+        <w:spacing w:after="60" w:before="40"/>
+      </w:pPr>
+    </w:p>
+    <w:p>
+      <w:pPr>
+        <w:pStyle w:val="Heading3"/>
+        <w:spacing w:after="100" w:before="260"/>
+      </w:pPr>
+      <w:r>
+        <w:rPr>
+          <w:b/>
+          <w:bCs/>
+          <w:color w:val="38BDF8"/>
+          <w:sz w:val="24"/>
+          <w:szCs w:val="24"/>
+        </w:rPr>
+        <w:t xml:space="preserve">Local Database / Cache</w:t>
+      </w:r>
+    </w:p>
+    <w:p>
+      <w:pPr>
+        <w:pStyle w:val="ListParagraph"/>
+        <w:numPr>
+          <w:ilvl w:val="0"/>
+          <w:numId w:val="1"/>
+        </w:numPr>
+        <w:spacing w:after="70"/>
+      </w:pPr>
+      <w:r>
+        <w:rPr>
+          <w:color w:val="14B8A6"/>
+          <w:sz w:val="19"/>
+          <w:szCs w:val="19"/>
+        </w:rPr>
+        <w:t xml:space="preserve">destination_sets_cache + connection_vendor_cache2 + rate_cards</w:t>
+      </w:r>
+    </w:p>
+    <w:p>
+      <w:pPr>
+        <w:pBdr>
+          <w:bottom w:val="single" w:color="1E3A5F" w:sz="6" w:space="1"/>
+        </w:pBdr>
+        <w:spacing w:after="200" w:before="200"/>
+      </w:pPr>
+    </w:p>
+    <w:p>
+      <w:pPr>
+        <w:shd w:fill="0D2040" w:color="0D2040" w:val="solid"/>
+        <w:spacing w:after="0" w:before="400"/>
+      </w:pPr>
+      <w:r>
+        <w:t xml:space="preserve">  </w:t>
+      </w:r>
+      <w:r>
+        <w:rPr>
+          <w:b/>
+          <w:bCs/>
+          <w:color w:val="00D4FF"/>
           <w:sz w:val="26"/>
           <w:szCs w:val="26"/>
         </w:rPr>
-        <w:t xml:space="preserve">What Users See</w:t>
-      </w:r>
-    </w:p>
-    <w:p>
-      <w:pPr>
-        <w:pStyle w:val="ListParagraph"/>
-        <w:numPr>
-          <w:ilvl w:val="0"/>
-          <w:numId w:val="1"/>
-        </w:numPr>
-        <w:spacing w:after="70"/>
-      </w:pPr>
-      <w:r>
-        <w:rPr>
-          <w:color w:val="A0AEC0"/>
-          <w:sz w:val="19"/>
-          <w:szCs w:val="19"/>
-        </w:rPr>
-        <w:t xml:space="preserve">Paste area or file upload (up to 500 numbers)</w:t>
-      </w:r>
-    </w:p>
-    <w:p>
-      <w:pPr>
-        <w:pStyle w:val="ListParagraph"/>
-        <w:numPr>
-          <w:ilvl w:val="0"/>
-          <w:numId w:val="1"/>
-        </w:numPr>
-        <w:spacing w:after="70"/>
-      </w:pPr>
-      <w:r>
-        <w:rPr>
-          <w:color w:val="A0AEC0"/>
-          <w:sz w:val="19"/>
-          <w:szCs w:val="19"/>
-        </w:rPr>
-        <w:t xml:space="preserve">Per-number table: Matched Prefix / Vendor / Rate / Backup</w:t>
-      </w:r>
-    </w:p>
-    <w:p>
-      <w:pPr>
-        <w:pStyle w:val="ListParagraph"/>
-        <w:numPr>
-          <w:ilvl w:val="0"/>
-          <w:numId w:val="1"/>
-        </w:numPr>
-        <w:spacing w:after="70"/>
-      </w:pPr>
-      <w:r>
-        <w:rPr>
-          <w:color w:val="A0AEC0"/>
-          <w:sz w:val="19"/>
-          <w:szCs w:val="19"/>
-        </w:rPr>
-        <w:t xml:space="preserve">Unroutable numbers highlighted in red</w:t>
-      </w:r>
-    </w:p>
-    <w:p>
-      <w:pPr>
-        <w:pStyle w:val="ListParagraph"/>
-        <w:numPr>
-          <w:ilvl w:val="0"/>
-          <w:numId w:val="1"/>
-        </w:numPr>
-        <w:spacing w:after="70"/>
-      </w:pPr>
-      <w:r>
-        <w:rPr>
-          <w:color w:val="A0AEC0"/>
-          <w:sz w:val="19"/>
-          <w:szCs w:val="19"/>
-        </w:rPr>
-        <w:t xml:space="preserve">Single-vendor coverage (no backup) in amber</w:t>
-      </w:r>
-    </w:p>
-    <w:p>
-      <w:pPr>
-        <w:pStyle w:val="ListParagraph"/>
-        <w:numPr>
-          <w:ilvl w:val="0"/>
-          <w:numId w:val="1"/>
-        </w:numPr>
-        <w:spacing w:after="70"/>
-      </w:pPr>
-      <w:r>
-        <w:rPr>
-          <w:color w:val="A0AEC0"/>
-          <w:sz w:val="19"/>
-          <w:szCs w:val="19"/>
-        </w:rPr>
-        <w:t xml:space="preserve">Export to CSV / XLSX</w:t>
-      </w:r>
-    </w:p>
-    <w:p>
-      <w:pPr>
-        <w:spacing w:after="40" w:before="40"/>
-      </w:pPr>
-    </w:p>
-    <w:p>
-      <w:pPr>
-        <w:pStyle w:val="Heading3"/>
-        <w:spacing w:after="100" w:before="280"/>
-      </w:pPr>
-      <w:r>
-        <w:rPr>
-          <w:b/>
-          <w:bCs/>
-          <w:color w:val="E2E8F0"/>
-          <w:sz w:val="26"/>
-          <w:szCs w:val="26"/>
-        </w:rPr>
-        <w:t xml:space="preserve">Sippy API Methods Used</w:t>
-      </w:r>
-    </w:p>
-    <w:p>
-      <w:pPr>
-        <w:pStyle w:val="ListParagraph"/>
-        <w:numPr>
-          <w:ilvl w:val="0"/>
-          <w:numId w:val="1"/>
-        </w:numPr>
-        <w:spacing w:after="70"/>
-      </w:pPr>
-      <w:r>
-        <w:rPr>
-          <w:color w:val="06B6D4"/>
-          <w:sz w:val="19"/>
-          <w:szCs w:val="19"/>
-        </w:rPr>
-        <w:t xml:space="preserve">listDestinationSetRoutes(i_destination_set) — prefix matching done locally</w:t>
-      </w:r>
-    </w:p>
-    <w:p>
-      <w:pPr>
-        <w:spacing w:after="40" w:before="40"/>
-      </w:pPr>
-    </w:p>
-    <w:p>
-      <w:pPr>
-        <w:pStyle w:val="Heading3"/>
-        <w:spacing w:after="100" w:before="280"/>
-      </w:pPr>
-      <w:r>
-        <w:rPr>
-          <w:b/>
-          <w:bCs/>
-          <w:color w:val="E2E8F0"/>
-          <w:sz w:val="26"/>
-          <w:szCs w:val="26"/>
-        </w:rPr>
-        <w:t xml:space="preserve">Local Database / Cache</w:t>
-      </w:r>
-    </w:p>
-    <w:p>
-      <w:pPr>
-        <w:pStyle w:val="ListParagraph"/>
-        <w:numPr>
-          <w:ilvl w:val="0"/>
-          <w:numId w:val="1"/>
-        </w:numPr>
-        <w:spacing w:after="70"/>
-      </w:pPr>
-      <w:r>
-        <w:rPr>
-          <w:color w:val="A855F7"/>
-          <w:sz w:val="19"/>
-          <w:szCs w:val="19"/>
-        </w:rPr>
-        <w:t xml:space="preserve">destination_sets_cache + connection_vendor_cache2 + rate_cards</w:t>
-      </w:r>
-    </w:p>
-    <w:p>
-      <w:pPr>
-        <w:pBdr>
-          <w:bottom w:val="single" w:color="4A5568" w:sz="6" w:space="1"/>
-        </w:pBdr>
-        <w:spacing w:after="160" w:before="160"/>
-      </w:pPr>
-    </w:p>
-    <w:p>
-      <w:pPr>
-        <w:spacing w:after="80" w:before="200"/>
-      </w:pPr>
-    </w:p>
-    <w:p>
-      <w:pPr>
-        <w:pStyle w:val="Heading1"/>
-        <w:spacing w:after="180" w:before="520"/>
-      </w:pPr>
-      <w:r>
-        <w:rPr>
-          <w:b/>
-          <w:bCs/>
-          <w:color w:val="00D4FF"/>
-          <w:sz w:val="48"/>
-          <w:szCs w:val="48"/>
-        </w:rPr>
-        <w:t xml:space="preserve">Routing Cache Architecture</w:t>
-      </w:r>
-    </w:p>
-    <w:p>
-      <w:pPr>
-        <w:spacing w:after="120"/>
+        <w:t xml:space="preserve">ROUTING CACHE ARCHITECTURE</w:t>
+      </w:r>
+    </w:p>
+    <w:p>
+      <w:pPr>
+        <w:shd w:fill="0D2040" w:color="0D2040" w:val="solid"/>
+        <w:spacing w:after="220" w:before="0"/>
+      </w:pPr>
+      <w:r>
+        <w:t xml:space="preserve">  </w:t>
+      </w:r>
+      <w:r>
+        <w:rPr>
+          <w:color w:val="CBD5E1"/>
+          <w:sz w:val="18"/>
+          <w:szCs w:val="18"/>
+        </w:rPr>
+        <w:t xml:space="preserve">Shared foundation powering all 9 features</w:t>
+      </w:r>
+    </w:p>
+    <w:p>
+      <w:pPr>
+        <w:spacing w:after="140"/>
       </w:pPr>
       <w:r>
         <w:rPr>
@@ -5652,16 +6576,16 @@
     </w:p>
     <w:p>
       <w:pPr>
-        <w:pStyle w:val="Heading2"/>
-        <w:spacing w:after="140" w:before="400"/>
-      </w:pPr>
-      <w:r>
-        <w:rPr>
-          <w:b/>
-          <w:bCs/>
-          <w:color w:val="FFFFFF"/>
-          <w:sz w:val="34"/>
-          <w:szCs w:val="34"/>
+        <w:pStyle w:val="Heading3"/>
+        <w:spacing w:after="100" w:before="260"/>
+      </w:pPr>
+      <w:r>
+        <w:rPr>
+          <w:b/>
+          <w:bCs/>
+          <w:color w:val="38BDF8"/>
+          <w:sz w:val="24"/>
+          <w:szCs w:val="24"/>
         </w:rPr>
         <w:t xml:space="preserve">Cache Tables</w:t>
       </w:r>
@@ -5735,7 +6659,7 @@
           <w:sz w:val="19"/>
           <w:szCs w:val="19"/>
         </w:rPr>
-        <w:t xml:space="preserve">routing_cache_meta — last sync timestamp, status, row counts</w:t>
+        <w:t xml:space="preserve">routing_cache_meta — last sync timestamp, status, row counts per table</w:t>
       </w:r>
     </w:p>
     <w:p>
@@ -5745,16 +6669,16 @@
     </w:p>
     <w:p>
       <w:pPr>
-        <w:pStyle w:val="Heading2"/>
-        <w:spacing w:after="140" w:before="400"/>
-      </w:pPr>
-      <w:r>
-        <w:rPr>
-          <w:b/>
-          <w:bCs/>
-          <w:color w:val="FFFFFF"/>
-          <w:sz w:val="34"/>
-          <w:szCs w:val="34"/>
+        <w:pStyle w:val="Heading3"/>
+        <w:spacing w:after="100" w:before="260"/>
+      </w:pPr>
+      <w:r>
+        <w:rPr>
+          <w:b/>
+          <w:bCs/>
+          <w:color w:val="38BDF8"/>
+          <w:sz w:val="24"/>
+          <w:szCs w:val="24"/>
         </w:rPr>
         <w:t xml:space="preserve">Sync Lifecycle</w:t>
       </w:r>
@@ -5828,7 +6752,7 @@
           <w:sz w:val="19"/>
           <w:szCs w:val="19"/>
         </w:rPr>
-        <w:t xml:space="preserve">Status: GET /api/routing-cache/status — returns last_sync_at, counts, any error</w:t>
+        <w:t xml:space="preserve">Status: GET /api/routing-cache/status — returns last_sync_at, row counts, and any error</w:t>
       </w:r>
     </w:p>
     <w:p>
@@ -5838,23 +6762,23 @@
     </w:p>
     <w:p>
       <w:pPr>
-        <w:pStyle w:val="Heading2"/>
-        <w:spacing w:after="140" w:before="400"/>
-      </w:pPr>
-      <w:r>
-        <w:rPr>
-          <w:b/>
-          <w:bCs/>
-          <w:color w:val="FFFFFF"/>
-          <w:sz w:val="34"/>
-          <w:szCs w:val="34"/>
+        <w:pStyle w:val="Heading3"/>
+        <w:spacing w:after="100" w:before="260"/>
+      </w:pPr>
+      <w:r>
+        <w:rPr>
+          <w:b/>
+          <w:bCs/>
+          <w:color w:val="38BDF8"/>
+          <w:sz w:val="24"/>
+          <w:szCs w:val="24"/>
         </w:rPr>
         <w:t xml:space="preserve">UI Entry Point</w:t>
       </w:r>
     </w:p>
     <w:p>
       <w:pPr>
-        <w:spacing w:after="120"/>
+        <w:spacing w:after="100"/>
       </w:pPr>
       <w:r>
         <w:rPr>
@@ -5862,60 +6786,55 @@
           <w:sz w:val="20"/>
           <w:szCs w:val="20"/>
         </w:rPr>
-        <w:t xml:space="preserve">Settings → Administration → Routing Cache (/routing-manager)</w:t>
-      </w:r>
-    </w:p>
-    <w:p>
-      <w:pPr>
-        <w:spacing w:after="120"/>
-      </w:pPr>
-      <w:r>
-        <w:rPr>
-          <w:color w:val="A0AEC0"/>
+        <w:t xml:space="preserve">Settings → Administration → Routing Cache  ·  /routing-manager</w:t>
+      </w:r>
+    </w:p>
+    <w:p>
+      <w:pPr>
+        <w:spacing w:after="100"/>
+      </w:pPr>
+      <w:r>
+        <w:rPr>
+          <w:color w:val="CBD5E1"/>
           <w:sz w:val="20"/>
           <w:szCs w:val="20"/>
         </w:rPr>
-        <w:t xml:space="preserve">Three tabs: Routing Groups | Destination Sets | Connections</w:t>
-      </w:r>
-    </w:p>
-    <w:p>
-      <w:pPr>
-        <w:spacing w:after="100" w:before="200"/>
+        <w:t xml:space="preserve">Three tabs: Routing Groups  |  Destination Sets  |  Connections</w:t>
+      </w:r>
+    </w:p>
+    <w:p>
+      <w:pPr>
+        <w:spacing w:after="80" w:before="200"/>
       </w:pPr>
     </w:p>
     <w:p>
       <w:pPr>
         <w:pBdr>
-          <w:bottom w:val="single" w:color="00D4FF" w:sz="6" w:space="1"/>
+          <w:top w:val="single" w:color="00D4FF" w:sz="6"/>
         </w:pBdr>
-        <w:spacing w:after="160" w:before="160"/>
-      </w:pPr>
-    </w:p>
-    <w:p>
-      <w:pPr>
-        <w:spacing w:after="80" w:before="80"/>
-      </w:pPr>
-    </w:p>
-    <w:p>
-      <w:pPr>
-        <w:spacing w:after="120"/>
+        <w:spacing w:after="100" w:before="0"/>
+      </w:pPr>
+    </w:p>
+    <w:p>
+      <w:pPr>
+        <w:spacing w:after="100"/>
       </w:pPr>
       <w:r>
         <w:rPr>
           <w:i/>
           <w:iCs/>
-          <w:color w:val="4A5568"/>
+          <w:color w:val="475569"/>
           <w:sz w:val="17"/>
           <w:szCs w:val="17"/>
         </w:rPr>
-        <w:t xml:space="preserve">Document generated by Bitsauto Monitoring Platform  ·  4/23/2026, 9:36:13 AM</w:t>
+        <w:t xml:space="preserve">Document generated by Bitsauto Monitoring Platform  ·  5/22/2026, 11:44:46 AM</w:t>
       </w:r>
     </w:p>
     <w:sectPr>
       <w:headerReference w:type="default" r:id="rId7"/>
       <w:footerReference w:type="default" r:id="rId8"/>
       <w:pgSz w:w="11906" w:h="16838" w:orient="portrait"/>
-      <w:pgMar w:top="1440" w:right="1440" w:bottom="1440" w:left="1440" w:header="708" w:footer="708" w:gutter="0"/>
+      <w:pgMar w:top="1080" w:right="1080" w:bottom="1080" w:left="1080" w:header="708" w:footer="708" w:gutter="0"/>
       <w:pgNumType/>
       <w:docGrid w:linePitch="360"/>
     </w:sectPr>
@@ -5968,24 +6887,21 @@
 <w:ftr xmlns:wpc="http://schemas.microsoft.com/office/word/2010/wordprocessingCanvas" xmlns:mc="http://schemas.openxmlformats.org/markup-compatibility/2006" xmlns:o="urn:schemas-microsoft-com:office:office" xmlns:r="http://schemas.openxmlformats.org/officeDocument/2006/relationships" xmlns:m="http://schemas.openxmlformats.org/officeDocument/2006/math" xmlns:v="urn:schemas-microsoft-com:vml" xmlns:wp14="http://schemas.microsoft.com/office/word/2010/wordprocessingDrawing" xmlns:wp="http://schemas.openxmlformats.org/drawingml/2006/wordprocessingDrawing" xmlns:w10="urn:schemas-microsoft-com:office:word" xmlns:w="http://schemas.openxmlformats.org/wordprocessingml/2006/main" xmlns:w14="http://schemas.microsoft.com/office/word/2010/wordml" xmlns:w15="http://schemas.microsoft.com/office/word/2012/wordml" xmlns:wpg="http://schemas.microsoft.com/office/word/2010/wordprocessingGroup" xmlns:wpi="http://schemas.microsoft.com/office/word/2010/wordprocessingInk" xmlns:wne="http://schemas.microsoft.com/office/word/2006/wordml" xmlns:wps="http://schemas.microsoft.com/office/word/2010/wordprocessingShape">
   <w:p>
     <w:pPr>
+      <w:pBdr>
+        <w:top w:val="single" w:color="1E3A5F" w:sz="6"/>
+      </w:pBdr>
+      <w:spacing w:before="120"/>
       <w:jc w:val="center"/>
     </w:pPr>
     <w:r>
       <w:rPr>
-        <w:color w:val="4A5568"/>
+        <w:color w:val="475569"/>
         <w:sz w:val="16"/>
         <w:szCs w:val="16"/>
       </w:rPr>
-      <w:t xml:space="preserve">Confidential — Internal Use Only  ·  </w:t>
+      <w:t xml:space="preserve">Bitsauto Monitoring Platform  ·  Confidential — Internal Use Only  ·  Page </w:t>
     </w:r>
-    <w:r>
-      <w:rPr>
-        <w:color w:val="4A5568"/>
-        <w:sz w:val="16"/>
-        <w:szCs w:val="16"/>
-      </w:rPr>
-      <w:t xml:space="preserve">Generated 23/04/2026</w:t>
-    </w:r>
+    <w:pgNum/>
   </w:p>
 </w:ftr>
 </file>
@@ -6031,15 +6947,36 @@
 <w:hdr xmlns:wpc="http://schemas.microsoft.com/office/word/2010/wordprocessingCanvas" xmlns:mc="http://schemas.openxmlformats.org/markup-compatibility/2006" xmlns:o="urn:schemas-microsoft-com:office:office" xmlns:r="http://schemas.openxmlformats.org/officeDocument/2006/relationships" xmlns:m="http://schemas.openxmlformats.org/officeDocument/2006/math" xmlns:v="urn:schemas-microsoft-com:vml" xmlns:wp14="http://schemas.microsoft.com/office/word/2010/wordprocessingDrawing" xmlns:wp="http://schemas.openxmlformats.org/drawingml/2006/wordprocessingDrawing" xmlns:w10="urn:schemas-microsoft-com:office:word" xmlns:w="http://schemas.openxmlformats.org/wordprocessingml/2006/main" xmlns:w14="http://schemas.microsoft.com/office/word/2010/wordml" xmlns:w15="http://schemas.microsoft.com/office/word/2012/wordml" xmlns:wpg="http://schemas.microsoft.com/office/word/2010/wordprocessingGroup" xmlns:wpi="http://schemas.microsoft.com/office/word/2010/wordprocessingInk" xmlns:wne="http://schemas.microsoft.com/office/word/2006/wordml" xmlns:wps="http://schemas.microsoft.com/office/word/2010/wordprocessingShape" xmlns:cx="http://schemas.microsoft.com/office/drawing/2014/chartex" xmlns:cx1="http://schemas.microsoft.com/office/drawing/2015/9/8/chartex" xmlns:cx2="http://schemas.microsoft.com/office/drawing/2015/10/21/chartex" xmlns:cx3="http://schemas.microsoft.com/office/drawing/2016/5/9/chartex" xmlns:cx4="http://schemas.microsoft.com/office/drawing/2016/5/10/chartex" xmlns:cx5="http://schemas.microsoft.com/office/drawing/2016/5/11/chartex" xmlns:cx6="http://schemas.microsoft.com/office/drawing/2016/5/12/chartex" xmlns:cx7="http://schemas.microsoft.com/office/drawing/2016/5/13/chartex" xmlns:cx8="http://schemas.microsoft.com/office/drawing/2016/5/14/chartex" xmlns:w16cid="http://schemas.microsoft.com/office/word/2016/wordml/cid" xmlns:w16se="http://schemas.microsoft.com/office/word/2015/wordml/symex">
   <w:p>
     <w:pPr>
-      <w:jc w:val="right"/>
+      <w:pBdr>
+        <w:bottom w:val="single" w:color="1E3A5F" w:sz="6"/>
+      </w:pBdr>
+      <w:spacing w:after="120"/>
     </w:pPr>
     <w:r>
       <w:rPr>
-        <w:color w:val="4A5568"/>
-        <w:sz w:val="16"/>
-        <w:szCs w:val="16"/>
+        <w:b/>
+        <w:bCs/>
+        <w:color w:val="00D4FF"/>
+        <w:sz w:val="17"/>
+        <w:szCs w:val="17"/>
       </w:rPr>
-      <w:t xml:space="preserve">BITSAUTO MONITORING  ·  Routing Features Plan</w:t>
+      <w:t xml:space="preserve">BITSAUTO MONITORING PLATFORM</w:t>
+    </w:r>
+    <w:r>
+      <w:rPr>
+        <w:color w:val="475569"/>
+        <w:sz w:val="17"/>
+        <w:szCs w:val="17"/>
+      </w:rPr>
+      <w:t xml:space="preserve">   ·   Routing Features Plan   ·   </w:t>
+    </w:r>
+    <w:r>
+      <w:rPr>
+        <w:color w:val="94A3B8"/>
+        <w:sz w:val="17"/>
+        <w:szCs w:val="17"/>
+      </w:rPr>
+      <w:t xml:space="preserve">22 May 2026</w:t>
     </w:r>
   </w:p>
 </w:hdr>
@@ -6128,6 +7065,18 @@
       <w:lvlJc w:val="left"/>
       <w:pPr>
         <w:ind w:left="6480" w:hanging="360"/>
+      </w:pPr>
+    </w:lvl>
+  </w:abstractNum>
+  <w:abstractNum w:abstractNumId="2" w15:restartNumberingAfterBreak="0">
+    <w:multiLevelType w:val="hybridMultilevel"/>
+    <w:lvl w:ilvl="0" w15:tentative="1">
+      <w:start w:val="1"/>
+      <w:numFmt w:val="bullet"/>
+      <w:lvlText w:val="•"/>
+      <w:lvlJc w:val="left"/>
+      <w:pPr>
+        <w:ind w:left="360" w:hanging="260"/>
       </w:pPr>
     </w:lvl>
   </w:abstractNum>
